--- a/fuentes/CFA6_228146_DU.docx
+++ b/fuentes/CFA6_228146_DU.docx
@@ -1,6 +1,6 @@
 
 <file path=word/document.xml><?xml version="1.0" encoding="utf-8"?>
-<w:document xmlns:wpc="http://schemas.microsoft.com/office/word/2010/wordprocessingCanvas" xmlns:cx="http://schemas.microsoft.com/office/drawing/2014/chartex" xmlns:cx1="http://schemas.microsoft.com/office/drawing/2015/9/8/chartex" xmlns:cx2="http://schemas.microsoft.com/office/drawing/2015/10/21/chartex" xmlns:cx3="http://schemas.microsoft.com/office/drawing/2016/5/9/chartex" xmlns:cx4="http://schemas.microsoft.com/office/drawing/2016/5/10/chartex" xmlns:cx5="http://schemas.microsoft.com/office/drawing/2016/5/11/chartex" xmlns:cx6="http://schemas.microsoft.com/office/drawing/2016/5/12/chartex" xmlns:cx7="http://schemas.microsoft.com/office/drawing/2016/5/13/chartex" xmlns:cx8="http://schemas.microsoft.com/office/drawing/2016/5/14/chartex" xmlns:mc="http://schemas.openxmlformats.org/markup-compatibility/2006" xmlns:aink="http://schemas.microsoft.com/office/drawing/2016/ink" xmlns:am3d="http://schemas.microsoft.com/office/drawing/2017/model3d" xmlns:o="urn:schemas-microsoft-com:office:office" xmlns:r="http://schemas.openxmlformats.org/officeDocument/2006/relationships" xmlns:m="http://schemas.openxmlformats.org/officeDocument/2006/math" xmlns:v="urn:schemas-microsoft-com:vml" xmlns:wp14="http://schemas.microsoft.com/office/word/2010/wordprocessingDrawing" xmlns:wp="http://schemas.openxmlformats.org/drawingml/2006/wordprocessingDrawing" xmlns:w10="urn:schemas-microsoft-com:office:word" xmlns:w="http://schemas.openxmlformats.org/wordprocessingml/2006/main" xmlns:w14="http://schemas.microsoft.com/office/word/2010/wordml" xmlns:w15="http://schemas.microsoft.com/office/word/2012/wordml" xmlns:w16cid="http://schemas.microsoft.com/office/word/2016/wordml/cid" xmlns:w16se="http://schemas.microsoft.com/office/word/2015/wordml/symex" xmlns:wpg="http://schemas.microsoft.com/office/word/2010/wordprocessingGroup" xmlns:wpi="http://schemas.microsoft.com/office/word/2010/wordprocessingInk" xmlns:wne="http://schemas.microsoft.com/office/word/2006/wordml" xmlns:wps="http://schemas.microsoft.com/office/word/2010/wordprocessingShape" mc:Ignorable="w14 w15 w16se w16cid wp14">
+<w:document xmlns:wpc="http://schemas.microsoft.com/office/word/2010/wordprocessingCanvas" xmlns:cx="http://schemas.microsoft.com/office/drawing/2014/chartex" xmlns:cx1="http://schemas.microsoft.com/office/drawing/2015/9/8/chartex" xmlns:cx2="http://schemas.microsoft.com/office/drawing/2015/10/21/chartex" xmlns:cx3="http://schemas.microsoft.com/office/drawing/2016/5/9/chartex" xmlns:cx4="http://schemas.microsoft.com/office/drawing/2016/5/10/chartex" xmlns:cx5="http://schemas.microsoft.com/office/drawing/2016/5/11/chartex" xmlns:cx6="http://schemas.microsoft.com/office/drawing/2016/5/12/chartex" xmlns:cx7="http://schemas.microsoft.com/office/drawing/2016/5/13/chartex" xmlns:cx8="http://schemas.microsoft.com/office/drawing/2016/5/14/chartex" xmlns:mc="http://schemas.openxmlformats.org/markup-compatibility/2006" xmlns:aink="http://schemas.microsoft.com/office/drawing/2016/ink" xmlns:am3d="http://schemas.microsoft.com/office/drawing/2017/model3d" xmlns:o="urn:schemas-microsoft-com:office:office" xmlns:r="http://schemas.openxmlformats.org/officeDocument/2006/relationships" xmlns:m="http://schemas.openxmlformats.org/officeDocument/2006/math" xmlns:v="urn:schemas-microsoft-com:vml" xmlns:wp14="http://schemas.microsoft.com/office/word/2010/wordprocessingDrawing" xmlns:wp="http://schemas.openxmlformats.org/drawingml/2006/wordprocessingDrawing" xmlns:w10="urn:schemas-microsoft-com:office:word" xmlns:w="http://schemas.openxmlformats.org/wordprocessingml/2006/main" xmlns:w14="http://schemas.microsoft.com/office/word/2010/wordml" xmlns:w15="http://schemas.microsoft.com/office/word/2012/wordml" xmlns:w16cex="http://schemas.microsoft.com/office/word/2018/wordml/cex" xmlns:w16cid="http://schemas.microsoft.com/office/word/2016/wordml/cid" xmlns:w16="http://schemas.microsoft.com/office/word/2018/wordml" xmlns:w16sdtdh="http://schemas.microsoft.com/office/word/2020/wordml/sdtdatahash" xmlns:w16se="http://schemas.microsoft.com/office/word/2015/wordml/symex" xmlns:wpg="http://schemas.microsoft.com/office/word/2010/wordprocessingGroup" xmlns:wpi="http://schemas.microsoft.com/office/word/2010/wordprocessingInk" xmlns:wne="http://schemas.microsoft.com/office/word/2006/wordml" xmlns:wps="http://schemas.microsoft.com/office/word/2010/wordprocessingShape" mc:Ignorable="w14 w15 w16se w16cid w16 w16cex w16sdtdh wp14">
   <w:body>
     <w:p>
       <w:r>
@@ -40,7 +40,7 @@
                     </pic:cNvPicPr>
                   </pic:nvPicPr>
                   <pic:blipFill>
-                    <a:blip r:embed="rId8">
+                    <a:blip r:embed="rId11">
                       <a:extLst>
                         <a:ext uri="{28A0092B-C50C-407E-A947-70E740481C1C}">
                           <a14:useLocalDpi xmlns:a14="http://schemas.microsoft.com/office/drawing/2010/main" val="0"/>
@@ -213,7 +213,7 @@
               </wp:anchor>
             </w:drawing>
           </mc:Choice>
-          <mc:Fallback xmlns:w16sdtdh="http://schemas.microsoft.com/office/word/2020/wordml/sdtdatahash" xmlns:w16="http://schemas.microsoft.com/office/word/2018/wordml" xmlns:w16cex="http://schemas.microsoft.com/office/word/2018/wordml/cex">
+          <mc:Fallback>
             <w:pict>
               <v:rect w14:anchorId="5C6229C9" id="Rectángulo 4" o:spid="_x0000_s1026" style="position:absolute;margin-left:-55.7pt;margin-top:29pt;width:613.85pt;height:204pt;z-index:-251659776;visibility:visible;mso-wrap-style:square;mso-width-percent:0;mso-height-percent:0;mso-wrap-distance-left:9pt;mso-wrap-distance-top:0;mso-wrap-distance-right:9pt;mso-wrap-distance-bottom:0;mso-position-horizontal:absolute;mso-position-horizontal-relative:text;mso-position-vertical:absolute;mso-position-vertical-relative:text;mso-width-percent:0;mso-height-percent:0;mso-width-relative:page;mso-height-relative:margin;v-text-anchor:middle" o:gfxdata="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" fillcolor="#00314d" stroked="f" strokeweight="1pt"/>
             </w:pict>
@@ -318,7 +318,7 @@
                 <v:stroke joinstyle="miter"/>
                 <v:path gradientshapeok="t" o:connecttype="rect"/>
               </v:shapetype>
-              <v:shape id="Cuadro de texto 2" o:spid="_x0000_s1026" type="#_x0000_t202" style="position:absolute;left:0;text-align:left;margin-left:-20.7pt;margin-top:22pt;width:488.95pt;height:146.25pt;z-index:251657728;visibility:visible;mso-wrap-style:square;mso-width-percent:0;mso-height-percent:0;mso-wrap-distance-left:9pt;mso-wrap-distance-top:3.6pt;mso-wrap-distance-right:9pt;mso-wrap-distance-bottom:3.6pt;mso-position-horizontal:absolute;mso-position-horizontal-relative:text;mso-position-vertical:absolute;mso-position-vertical-relative:text;mso-width-percent:0;mso-height-percent:0;mso-width-relative:margin;mso-height-relative:margin;v-text-anchor:top" o:gfxdata="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" filled="f" stroked="f">
+              <v:shape id="Cuadro de texto 2" o:spid="_x0000_s1026" type="#_x0000_t202" alt="&quot;&quot;" style="position:absolute;left:0;text-align:left;margin-left:-20.7pt;margin-top:22pt;width:488.95pt;height:146.25pt;z-index:251657728;visibility:visible;mso-wrap-style:square;mso-width-percent:0;mso-height-percent:0;mso-wrap-distance-left:9pt;mso-wrap-distance-top:3.6pt;mso-wrap-distance-right:9pt;mso-wrap-distance-bottom:3.6pt;mso-position-horizontal:absolute;mso-position-horizontal-relative:text;mso-position-vertical:absolute;mso-position-vertical-relative:text;mso-width-percent:0;mso-height-percent:0;mso-width-relative:margin;mso-height-relative:margin;v-text-anchor:top" o:gfxdata="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" filled="f" stroked="f">
                 <v:textbox>
                   <w:txbxContent>
                     <w:p>
@@ -2666,7 +2666,7 @@
           <w:tab w:val="left" w:pos="1760"/>
           <w:tab w:val="right" w:leader="dot" w:pos="9962"/>
         </w:tabs>
-        <w:ind w:left="1416" w:hanging="427"/>
+        <w:ind w:left="1754" w:hanging="765"/>
         <w:rPr>
           <w:rFonts w:asciiTheme="minorHAnsi" w:eastAsiaTheme="minorEastAsia" w:hAnsiTheme="minorHAnsi" w:cstheme="minorBidi"/>
           <w:noProof/>
@@ -2695,6 +2695,16 @@
         </w:r>
         <w:r>
           <w:rPr>
+            <w:rFonts w:asciiTheme="minorHAnsi" w:eastAsiaTheme="minorEastAsia" w:hAnsiTheme="minorHAnsi" w:cstheme="minorBidi"/>
+            <w:noProof/>
+            <w:kern w:val="0"/>
+            <w:sz w:val="22"/>
+            <w:lang w:eastAsia="es-CO"/>
+          </w:rPr>
+          <w:tab/>
+        </w:r>
+        <w:r>
+          <w:rPr>
             <w:rStyle w:val="Hipervnculo"/>
             <w:noProof/>
           </w:rPr>
@@ -3212,35 +3222,7 @@
         <w:rPr>
           <w:lang w:eastAsia="es-CO"/>
         </w:rPr>
-        <w:t>Un gestor de base de datos, también conocido como DBMS (</w:t>
-      </w:r>
-      <w:proofErr w:type="spellStart"/>
-      <w:r>
-        <w:rPr>
-          <w:lang w:eastAsia="es-CO"/>
-        </w:rPr>
-        <w:t>Database</w:t>
-      </w:r>
-      <w:proofErr w:type="spellEnd"/>
-      <w:r>
-        <w:rPr>
-          <w:lang w:eastAsia="es-CO"/>
-        </w:rPr>
-        <w:t xml:space="preserve"> Management </w:t>
-      </w:r>
-      <w:proofErr w:type="spellStart"/>
-      <w:r>
-        <w:rPr>
-          <w:lang w:eastAsia="es-CO"/>
-        </w:rPr>
-        <w:t>System</w:t>
-      </w:r>
-      <w:proofErr w:type="spellEnd"/>
-      <w:r>
-        <w:rPr>
-          <w:lang w:eastAsia="es-CO"/>
-        </w:rPr>
-        <w:t>), es un conjunto de programas que permiten crear, modificar, consultar y administrar bases de datos. Estos sistemas facilitan la interacción entre los usuarios y los datos, proporcionando mecanismos eficientes para su almacenamiento, recuperación y manipulación.</w:t>
+        <w:t>Un gestor de base de datos, también conocido como DBMS (Database Management System), es un conjunto de programas que permiten crear, modificar, consultar y administrar bases de datos. Estos sistemas facilitan la interacción entre los usuarios y los datos, proporcionando mecanismos eficientes para su almacenamiento, recuperación y manipulación.</w:t>
       </w:r>
     </w:p>
     <w:p>
@@ -4434,6 +4416,9 @@
       </w:r>
     </w:p>
     <w:p>
+      <w:pPr>
+        <w:jc w:val="center"/>
+      </w:pPr>
       <w:r>
         <w:rPr>
           <w:noProof/>
@@ -4462,7 +4447,7 @@
                     </pic:cNvPicPr>
                   </pic:nvPicPr>
                   <pic:blipFill>
-                    <a:blip r:embed="rId9" cstate="print">
+                    <a:blip r:embed="rId12" cstate="print">
                       <a:extLst>
                         <a:ext uri="{28A0092B-C50C-407E-A947-70E740481C1C}">
                           <a14:useLocalDpi xmlns:a14="http://schemas.microsoft.com/office/drawing/2010/main" val="0"/>
@@ -4765,24 +4750,16 @@
     </w:p>
     <w:p>
       <w:r>
-        <w:t xml:space="preserve">Basado en lo explicado en esta temática, la siguiente imagen presenta una visión general de la arquitectura de un sistema de gestión de bases de datos, mostrando la interacción entre usuarios o aplicaciones y el servidor de base de datos. En ella se comparan los </w:t>
-      </w:r>
-      <w:proofErr w:type="gramStart"/>
-      <w:r>
-        <w:t>enfoques relacional</w:t>
-      </w:r>
-      <w:proofErr w:type="gramEnd"/>
-      <w:r>
-        <w:t xml:space="preserve"> (RDBMS) y NoSQL, junto con elementos clave como usuarios, roles, puertos de conexión, seguridad y tipos de almacenamiento de la información:</w:t>
-      </w:r>
-    </w:p>
-    <w:p/>
+        <w:t>Basado en lo explicado en esta temática, la siguiente imagen presenta una visión general de la arquitectura de un sistema de gestión de bases de datos, mostrando la interacción entre usuarios o aplicaciones y el servidor de base de datos. En ella se comparan los enfoques relacional (RDBMS) y NoSQL, junto con elementos clave como usuarios, roles, puertos de conexión, seguridad y tipos de almacenamiento de la información:</w:t>
+      </w:r>
+    </w:p>
     <w:p>
       <w:pPr>
         <w:pStyle w:val="Figura"/>
       </w:pPr>
       <w:r>
-        <w:t>Diagrama de casos de uso - Sistema de biblioteca</w:t>
+        <w:lastRenderedPageBreak/>
+        <w:t>Arquitectura de base de datos</w:t>
       </w:r>
     </w:p>
     <w:p>
@@ -4811,7 +4788,7 @@
                     </pic:cNvPicPr>
                   </pic:nvPicPr>
                   <pic:blipFill>
-                    <a:blip r:embed="rId10">
+                    <a:blip r:embed="rId13">
                       <a:extLst>
                         <a:ext uri="{28A0092B-C50C-407E-A947-70E740481C1C}">
                           <a14:useLocalDpi xmlns:a14="http://schemas.microsoft.com/office/drawing/2010/main" val="0"/>
@@ -4862,31 +4839,7 @@
     </w:p>
     <w:p>
       <w:r>
-        <w:t>El lenguaje estructurado de consulta, conocido como SQL (</w:t>
-      </w:r>
-      <w:proofErr w:type="spellStart"/>
-      <w:r>
-        <w:t>Structured</w:t>
-      </w:r>
-      <w:proofErr w:type="spellEnd"/>
-      <w:r>
-        <w:t xml:space="preserve"> </w:t>
-      </w:r>
-      <w:proofErr w:type="spellStart"/>
-      <w:r>
-        <w:t>Query</w:t>
-      </w:r>
-      <w:proofErr w:type="spellEnd"/>
-      <w:r>
-        <w:t xml:space="preserve"> </w:t>
-      </w:r>
-      <w:proofErr w:type="spellStart"/>
-      <w:r>
-        <w:t>Language</w:t>
-      </w:r>
-      <w:proofErr w:type="spellEnd"/>
-      <w:r>
-        <w:t>), constituye el estándar más utilizado para la gestión y manipulación de bases de datos relacionales. Su importancia radica en la capacidad de permitir la interacción directa con los datos, facilitando su definición, consulta, actualización y control dentro de un sistema de gestión de bases de datos.</w:t>
+        <w:t>El lenguaje estructurado de consulta, conocido como SQL (Structured Query Language), constituye el estándar más utilizado para la gestión y manipulación de bases de datos relacionales. Su importancia radica en la capacidad de permitir la interacción directa con los datos, facilitando su definición, consulta, actualización y control dentro de un sistema de gestión de bases de datos.</w:t>
       </w:r>
     </w:p>
     <w:p>
@@ -5468,15 +5421,7 @@
         </w:numPr>
       </w:pPr>
       <w:r>
-        <w:t xml:space="preserve">TEXT: </w:t>
-      </w:r>
-      <w:proofErr w:type="gramStart"/>
-      <w:r>
-        <w:t>almacena cadenas</w:t>
-      </w:r>
-      <w:proofErr w:type="gramEnd"/>
-      <w:r>
-        <w:t xml:space="preserve"> de texto extensas. </w:t>
+        <w:t xml:space="preserve">TEXT: almacena cadenas de texto extensas. </w:t>
       </w:r>
     </w:p>
     <w:p>
@@ -5904,15 +5849,7 @@
     </w:p>
     <w:p>
       <w:r>
-        <w:t xml:space="preserve">nombre </w:t>
-      </w:r>
-      <w:proofErr w:type="gramStart"/>
-      <w:r>
-        <w:t>VARCHAR(</w:t>
-      </w:r>
-      <w:proofErr w:type="gramEnd"/>
-      <w:r>
-        <w:t>100),</w:t>
+        <w:t>nombre VARCHAR(100),</w:t>
       </w:r>
     </w:p>
     <w:p>
@@ -5951,15 +5888,7 @@
     </w:p>
     <w:p>
       <w:r>
-        <w:t xml:space="preserve">ALTER TABLE clientes ADD correo </w:t>
-      </w:r>
-      <w:proofErr w:type="gramStart"/>
-      <w:r>
-        <w:t>VARCHAR(</w:t>
-      </w:r>
-      <w:proofErr w:type="gramEnd"/>
-      <w:r>
-        <w:t>100);</w:t>
+        <w:t>ALTER TABLE clientes ADD correo VARCHAR(100);</w:t>
       </w:r>
     </w:p>
     <w:p>
@@ -6093,7 +6022,7 @@
                     </pic:cNvPicPr>
                   </pic:nvPicPr>
                   <pic:blipFill>
-                    <a:blip r:embed="rId11">
+                    <a:blip r:embed="rId14">
                       <a:extLst>
                         <a:ext uri="{28A0092B-C50C-407E-A947-70E740481C1C}">
                           <a14:useLocalDpi xmlns:a14="http://schemas.microsoft.com/office/drawing/2010/main" val="0"/>
@@ -6202,15 +6131,7 @@
     </w:p>
     <w:p>
       <w:r>
-        <w:t>FOREIGN KEY (</w:t>
-      </w:r>
-      <w:proofErr w:type="spellStart"/>
-      <w:r>
-        <w:t>id_cliente</w:t>
-      </w:r>
-      <w:proofErr w:type="spellEnd"/>
-      <w:r>
-        <w:t>) REFERENCES clientes(id)</w:t>
+        <w:t>FOREIGN KEY (id_cliente) REFERENCES clientes(id)</w:t>
       </w:r>
     </w:p>
     <w:p>
@@ -6280,23 +6201,7 @@
     </w:p>
     <w:p>
       <w:r>
-        <w:t xml:space="preserve">Este conjunto de operaciones se agrupa dentro del lenguaje de manipulación de datos, conocido como DML (Data </w:t>
-      </w:r>
-      <w:proofErr w:type="spellStart"/>
-      <w:r>
-        <w:t>Manipulation</w:t>
-      </w:r>
-      <w:proofErr w:type="spellEnd"/>
-      <w:r>
-        <w:t xml:space="preserve"> </w:t>
-      </w:r>
-      <w:proofErr w:type="spellStart"/>
-      <w:r>
-        <w:t>Language</w:t>
-      </w:r>
-      <w:proofErr w:type="spellEnd"/>
-      <w:r>
-        <w:t>), el cual proporciona herramientas para gestionar el contenido de las tablas sin alterar su estructura.</w:t>
+        <w:t>Este conjunto de operaciones se agrupa dentro del lenguaje de manipulación de datos, conocido como DML (Data Manipulation Language), el cual proporciona herramientas para gestionar el contenido de las tablas sin alterar su estructura.</w:t>
       </w:r>
     </w:p>
     <w:p>
@@ -6531,34 +6436,13 @@
     </w:p>
     <w:p>
       <w:r>
-        <w:t xml:space="preserve">USING </w:t>
-      </w:r>
-      <w:proofErr w:type="spellStart"/>
-      <w:r>
-        <w:t>nuevos_clientes</w:t>
-      </w:r>
-      <w:proofErr w:type="spellEnd"/>
-      <w:r>
-        <w:t xml:space="preserve"> AS origen</w:t>
-      </w:r>
-    </w:p>
-    <w:p>
-      <w:r>
-        <w:t xml:space="preserve">ON </w:t>
-      </w:r>
-      <w:proofErr w:type="spellStart"/>
-      <w:r>
-        <w:t>destino.id</w:t>
-      </w:r>
-      <w:proofErr w:type="spellEnd"/>
-      <w:r>
-        <w:t xml:space="preserve"> = </w:t>
-      </w:r>
-      <w:proofErr w:type="spellStart"/>
-      <w:r>
-        <w:t>origen.id</w:t>
-      </w:r>
-      <w:proofErr w:type="spellEnd"/>
+        <w:t>USING nuevos_clientes AS origen</w:t>
+      </w:r>
+    </w:p>
+    <w:p>
+      <w:r>
+        <w:t>ON destino.id = origen.id</w:t>
+      </w:r>
     </w:p>
     <w:p>
       <w:r>
@@ -6567,23 +6451,8 @@
     </w:p>
     <w:p>
       <w:r>
-        <w:t xml:space="preserve">UPDATE SET </w:t>
-      </w:r>
-      <w:proofErr w:type="spellStart"/>
-      <w:proofErr w:type="gramStart"/>
-      <w:r>
-        <w:t>destino.nombre</w:t>
-      </w:r>
-      <w:proofErr w:type="spellEnd"/>
-      <w:proofErr w:type="gramEnd"/>
-      <w:r>
-        <w:t xml:space="preserve"> = </w:t>
-      </w:r>
-      <w:proofErr w:type="spellStart"/>
-      <w:r>
-        <w:t>origen.nombre</w:t>
-      </w:r>
-      <w:proofErr w:type="spellEnd"/>
+        <w:t>UPDATE SET destino.nombre = origen.nombre</w:t>
+      </w:r>
     </w:p>
     <w:p>
       <w:r>
@@ -6592,25 +6461,7 @@
     </w:p>
     <w:p>
       <w:r>
-        <w:t>INSERT (id, nombre) VALUES (</w:t>
-      </w:r>
-      <w:proofErr w:type="spellStart"/>
-      <w:r>
-        <w:t>origen.id</w:t>
-      </w:r>
-      <w:proofErr w:type="spellEnd"/>
-      <w:r>
-        <w:t xml:space="preserve">, </w:t>
-      </w:r>
-      <w:proofErr w:type="spellStart"/>
-      <w:proofErr w:type="gramStart"/>
-      <w:r>
-        <w:t>origen.nombre</w:t>
-      </w:r>
-      <w:proofErr w:type="spellEnd"/>
-      <w:proofErr w:type="gramEnd"/>
-      <w:r>
-        <w:t>);</w:t>
+        <w:t>INSERT (id, nombre) VALUES (origen.id, origen.nombre);</w:t>
       </w:r>
     </w:p>
     <w:p/>
@@ -6739,15 +6590,7 @@
     </w:p>
     <w:p>
       <w:r>
-        <w:t xml:space="preserve">&lt;= (menor o igual): evalúa si un valor es menor o igual a otro, integrando igualdad </w:t>
-      </w:r>
-      <w:proofErr w:type="spellStart"/>
-      <w:r>
-        <w:t>y</w:t>
-      </w:r>
-      <w:proofErr w:type="spellEnd"/>
-      <w:r>
-        <w:t xml:space="preserve"> inferioridad.</w:t>
+        <w:t>&lt;= (menor o igual): evalúa si un valor es menor o igual a otro, integrando igualdad y inferioridad.</w:t>
       </w:r>
     </w:p>
     <w:p>
@@ -6965,13 +6808,8 @@
           <w:numId w:val="20"/>
         </w:numPr>
       </w:pPr>
-      <w:proofErr w:type="gramStart"/>
-      <w:r>
-        <w:t>UPPER(</w:t>
-      </w:r>
-      <w:proofErr w:type="gramEnd"/>
-      <w:r>
-        <w:t>): convierte el texto a mayúsculas, útil para estandarizar la información.</w:t>
+      <w:r>
+        <w:t>UPPER(): convierte el texto a mayúsculas, útil para estandarizar la información.</w:t>
       </w:r>
     </w:p>
     <w:p>
@@ -6982,13 +6820,8 @@
           <w:numId w:val="20"/>
         </w:numPr>
       </w:pPr>
-      <w:proofErr w:type="gramStart"/>
-      <w:r>
-        <w:t>LOWER(</w:t>
-      </w:r>
-      <w:proofErr w:type="gramEnd"/>
-      <w:r>
-        <w:t>): convierte el texto a minúsculas, facilitando comparaciones sin distinción entre mayúsculas y minúsculas.</w:t>
+      <w:r>
+        <w:t>LOWER(): convierte el texto a minúsculas, facilitando comparaciones sin distinción entre mayúsculas y minúsculas.</w:t>
       </w:r>
     </w:p>
     <w:p>
@@ -6999,13 +6832,8 @@
           <w:numId w:val="20"/>
         </w:numPr>
       </w:pPr>
-      <w:proofErr w:type="gramStart"/>
-      <w:r>
-        <w:t>LENGTH(</w:t>
-      </w:r>
-      <w:proofErr w:type="gramEnd"/>
-      <w:r>
-        <w:t>): devuelve la cantidad de caracteres de una cadena, permitiendo validar la longitud de los textos.</w:t>
+      <w:r>
+        <w:t>LENGTH(): devuelve la cantidad de caracteres de una cadena, permitiendo validar la longitud de los textos.</w:t>
       </w:r>
     </w:p>
     <w:p>
@@ -7016,26 +6844,13 @@
           <w:numId w:val="20"/>
         </w:numPr>
       </w:pPr>
-      <w:proofErr w:type="gramStart"/>
-      <w:r>
-        <w:t>SUBSTRING(</w:t>
-      </w:r>
-      <w:proofErr w:type="gramEnd"/>
-      <w:r>
-        <w:t>): extrae una parte específica de una cadena de texto según la posición y longitud indicadas.</w:t>
-      </w:r>
-    </w:p>
-    <w:p>
-      <w:r>
-        <w:t xml:space="preserve">SELECT </w:t>
-      </w:r>
-      <w:proofErr w:type="gramStart"/>
-      <w:r>
-        <w:t>UPPER(</w:t>
-      </w:r>
-      <w:proofErr w:type="gramEnd"/>
-      <w:r>
-        <w:t>nombre) FROM clientes;</w:t>
+      <w:r>
+        <w:t>SUBSTRING(): extrae una parte específica de una cadena de texto según la posición y longitud indicadas.</w:t>
+      </w:r>
+    </w:p>
+    <w:p>
+      <w:r>
+        <w:t>SELECT UPPER(nombre) FROM clientes;</w:t>
       </w:r>
     </w:p>
     <w:p/>
@@ -7070,13 +6885,8 @@
           <w:numId w:val="21"/>
         </w:numPr>
       </w:pPr>
-      <w:proofErr w:type="gramStart"/>
-      <w:r>
-        <w:t>ROUND(</w:t>
-      </w:r>
-      <w:proofErr w:type="gramEnd"/>
-      <w:r>
-        <w:t>): redondea un número al número de decimales especificado.</w:t>
+      <w:r>
+        <w:t>ROUND(): redondea un número al número de decimales especificado.</w:t>
       </w:r>
     </w:p>
     <w:p>
@@ -7087,13 +6897,8 @@
           <w:numId w:val="21"/>
         </w:numPr>
       </w:pPr>
-      <w:proofErr w:type="gramStart"/>
-      <w:r>
-        <w:t>ABS(</w:t>
-      </w:r>
-      <w:proofErr w:type="gramEnd"/>
-      <w:r>
-        <w:t>): retorna el valor absoluto de un número, eliminando el signo negativo.</w:t>
+      <w:r>
+        <w:t>ABS(): retorna el valor absoluto de un número, eliminando el signo negativo.</w:t>
       </w:r>
     </w:p>
     <w:p>
@@ -7104,26 +6909,13 @@
           <w:numId w:val="21"/>
         </w:numPr>
       </w:pPr>
-      <w:proofErr w:type="gramStart"/>
-      <w:r>
-        <w:t>SQRT(</w:t>
-      </w:r>
-      <w:proofErr w:type="gramEnd"/>
-      <w:r>
-        <w:t>): calcula la raíz cuadrada de un valor numérico.</w:t>
-      </w:r>
-    </w:p>
-    <w:p>
-      <w:r>
-        <w:t xml:space="preserve">SELECT </w:t>
-      </w:r>
-      <w:proofErr w:type="gramStart"/>
-      <w:r>
-        <w:t>ROUND(</w:t>
-      </w:r>
-      <w:proofErr w:type="gramEnd"/>
-      <w:r>
-        <w:t>123.456, 2);</w:t>
+      <w:r>
+        <w:t>SQRT(): calcula la raíz cuadrada de un valor numérico.</w:t>
+      </w:r>
+    </w:p>
+    <w:p>
+      <w:r>
+        <w:t>SELECT ROUND(123.456, 2);</w:t>
       </w:r>
     </w:p>
     <w:p/>
@@ -7162,19 +6954,11 @@
           <w:b/>
         </w:rPr>
       </w:pPr>
-      <w:proofErr w:type="gramStart"/>
-      <w:r>
-        <w:rPr>
-          <w:b/>
-        </w:rPr>
-        <w:t>NOW(</w:t>
-      </w:r>
-      <w:proofErr w:type="gramEnd"/>
-      <w:r>
-        <w:rPr>
-          <w:b/>
-        </w:rPr>
-        <w:t>): devuelve la fecha y hora actual del sistema.</w:t>
+      <w:r>
+        <w:rPr>
+          <w:b/>
+        </w:rPr>
+        <w:t>NOW(): devuelve la fecha y hora actual del sistema.</w:t>
       </w:r>
     </w:p>
     <w:p>
@@ -7188,19 +6972,11 @@
           <w:b/>
         </w:rPr>
       </w:pPr>
-      <w:proofErr w:type="gramStart"/>
-      <w:r>
-        <w:rPr>
-          <w:b/>
-        </w:rPr>
-        <w:t>CURDATE(</w:t>
-      </w:r>
-      <w:proofErr w:type="gramEnd"/>
-      <w:r>
-        <w:rPr>
-          <w:b/>
-        </w:rPr>
-        <w:t>): retorna únicamente la fecha actual.</w:t>
+      <w:r>
+        <w:rPr>
+          <w:b/>
+        </w:rPr>
+        <w:t>CURDATE(): retorna únicamente la fecha actual.</w:t>
       </w:r>
     </w:p>
     <w:p>
@@ -7214,37 +6990,16 @@
           <w:b/>
         </w:rPr>
       </w:pPr>
-      <w:proofErr w:type="gramStart"/>
-      <w:r>
-        <w:rPr>
-          <w:b/>
-        </w:rPr>
-        <w:t>YEAR(</w:t>
-      </w:r>
-      <w:proofErr w:type="gramEnd"/>
-      <w:r>
-        <w:rPr>
-          <w:b/>
-        </w:rPr>
-        <w:t>): extrae el año de una fecha determinada.</w:t>
-      </w:r>
-    </w:p>
-    <w:p>
-      <w:r>
-        <w:t xml:space="preserve">SELECT </w:t>
-      </w:r>
-      <w:proofErr w:type="gramStart"/>
-      <w:r>
-        <w:t>YEAR(</w:t>
-      </w:r>
-      <w:proofErr w:type="spellStart"/>
-      <w:proofErr w:type="gramEnd"/>
-      <w:r>
-        <w:t>fecha_nacimiento</w:t>
-      </w:r>
-      <w:proofErr w:type="spellEnd"/>
-      <w:r>
-        <w:t>) FROM clientes;</w:t>
+      <w:r>
+        <w:rPr>
+          <w:b/>
+        </w:rPr>
+        <w:t>YEAR(): extrae el año de una fecha determinada.</w:t>
+      </w:r>
+    </w:p>
+    <w:p>
+      <w:r>
+        <w:t>SELECT YEAR(fecha_nacimiento) FROM clientes;</w:t>
       </w:r>
     </w:p>
     <w:p/>
@@ -7279,13 +7034,8 @@
           <w:numId w:val="23"/>
         </w:numPr>
       </w:pPr>
-      <w:proofErr w:type="gramStart"/>
-      <w:r>
-        <w:t>COUNT(</w:t>
-      </w:r>
-      <w:proofErr w:type="gramEnd"/>
-      <w:r>
-        <w:t>)</w:t>
+      <w:r>
+        <w:t>COUNT()</w:t>
       </w:r>
     </w:p>
     <w:p>
@@ -7296,13 +7046,8 @@
           <w:numId w:val="23"/>
         </w:numPr>
       </w:pPr>
-      <w:proofErr w:type="gramStart"/>
-      <w:r>
-        <w:t>USER(</w:t>
-      </w:r>
-      <w:proofErr w:type="gramEnd"/>
-      <w:r>
-        <w:t>)</w:t>
+      <w:r>
+        <w:t>USER()</w:t>
       </w:r>
     </w:p>
     <w:p>
@@ -7313,26 +7058,13 @@
           <w:numId w:val="23"/>
         </w:numPr>
       </w:pPr>
-      <w:proofErr w:type="gramStart"/>
-      <w:r>
-        <w:t>VERSION(</w:t>
-      </w:r>
-      <w:proofErr w:type="gramEnd"/>
-      <w:r>
-        <w:t>)</w:t>
-      </w:r>
-    </w:p>
-    <w:p>
-      <w:r>
-        <w:t xml:space="preserve">SELECT </w:t>
-      </w:r>
-      <w:proofErr w:type="gramStart"/>
-      <w:r>
-        <w:t>COUNT(</w:t>
-      </w:r>
-      <w:proofErr w:type="gramEnd"/>
-      <w:r>
-        <w:t>*) FROM clientes;</w:t>
+      <w:r>
+        <w:t>VERSION()</w:t>
+      </w:r>
+    </w:p>
+    <w:p>
+      <w:r>
+        <w:t>SELECT COUNT(*) FROM clientes;</w:t>
       </w:r>
     </w:p>
     <w:p>
@@ -7389,23 +7121,8 @@
     </w:p>
     <w:p>
       <w:r>
-        <w:t xml:space="preserve">SELECT </w:t>
-      </w:r>
-      <w:proofErr w:type="spellStart"/>
-      <w:proofErr w:type="gramStart"/>
-      <w:r>
-        <w:t>c.nombre</w:t>
-      </w:r>
-      <w:proofErr w:type="spellEnd"/>
-      <w:proofErr w:type="gramEnd"/>
-      <w:r>
-        <w:t xml:space="preserve">, </w:t>
-      </w:r>
-      <w:proofErr w:type="spellStart"/>
-      <w:r>
-        <w:t>p.pedido</w:t>
-      </w:r>
-      <w:proofErr w:type="spellEnd"/>
+        <w:t>SELECT c.nombre, p.pedido</w:t>
+      </w:r>
     </w:p>
     <w:p>
       <w:r>
@@ -7414,28 +7131,7 @@
     </w:p>
     <w:p>
       <w:r>
-        <w:t xml:space="preserve">INNER JOIN pedidos p ON </w:t>
-      </w:r>
-      <w:proofErr w:type="spellStart"/>
-      <w:r>
-        <w:t>c.id</w:t>
-      </w:r>
-      <w:proofErr w:type="spellEnd"/>
-      <w:r>
-        <w:t xml:space="preserve"> = </w:t>
-      </w:r>
-      <w:proofErr w:type="spellStart"/>
-      <w:proofErr w:type="gramStart"/>
-      <w:r>
-        <w:t>p.cliente</w:t>
-      </w:r>
-      <w:proofErr w:type="gramEnd"/>
-      <w:r>
-        <w:t>_id</w:t>
-      </w:r>
-      <w:proofErr w:type="spellEnd"/>
-      <w:r>
-        <w:t>;</w:t>
+        <w:t>INNER JOIN pedidos p ON c.id = p.cliente_id;</w:t>
       </w:r>
     </w:p>
     <w:p/>
@@ -7464,23 +7160,8 @@
     </w:p>
     <w:p>
       <w:r>
-        <w:t xml:space="preserve">SELECT </w:t>
-      </w:r>
-      <w:proofErr w:type="spellStart"/>
-      <w:proofErr w:type="gramStart"/>
-      <w:r>
-        <w:t>c.nombre</w:t>
-      </w:r>
-      <w:proofErr w:type="spellEnd"/>
-      <w:proofErr w:type="gramEnd"/>
-      <w:r>
-        <w:t xml:space="preserve">, </w:t>
-      </w:r>
-      <w:proofErr w:type="spellStart"/>
-      <w:r>
-        <w:t>p.pedido</w:t>
-      </w:r>
-      <w:proofErr w:type="spellEnd"/>
+        <w:t>SELECT c.nombre, p.pedido</w:t>
+      </w:r>
     </w:p>
     <w:p>
       <w:r>
@@ -7490,28 +7171,7 @@
     </w:p>
     <w:p>
       <w:r>
-        <w:t xml:space="preserve">LEFT JOIN pedidos p ON </w:t>
-      </w:r>
-      <w:proofErr w:type="spellStart"/>
-      <w:r>
-        <w:t>c.id</w:t>
-      </w:r>
-      <w:proofErr w:type="spellEnd"/>
-      <w:r>
-        <w:t xml:space="preserve"> = </w:t>
-      </w:r>
-      <w:proofErr w:type="spellStart"/>
-      <w:proofErr w:type="gramStart"/>
-      <w:r>
-        <w:t>p.cliente</w:t>
-      </w:r>
-      <w:proofErr w:type="gramEnd"/>
-      <w:r>
-        <w:t>_id</w:t>
-      </w:r>
-      <w:proofErr w:type="spellEnd"/>
-      <w:r>
-        <w:t>;</w:t>
+        <w:t>LEFT JOIN pedidos p ON c.id = p.cliente_id;</w:t>
       </w:r>
     </w:p>
     <w:p/>
@@ -7688,13 +7348,8 @@
           <w:numId w:val="26"/>
         </w:numPr>
       </w:pPr>
-      <w:proofErr w:type="gramStart"/>
-      <w:r>
-        <w:t>MAX(</w:t>
-      </w:r>
-      <w:proofErr w:type="gramEnd"/>
-      <w:r>
-        <w:t>): devuelve el valor más alto de una columna.</w:t>
+      <w:r>
+        <w:t>MAX(): devuelve el valor más alto de una columna.</w:t>
       </w:r>
     </w:p>
     <w:p>
@@ -7705,13 +7360,8 @@
           <w:numId w:val="26"/>
         </w:numPr>
       </w:pPr>
-      <w:proofErr w:type="gramStart"/>
-      <w:r>
-        <w:t>MIN(</w:t>
-      </w:r>
-      <w:proofErr w:type="gramEnd"/>
-      <w:r>
-        <w:t>): devuelve el valor más bajo de una columna.</w:t>
+      <w:r>
+        <w:t>MIN(): devuelve el valor más bajo de una columna.</w:t>
       </w:r>
     </w:p>
     <w:p>
@@ -7722,13 +7372,8 @@
           <w:numId w:val="26"/>
         </w:numPr>
       </w:pPr>
-      <w:proofErr w:type="gramStart"/>
-      <w:r>
-        <w:t>AVG(</w:t>
-      </w:r>
-      <w:proofErr w:type="gramEnd"/>
-      <w:r>
-        <w:t>): calcula el promedio de los valores numéricos.</w:t>
+      <w:r>
+        <w:t>AVG(): calcula el promedio de los valores numéricos.</w:t>
       </w:r>
     </w:p>
     <w:p>
@@ -7739,13 +7384,8 @@
           <w:numId w:val="26"/>
         </w:numPr>
       </w:pPr>
-      <w:proofErr w:type="gramStart"/>
-      <w:r>
-        <w:t>SUM(</w:t>
-      </w:r>
-      <w:proofErr w:type="gramEnd"/>
-      <w:r>
-        <w:t>): suma los valores de una columna numérica.</w:t>
+      <w:r>
+        <w:t>SUM(): suma los valores de una columna numérica.</w:t>
       </w:r>
     </w:p>
     <w:p>
@@ -7756,26 +7396,13 @@
           <w:numId w:val="26"/>
         </w:numPr>
       </w:pPr>
-      <w:proofErr w:type="gramStart"/>
-      <w:r>
-        <w:t>COUNT(</w:t>
-      </w:r>
-      <w:proofErr w:type="gramEnd"/>
-      <w:r>
-        <w:t>): cuenta la cantidad de registros.</w:t>
-      </w:r>
-    </w:p>
-    <w:p>
-      <w:r>
-        <w:t xml:space="preserve">SELECT </w:t>
-      </w:r>
-      <w:proofErr w:type="gramStart"/>
-      <w:r>
-        <w:t>AVG(</w:t>
-      </w:r>
-      <w:proofErr w:type="gramEnd"/>
-      <w:r>
-        <w:t>salario) FROM empleados;</w:t>
+      <w:r>
+        <w:t>COUNT(): cuenta la cantidad de registros.</w:t>
+      </w:r>
+    </w:p>
+    <w:p>
+      <w:r>
+        <w:t>SELECT AVG(salario) FROM empleados;</w:t>
       </w:r>
     </w:p>
     <w:p/>
@@ -7804,15 +7431,7 @@
     </w:p>
     <w:p>
       <w:r>
-        <w:t xml:space="preserve">SELECT departamento, </w:t>
-      </w:r>
-      <w:proofErr w:type="gramStart"/>
-      <w:r>
-        <w:t>COUNT(</w:t>
-      </w:r>
-      <w:proofErr w:type="gramEnd"/>
-      <w:r>
-        <w:t>*)</w:t>
+        <w:t>SELECT departamento, COUNT(*)</w:t>
       </w:r>
     </w:p>
     <w:p>
@@ -7854,15 +7473,7 @@
     </w:p>
     <w:p>
       <w:r>
-        <w:t xml:space="preserve">SELECT departamento, </w:t>
-      </w:r>
-      <w:proofErr w:type="gramStart"/>
-      <w:r>
-        <w:t>COUNT(</w:t>
-      </w:r>
-      <w:proofErr w:type="gramEnd"/>
-      <w:r>
-        <w:t>*)</w:t>
+        <w:t>SELECT departamento, COUNT(*)</w:t>
       </w:r>
     </w:p>
     <w:p>
@@ -7877,15 +7488,7 @@
     </w:p>
     <w:p>
       <w:r>
-        <w:t xml:space="preserve">HAVING </w:t>
-      </w:r>
-      <w:proofErr w:type="gramStart"/>
-      <w:r>
-        <w:t>COUNT(</w:t>
-      </w:r>
-      <w:proofErr w:type="gramEnd"/>
-      <w:r>
-        <w:t>*) &gt; 5;</w:t>
+        <w:t>HAVING COUNT(*) &gt; 5;</w:t>
       </w:r>
     </w:p>
     <w:p/>
@@ -7986,7 +7589,7 @@
                     </pic:cNvPicPr>
                   </pic:nvPicPr>
                   <pic:blipFill>
-                    <a:blip r:embed="rId12">
+                    <a:blip r:embed="rId15">
                       <a:extLst>
                         <a:ext uri="{28A0092B-C50C-407E-A947-70E740481C1C}">
                           <a14:useLocalDpi xmlns:a14="http://schemas.microsoft.com/office/drawing/2010/main" val="0"/>
@@ -8136,23 +7739,7 @@
     </w:p>
     <w:p>
       <w:r>
-        <w:t>El término NoSQL (</w:t>
-      </w:r>
-      <w:proofErr w:type="spellStart"/>
-      <w:r>
-        <w:t>Not</w:t>
-      </w:r>
-      <w:proofErr w:type="spellEnd"/>
-      <w:r>
-        <w:t xml:space="preserve"> </w:t>
-      </w:r>
-      <w:proofErr w:type="spellStart"/>
-      <w:r>
-        <w:t>Only</w:t>
-      </w:r>
-      <w:proofErr w:type="spellEnd"/>
-      <w:r>
-        <w:t xml:space="preserve"> SQL) no implica la ausencia del lenguaje SQL, sino una ampliación del paradigma de gestión de datos, permitiendo el uso de modelos alternativos que se adaptan mejor a aplicaciones modernas como redes sociales, sistemas de análisis en tiempo real y plataformas de comercio electrónico.</w:t>
+        <w:t>El término NoSQL (Not Only SQL) no implica la ausencia del lenguaje SQL, sino una ampliación del paradigma de gestión de datos, permitiendo el uso de modelos alternativos que se adaptan mejor a aplicaciones modernas como redes sociales, sistemas de análisis en tiempo real y plataformas de comercio electrónico.</w:t>
       </w:r>
     </w:p>
     <w:p>
@@ -8360,13 +7947,8 @@
       </w:r>
     </w:p>
     <w:p>
-      <w:proofErr w:type="spellStart"/>
-      <w:r>
-        <w:t>columna_edad</w:t>
-      </w:r>
-      <w:proofErr w:type="spellEnd"/>
-      <w:r>
-        <w:t xml:space="preserve"> → [25, 30, 40]</w:t>
+      <w:r>
+        <w:t>columna_edad → [25, 30, 40]</w:t>
       </w:r>
     </w:p>
     <w:p>
@@ -8390,15 +7972,7 @@
         </w:numPr>
       </w:pPr>
       <w:r>
-        <w:t xml:space="preserve">Utilizadas en </w:t>
-      </w:r>
-      <w:proofErr w:type="spellStart"/>
-      <w:r>
-        <w:t>big</w:t>
-      </w:r>
-      <w:proofErr w:type="spellEnd"/>
-      <w:r>
-        <w:t xml:space="preserve"> data.</w:t>
+        <w:t>Utilizadas en big data.</w:t>
       </w:r>
     </w:p>
     <w:p/>
@@ -8426,27 +8000,9 @@
       </w:r>
     </w:p>
     <w:p>
-      <w:proofErr w:type="spellStart"/>
-      <w:r>
-        <w:t>Persona_A</w:t>
-      </w:r>
-      <w:proofErr w:type="spellEnd"/>
-      <w:r>
-        <w:t xml:space="preserve"> ──(AMIGO_</w:t>
-      </w:r>
-      <w:proofErr w:type="gramStart"/>
-      <w:r>
-        <w:t>DE)─</w:t>
-      </w:r>
-      <w:proofErr w:type="gramEnd"/>
-      <w:r>
-        <w:t xml:space="preserve">─&gt; </w:t>
-      </w:r>
-      <w:proofErr w:type="spellStart"/>
-      <w:r>
-        <w:t>Persona_B</w:t>
-      </w:r>
-      <w:proofErr w:type="spellEnd"/>
+      <w:r>
+        <w:t>Persona_A ──(AMIGO_DE)──&gt; Persona_B</w:t>
+      </w:r>
     </w:p>
     <w:p/>
     <w:p>
@@ -8799,16 +8355,9 @@
       </w:r>
     </w:p>
     <w:p>
-      <w:proofErr w:type="spellStart"/>
-      <w:proofErr w:type="gramStart"/>
       <w:r>
         <w:lastRenderedPageBreak/>
-        <w:t>db.createCollection</w:t>
-      </w:r>
-      <w:proofErr w:type="spellEnd"/>
-      <w:proofErr w:type="gramEnd"/>
-      <w:r>
-        <w:t>("clientes")</w:t>
+        <w:t>db.createCollection("clientes")</w:t>
       </w:r>
     </w:p>
     <w:p/>
@@ -8836,15 +8385,8 @@
       </w:r>
     </w:p>
     <w:p>
-      <w:proofErr w:type="spellStart"/>
-      <w:proofErr w:type="gramStart"/>
-      <w:r>
-        <w:t>db.createCollection</w:t>
-      </w:r>
-      <w:proofErr w:type="spellEnd"/>
-      <w:proofErr w:type="gramEnd"/>
-      <w:r>
-        <w:t>("clientes")</w:t>
+      <w:r>
+        <w:t>db.createCollection("clientes")</w:t>
       </w:r>
     </w:p>
     <w:p/>
@@ -8872,18 +8414,8 @@
       </w:r>
     </w:p>
     <w:p>
-      <w:proofErr w:type="spellStart"/>
-      <w:proofErr w:type="gramStart"/>
-      <w:r>
-        <w:t>db.clientes</w:t>
-      </w:r>
-      <w:proofErr w:type="gramEnd"/>
-      <w:r>
-        <w:t>.insertOne</w:t>
-      </w:r>
-      <w:proofErr w:type="spellEnd"/>
-      <w:r>
-        <w:t>({</w:t>
+      <w:r>
+        <w:t>db.clientes.insertOne({</w:t>
       </w:r>
     </w:p>
     <w:p>
@@ -8952,7 +8484,7 @@
                     </pic:cNvPicPr>
                   </pic:nvPicPr>
                   <pic:blipFill>
-                    <a:blip r:embed="rId13">
+                    <a:blip r:embed="rId16">
                       <a:extLst>
                         <a:ext uri="{28A0092B-C50C-407E-A947-70E740481C1C}">
                           <a14:useLocalDpi xmlns:a14="http://schemas.microsoft.com/office/drawing/2010/main" val="0"/>
@@ -9146,13 +8678,8 @@
       </w:r>
     </w:p>
     <w:p>
-      <w:proofErr w:type="spellStart"/>
-      <w:r>
-        <w:t>UserID</w:t>
-      </w:r>
-      <w:proofErr w:type="spellEnd"/>
-      <w:r>
-        <w:t xml:space="preserve"> | Nombre | Email | ...</w:t>
+      <w:r>
+        <w:t>UserID | Nombre | Email | ...</w:t>
       </w:r>
     </w:p>
     <w:p/>
@@ -9221,39 +8748,7 @@
     </w:p>
     <w:p>
       <w:r>
-        <w:t>Las operaciones CRUD (</w:t>
-      </w:r>
-      <w:proofErr w:type="spellStart"/>
-      <w:r>
-        <w:t>Create</w:t>
-      </w:r>
-      <w:proofErr w:type="spellEnd"/>
-      <w:r>
-        <w:t xml:space="preserve">-crear, </w:t>
-      </w:r>
-      <w:proofErr w:type="spellStart"/>
-      <w:r>
-        <w:t>Read</w:t>
-      </w:r>
-      <w:proofErr w:type="spellEnd"/>
-      <w:r>
-        <w:t xml:space="preserve">-leer, </w:t>
-      </w:r>
-      <w:proofErr w:type="spellStart"/>
-      <w:r>
-        <w:t>Update</w:t>
-      </w:r>
-      <w:proofErr w:type="spellEnd"/>
-      <w:r>
-        <w:t xml:space="preserve">-actualizar, </w:t>
-      </w:r>
-      <w:proofErr w:type="spellStart"/>
-      <w:r>
-        <w:t>Delete</w:t>
-      </w:r>
-      <w:proofErr w:type="spellEnd"/>
-      <w:r>
-        <w:t xml:space="preserve">-eliminar) constituyen la base para la administración de la información en bases de datos NoSQL. Estas operaciones permiten crear, consultar, modificar y eliminar datos, y </w:t>
+        <w:t xml:space="preserve">Las operaciones CRUD (Create-crear, Read-leer, Update-actualizar, Delete-eliminar) constituyen la base para la administración de la información en bases de datos NoSQL. Estas operaciones permiten crear, consultar, modificar y eliminar datos, y </w:t>
       </w:r>
       <w:r>
         <w:lastRenderedPageBreak/>
@@ -9276,21 +8771,7 @@
         <w:rPr>
           <w:b/>
         </w:rPr>
-        <w:t xml:space="preserve">CREATE (Crear - </w:t>
-      </w:r>
-      <w:proofErr w:type="spellStart"/>
-      <w:r>
-        <w:rPr>
-          <w:b/>
-        </w:rPr>
-        <w:t>JavaScrip</w:t>
-      </w:r>
-      <w:proofErr w:type="spellEnd"/>
-      <w:r>
-        <w:rPr>
-          <w:b/>
-        </w:rPr>
-        <w:t>)</w:t>
+        <w:t>CREATE (Crear - JavaScrip)</w:t>
       </w:r>
     </w:p>
     <w:p>
@@ -9299,18 +8780,8 @@
       </w:r>
     </w:p>
     <w:p>
-      <w:proofErr w:type="spellStart"/>
-      <w:proofErr w:type="gramStart"/>
-      <w:r>
-        <w:t>db.clientes</w:t>
-      </w:r>
-      <w:proofErr w:type="gramEnd"/>
-      <w:r>
-        <w:t>.insertOne</w:t>
-      </w:r>
-      <w:proofErr w:type="spellEnd"/>
-      <w:r>
-        <w:t>({</w:t>
+      <w:r>
+        <w:t>db.clientes.insertOne({</w:t>
       </w:r>
     </w:p>
     <w:p>
@@ -9344,21 +8815,7 @@
         <w:rPr>
           <w:b/>
         </w:rPr>
-        <w:t xml:space="preserve">READ (Consultar - </w:t>
-      </w:r>
-      <w:proofErr w:type="spellStart"/>
-      <w:r>
-        <w:rPr>
-          <w:b/>
-        </w:rPr>
-        <w:t>JavaScrip</w:t>
-      </w:r>
-      <w:proofErr w:type="spellEnd"/>
-      <w:r>
-        <w:rPr>
-          <w:b/>
-        </w:rPr>
-        <w:t>)</w:t>
+        <w:t>READ (Consultar - JavaScrip)</w:t>
       </w:r>
     </w:p>
     <w:p>
@@ -9367,39 +8824,13 @@
       </w:r>
     </w:p>
     <w:p>
-      <w:proofErr w:type="spellStart"/>
-      <w:proofErr w:type="gramStart"/>
-      <w:r>
-        <w:t>db.clientes</w:t>
-      </w:r>
-      <w:proofErr w:type="gramEnd"/>
-      <w:r>
-        <w:t>.find</w:t>
-      </w:r>
-      <w:proofErr w:type="spellEnd"/>
-      <w:r>
-        <w:t>({ edad: { $</w:t>
-      </w:r>
-      <w:proofErr w:type="spellStart"/>
-      <w:r>
-        <w:t>gt</w:t>
-      </w:r>
-      <w:proofErr w:type="spellEnd"/>
-      <w:r>
-        <w:t>: 30 } })</w:t>
-      </w:r>
-    </w:p>
-    <w:p>
-      <w:r>
-        <w:t xml:space="preserve">UPDATE (Actualizar - </w:t>
-      </w:r>
-      <w:proofErr w:type="spellStart"/>
-      <w:r>
-        <w:t>JavaScrip</w:t>
-      </w:r>
-      <w:proofErr w:type="spellEnd"/>
-      <w:r>
-        <w:t>)</w:t>
+      <w:r>
+        <w:t>db.clientes.find({ edad: { $gt: 30 } })</w:t>
+      </w:r>
+    </w:p>
+    <w:p>
+      <w:r>
+        <w:t>UPDATE (Actualizar - JavaScrip)</w:t>
       </w:r>
     </w:p>
     <w:p>
@@ -9408,40 +8839,20 @@
       </w:r>
     </w:p>
     <w:p>
-      <w:proofErr w:type="spellStart"/>
-      <w:proofErr w:type="gramStart"/>
-      <w:r>
-        <w:t>db.clientes</w:t>
-      </w:r>
-      <w:proofErr w:type="gramEnd"/>
-      <w:r>
-        <w:t>.updateOne</w:t>
-      </w:r>
-      <w:proofErr w:type="spellEnd"/>
-      <w:r>
-        <w:t>(</w:t>
+      <w:r>
+        <w:t>db.clientes.updateOne(</w:t>
       </w:r>
     </w:p>
     <w:p/>
     <w:p>
-      <w:proofErr w:type="gramStart"/>
       <w:r>
         <w:lastRenderedPageBreak/>
-        <w:t>{ nombre</w:t>
-      </w:r>
-      <w:proofErr w:type="gramEnd"/>
-      <w:r>
-        <w:t>: "Luis" },</w:t>
-      </w:r>
-    </w:p>
-    <w:p>
-      <w:proofErr w:type="gramStart"/>
-      <w:r>
-        <w:t>{ $</w:t>
-      </w:r>
-      <w:proofErr w:type="gramEnd"/>
-      <w:r>
-        <w:t>set: { edad: 36 } }</w:t>
+        <w:t>{ nombre: "Luis" },</w:t>
+      </w:r>
+    </w:p>
+    <w:p>
+      <w:r>
+        <w:t>{ $set: { edad: 36 } }</w:t>
       </w:r>
     </w:p>
     <w:p>
@@ -9465,21 +8876,7 @@
         <w:rPr>
           <w:b/>
         </w:rPr>
-        <w:t xml:space="preserve">DELETE (Eliminar - </w:t>
-      </w:r>
-      <w:proofErr w:type="spellStart"/>
-      <w:r>
-        <w:rPr>
-          <w:b/>
-        </w:rPr>
-        <w:t>JavaScrip</w:t>
-      </w:r>
-      <w:proofErr w:type="spellEnd"/>
-      <w:r>
-        <w:rPr>
-          <w:b/>
-        </w:rPr>
-        <w:t>)</w:t>
+        <w:t>DELETE (Eliminar - JavaScrip)</w:t>
       </w:r>
     </w:p>
     <w:p>
@@ -9488,18 +8885,8 @@
       </w:r>
     </w:p>
     <w:p>
-      <w:proofErr w:type="spellStart"/>
-      <w:proofErr w:type="gramStart"/>
-      <w:r>
-        <w:t>db.clientes</w:t>
-      </w:r>
-      <w:proofErr w:type="gramEnd"/>
-      <w:r>
-        <w:t>.deleteOne</w:t>
-      </w:r>
-      <w:proofErr w:type="spellEnd"/>
-      <w:r>
-        <w:t>({ nombre: "Luis" })</w:t>
+      <w:r>
+        <w:t>db.clientes.deleteOne({ nombre: "Luis" })</w:t>
       </w:r>
     </w:p>
     <w:p>
@@ -9521,15 +8908,7 @@
         </w:numPr>
       </w:pPr>
       <w:r>
-        <w:t>$</w:t>
-      </w:r>
-      <w:proofErr w:type="spellStart"/>
-      <w:r>
-        <w:t>gt</w:t>
-      </w:r>
-      <w:proofErr w:type="spellEnd"/>
-      <w:r>
-        <w:t xml:space="preserve"> (mayor que).</w:t>
+        <w:t>$gt (mayor que).</w:t>
       </w:r>
     </w:p>
     <w:p>
@@ -9541,15 +8920,7 @@
         </w:numPr>
       </w:pPr>
       <w:r>
-        <w:t>$</w:t>
-      </w:r>
-      <w:proofErr w:type="spellStart"/>
-      <w:r>
-        <w:t>lt</w:t>
-      </w:r>
-      <w:proofErr w:type="spellEnd"/>
-      <w:r>
-        <w:t xml:space="preserve"> (menor que).</w:t>
+        <w:t>$lt (menor que).</w:t>
       </w:r>
     </w:p>
     <w:p>
@@ -9573,43 +8944,17 @@
         </w:numPr>
       </w:pPr>
       <w:r>
-        <w:t>$</w:t>
-      </w:r>
-      <w:proofErr w:type="spellStart"/>
-      <w:r>
-        <w:t>or</w:t>
-      </w:r>
-      <w:proofErr w:type="spellEnd"/>
-      <w:r>
-        <w:t>.</w:t>
-      </w:r>
-    </w:p>
-    <w:p>
-      <w:r>
-        <w:t>Ejemplo (</w:t>
-      </w:r>
-      <w:proofErr w:type="spellStart"/>
-      <w:r>
-        <w:t>JavaScrip</w:t>
-      </w:r>
-      <w:proofErr w:type="spellEnd"/>
-      <w:r>
-        <w:t>):</w:t>
-      </w:r>
-    </w:p>
-    <w:p>
-      <w:proofErr w:type="spellStart"/>
-      <w:proofErr w:type="gramStart"/>
-      <w:r>
-        <w:t>db.clientes</w:t>
-      </w:r>
-      <w:proofErr w:type="gramEnd"/>
-      <w:r>
-        <w:t>.find</w:t>
-      </w:r>
-      <w:proofErr w:type="spellEnd"/>
-      <w:r>
-        <w:t>({</w:t>
+        <w:t>$or.</w:t>
+      </w:r>
+    </w:p>
+    <w:p>
+      <w:r>
+        <w:t>Ejemplo (JavaScrip):</w:t>
+      </w:r>
+    </w:p>
+    <w:p>
+      <w:r>
+        <w:t>db.clientes.find({</w:t>
       </w:r>
     </w:p>
     <w:p>
@@ -9618,31 +8963,13 @@
       </w:r>
     </w:p>
     <w:p>
-      <w:proofErr w:type="gramStart"/>
-      <w:r>
-        <w:t>{ edad</w:t>
-      </w:r>
-      <w:proofErr w:type="gramEnd"/>
-      <w:r>
-        <w:t>: { $</w:t>
-      </w:r>
-      <w:proofErr w:type="spellStart"/>
-      <w:r>
-        <w:t>gt</w:t>
-      </w:r>
-      <w:proofErr w:type="spellEnd"/>
-      <w:r>
-        <w:t>: 25 } },</w:t>
-      </w:r>
-    </w:p>
-    <w:p>
-      <w:proofErr w:type="gramStart"/>
-      <w:r>
-        <w:t>{ ciudad</w:t>
-      </w:r>
-      <w:proofErr w:type="gramEnd"/>
-      <w:r>
-        <w:t>: "Bogotá" }</w:t>
+      <w:r>
+        <w:t>{ edad: { $gt: 25 } },</w:t>
+      </w:r>
+    </w:p>
+    <w:p>
+      <w:r>
+        <w:t>{ ciudad: "Bogotá" }</w:t>
       </w:r>
     </w:p>
     <w:p>
@@ -10145,8 +9472,6 @@
           <w:b/>
         </w:rPr>
       </w:pPr>
-      <w:bookmarkStart w:id="31" w:name="_GoBack"/>
-      <w:bookmarkEnd w:id="31"/>
       <w:r>
         <w:rPr>
           <w:b/>
@@ -10161,44 +9486,13 @@
     </w:p>
     <w:p>
       <w:r>
-        <w:t xml:space="preserve">&lt;/&gt; </w:t>
-      </w:r>
-      <w:proofErr w:type="spellStart"/>
-      <w:r>
-        <w:t>Bash</w:t>
-      </w:r>
-      <w:proofErr w:type="spellEnd"/>
-    </w:p>
-    <w:p>
-      <w:proofErr w:type="spellStart"/>
-      <w:r>
-        <w:t>mysqldump</w:t>
-      </w:r>
-      <w:proofErr w:type="spellEnd"/>
-      <w:r>
-        <w:t xml:space="preserve"> -u </w:t>
-      </w:r>
-      <w:proofErr w:type="spellStart"/>
-      <w:r>
-        <w:t>root</w:t>
-      </w:r>
-      <w:proofErr w:type="spellEnd"/>
-      <w:r>
-        <w:t xml:space="preserve"> -p </w:t>
-      </w:r>
-      <w:proofErr w:type="spellStart"/>
-      <w:r>
-        <w:t>base_datos</w:t>
-      </w:r>
-      <w:proofErr w:type="spellEnd"/>
-      <w:r>
-        <w:t xml:space="preserve"> &gt; </w:t>
-      </w:r>
-      <w:proofErr w:type="spellStart"/>
-      <w:r>
-        <w:t>respaldo.sql</w:t>
-      </w:r>
-      <w:proofErr w:type="spellEnd"/>
+        <w:t>&lt;/&gt; Bash</w:t>
+      </w:r>
+    </w:p>
+    <w:p>
+      <w:r>
+        <w:t>mysqldump -u root -p base_datos &gt; respaldo.sql</w:t>
+      </w:r>
     </w:p>
     <w:p/>
     <w:p>
@@ -10226,44 +9520,13 @@
     </w:p>
     <w:p>
       <w:r>
-        <w:t xml:space="preserve">&lt;/&gt; </w:t>
-      </w:r>
-      <w:proofErr w:type="spellStart"/>
-      <w:r>
-        <w:t>Bash</w:t>
-      </w:r>
-      <w:proofErr w:type="spellEnd"/>
-    </w:p>
-    <w:p>
-      <w:proofErr w:type="spellStart"/>
-      <w:r>
-        <w:t>mysql</w:t>
-      </w:r>
-      <w:proofErr w:type="spellEnd"/>
-      <w:r>
-        <w:t xml:space="preserve"> -u </w:t>
-      </w:r>
-      <w:proofErr w:type="spellStart"/>
-      <w:r>
-        <w:t>root</w:t>
-      </w:r>
-      <w:proofErr w:type="spellEnd"/>
-      <w:r>
-        <w:t xml:space="preserve"> -p </w:t>
-      </w:r>
-      <w:proofErr w:type="spellStart"/>
-      <w:r>
-        <w:t>base_datos</w:t>
-      </w:r>
-      <w:proofErr w:type="spellEnd"/>
-      <w:r>
-        <w:t xml:space="preserve"> &lt; </w:t>
-      </w:r>
-      <w:proofErr w:type="spellStart"/>
-      <w:r>
-        <w:t>respaldo.sql</w:t>
-      </w:r>
-      <w:proofErr w:type="spellEnd"/>
+        <w:t>&lt;/&gt; Bash</w:t>
+      </w:r>
+    </w:p>
+    <w:p>
+      <w:r>
+        <w:t>mysql -u root -p base_datos &lt; respaldo.sql</w:t>
+      </w:r>
     </w:p>
     <w:p>
       <w:pPr>
@@ -10401,7 +9664,7 @@
                     </pic:cNvPicPr>
                   </pic:nvPicPr>
                   <pic:blipFill>
-                    <a:blip r:embed="rId14">
+                    <a:blip r:embed="rId17">
                       <a:extLst>
                         <a:ext uri="{28A0092B-C50C-407E-A947-70E740481C1C}">
                           <a14:useLocalDpi xmlns:a14="http://schemas.microsoft.com/office/drawing/2010/main" val="0"/>
@@ -10499,15 +9762,7 @@
         <w:t xml:space="preserve">: </w:t>
       </w:r>
       <w:r>
-        <w:t>(</w:t>
-      </w:r>
-      <w:proofErr w:type="spellStart"/>
-      <w:r>
-        <w:t>Backup</w:t>
-      </w:r>
-      <w:proofErr w:type="spellEnd"/>
-      <w:r>
-        <w:t>)</w:t>
+        <w:t>(Backup)</w:t>
       </w:r>
     </w:p>
     <w:p>
@@ -10525,15 +9780,7 @@
         <w:t xml:space="preserve">: </w:t>
       </w:r>
       <w:r>
-        <w:t>(</w:t>
-      </w:r>
-      <w:proofErr w:type="spellStart"/>
-      <w:r>
-        <w:t>Restore</w:t>
-      </w:r>
-      <w:proofErr w:type="spellEnd"/>
-      <w:r>
-        <w:t>)</w:t>
+        <w:t>(Restore)</w:t>
       </w:r>
     </w:p>
     <w:p/>
@@ -10548,12 +9795,12 @@
       <w:pPr>
         <w:pStyle w:val="Titulosgenerales"/>
       </w:pPr>
-      <w:bookmarkStart w:id="32" w:name="_Toc229385500"/>
+      <w:bookmarkStart w:id="31" w:name="_Toc229385500"/>
       <w:r>
         <w:lastRenderedPageBreak/>
         <w:t>Síntesis</w:t>
       </w:r>
-      <w:bookmarkEnd w:id="32"/>
+      <w:bookmarkEnd w:id="31"/>
     </w:p>
     <w:p>
       <w:pPr>
@@ -10648,7 +9895,7 @@
                     </pic:cNvPicPr>
                   </pic:nvPicPr>
                   <pic:blipFill>
-                    <a:blip r:embed="rId15">
+                    <a:blip r:embed="rId18">
                       <a:extLst>
                         <a:ext uri="{28A0092B-C50C-407E-A947-70E740481C1C}">
                           <a14:useLocalDpi xmlns:a14="http://schemas.microsoft.com/office/drawing/2010/main" val="0"/>
@@ -10681,14 +9928,14 @@
       <w:pPr>
         <w:pStyle w:val="Titulosgenerales"/>
       </w:pPr>
-      <w:bookmarkStart w:id="33" w:name="_Toc176443725"/>
-      <w:bookmarkStart w:id="34" w:name="_Toc229385501"/>
+      <w:bookmarkStart w:id="32" w:name="_Toc176443725"/>
+      <w:bookmarkStart w:id="33" w:name="_Toc229385501"/>
       <w:r>
         <w:lastRenderedPageBreak/>
         <w:t>Glosario</w:t>
       </w:r>
+      <w:bookmarkEnd w:id="32"/>
       <w:bookmarkEnd w:id="33"/>
-      <w:bookmarkEnd w:id="34"/>
     </w:p>
     <w:p>
       <w:pPr>
@@ -10897,8 +10144,8 @@
           <w:lang w:val="es-MX"/>
         </w:rPr>
       </w:pPr>
-      <w:bookmarkStart w:id="35" w:name="_Toc176443726"/>
-      <w:bookmarkStart w:id="36" w:name="_Toc229385502"/>
+      <w:bookmarkStart w:id="34" w:name="_Toc176443726"/>
+      <w:bookmarkStart w:id="35" w:name="_Toc229385502"/>
       <w:r>
         <w:rPr>
           <w:lang w:val="es-MX"/>
@@ -10906,8 +10153,8 @@
         <w:lastRenderedPageBreak/>
         <w:t>Referencias bibliográficas</w:t>
       </w:r>
+      <w:bookmarkEnd w:id="34"/>
       <w:bookmarkEnd w:id="35"/>
-      <w:bookmarkEnd w:id="36"/>
     </w:p>
     <w:p>
       <w:pPr>
@@ -10915,139 +10162,130 @@
           <w:lang w:val="es-MX" w:eastAsia="es-CO"/>
         </w:rPr>
       </w:pPr>
-      <w:proofErr w:type="spellStart"/>
       <w:r>
         <w:rPr>
           <w:lang w:val="es-MX" w:eastAsia="es-CO"/>
         </w:rPr>
-        <w:t>Cormen</w:t>
-      </w:r>
-      <w:proofErr w:type="spellEnd"/>
-      <w:r>
+        <w:t>Cormen, T. H., Leiserson, C. E., Rivest, R. L. &amp; Stein, C. (2022). Introduction to Algorithms (4th ed.). MIT Press.</w:t>
+      </w:r>
+    </w:p>
+    <w:p>
+      <w:pPr>
         <w:rPr>
           <w:lang w:val="es-MX" w:eastAsia="es-CO"/>
         </w:rPr>
-        <w:t xml:space="preserve">, T. H., </w:t>
-      </w:r>
-      <w:proofErr w:type="spellStart"/>
+      </w:pPr>
       <w:r>
         <w:rPr>
           <w:lang w:val="es-MX" w:eastAsia="es-CO"/>
         </w:rPr>
-        <w:t>Leiserson</w:t>
-      </w:r>
-      <w:proofErr w:type="spellEnd"/>
-      <w:r>
+        <w:t>GeeksforGeeks. (s.f.). Database Management System Tutorial. https://www.geeksforgeeks.org/dbms/</w:t>
+      </w:r>
+    </w:p>
+    <w:p>
+      <w:pPr>
         <w:rPr>
           <w:lang w:val="es-MX" w:eastAsia="es-CO"/>
         </w:rPr>
-        <w:t xml:space="preserve">, C. E., Rivest, R. L. &amp; Stein, C. (2022). </w:t>
-      </w:r>
-      <w:proofErr w:type="spellStart"/>
+      </w:pPr>
       <w:r>
         <w:rPr>
           <w:lang w:val="es-MX" w:eastAsia="es-CO"/>
         </w:rPr>
-        <w:t>Introduction</w:t>
-      </w:r>
-      <w:proofErr w:type="spellEnd"/>
-      <w:r>
+        <w:t>IBM. (s.f.). What is NoSQL? https://www.ibm.com/topics/nosql-databases</w:t>
+      </w:r>
+    </w:p>
+    <w:p>
+      <w:pPr>
         <w:rPr>
           <w:lang w:val="es-MX" w:eastAsia="es-CO"/>
         </w:rPr>
-        <w:t xml:space="preserve"> </w:t>
-      </w:r>
-      <w:proofErr w:type="spellStart"/>
+      </w:pPr>
       <w:r>
         <w:rPr>
           <w:lang w:val="es-MX" w:eastAsia="es-CO"/>
         </w:rPr>
-        <w:t>to</w:t>
-      </w:r>
-      <w:proofErr w:type="spellEnd"/>
-      <w:r>
+        <w:t>Microsoft. (s.f.). SQL Server Documentation. https://learn.microsoft.com/sql/</w:t>
+      </w:r>
+    </w:p>
+    <w:p>
+      <w:pPr>
         <w:rPr>
           <w:lang w:val="es-MX" w:eastAsia="es-CO"/>
         </w:rPr>
-        <w:t xml:space="preserve"> </w:t>
-      </w:r>
-      <w:proofErr w:type="spellStart"/>
+      </w:pPr>
       <w:r>
         <w:rPr>
           <w:lang w:val="es-MX" w:eastAsia="es-CO"/>
         </w:rPr>
-        <w:t>Algorithms</w:t>
-      </w:r>
-      <w:proofErr w:type="spellEnd"/>
-      <w:r>
+        <w:t>MongoDB Inc. (s.f.). MongoDB Manual. https://www.mongodb.com/docs/</w:t>
+      </w:r>
+    </w:p>
+    <w:p>
+      <w:pPr>
         <w:rPr>
           <w:lang w:val="es-MX" w:eastAsia="es-CO"/>
         </w:rPr>
-        <w:t xml:space="preserve"> (4th ed.). MIT </w:t>
-      </w:r>
-      <w:proofErr w:type="spellStart"/>
+      </w:pPr>
       <w:r>
         <w:rPr>
           <w:lang w:val="es-MX" w:eastAsia="es-CO"/>
         </w:rPr>
-        <w:t>Press</w:t>
-      </w:r>
-      <w:proofErr w:type="spellEnd"/>
-      <w:r>
+        <w:t>MySQL. (s.f.). MySQL Reference Manual. https://dev.mysql.com/doc/</w:t>
+      </w:r>
+    </w:p>
+    <w:p>
+      <w:pPr>
         <w:rPr>
           <w:lang w:val="es-MX" w:eastAsia="es-CO"/>
         </w:rPr>
-        <w:t>.</w:t>
-      </w:r>
-    </w:p>
-    <w:p>
-      <w:pPr>
+      </w:pPr>
+      <w:r>
         <w:rPr>
           <w:lang w:val="es-MX" w:eastAsia="es-CO"/>
         </w:rPr>
-      </w:pPr>
-      <w:proofErr w:type="spellStart"/>
-      <w:r>
+        <w:t>Oracle. (s.f.). Oracle Database Documentation. https://docs.oracle.com/en/database/oracle/oracle-database/</w:t>
+      </w:r>
+    </w:p>
+    <w:p>
+      <w:pPr>
         <w:rPr>
           <w:lang w:val="es-MX" w:eastAsia="es-CO"/>
         </w:rPr>
-        <w:t>GeeksforGeeks</w:t>
-      </w:r>
-      <w:proofErr w:type="spellEnd"/>
+      </w:pPr>
       <w:r>
         <w:rPr>
           <w:lang w:val="es-MX" w:eastAsia="es-CO"/>
         </w:rPr>
-        <w:t xml:space="preserve">. (s.f.). </w:t>
-      </w:r>
-      <w:proofErr w:type="spellStart"/>
-      <w:r>
+        <w:t>PostgreSQL Global Development Group. (s.f.). PostgreSQL Documentation. https://www.postgresql.org/docs/</w:t>
+      </w:r>
+    </w:p>
+    <w:p>
+      <w:pPr>
         <w:rPr>
           <w:lang w:val="es-MX" w:eastAsia="es-CO"/>
         </w:rPr>
-        <w:t>Database</w:t>
-      </w:r>
-      <w:proofErr w:type="spellEnd"/>
+      </w:pPr>
       <w:r>
         <w:rPr>
           <w:lang w:val="es-MX" w:eastAsia="es-CO"/>
         </w:rPr>
-        <w:t xml:space="preserve"> Management </w:t>
-      </w:r>
-      <w:proofErr w:type="spellStart"/>
-      <w:r>
+        <w:t>W3Schools. (s.f.). SQL Tutorial. https://www.w3schools.com/sql/</w:t>
+      </w:r>
+    </w:p>
+    <w:p>
+      <w:pPr>
         <w:rPr>
           <w:lang w:val="es-MX" w:eastAsia="es-CO"/>
         </w:rPr>
-        <w:t>System</w:t>
-      </w:r>
-      <w:proofErr w:type="spellEnd"/>
-      <w:r>
+      </w:pPr>
+    </w:p>
+    <w:p>
+      <w:pPr>
         <w:rPr>
           <w:lang w:val="es-MX" w:eastAsia="es-CO"/>
         </w:rPr>
-        <w:t xml:space="preserve"> Tutorial. https://www.geeksforgeeks.org/dbms/</w:t>
-      </w:r>
+      </w:pPr>
     </w:p>
     <w:p>
       <w:pPr>
@@ -11055,257 +10293,40 @@
           <w:lang w:val="es-MX" w:eastAsia="es-CO"/>
         </w:rPr>
       </w:pPr>
-      <w:r>
+    </w:p>
+    <w:p>
+      <w:pPr>
         <w:rPr>
           <w:lang w:val="es-MX" w:eastAsia="es-CO"/>
         </w:rPr>
-        <w:t xml:space="preserve">IBM. (s.f.). </w:t>
-      </w:r>
-      <w:proofErr w:type="spellStart"/>
-      <w:r>
+      </w:pPr>
+    </w:p>
+    <w:p>
+      <w:pPr>
         <w:rPr>
           <w:lang w:val="es-MX" w:eastAsia="es-CO"/>
         </w:rPr>
-        <w:t>What</w:t>
-      </w:r>
-      <w:proofErr w:type="spellEnd"/>
-      <w:r>
+      </w:pPr>
+    </w:p>
+    <w:p>
+      <w:pPr>
         <w:rPr>
           <w:lang w:val="es-MX" w:eastAsia="es-CO"/>
         </w:rPr>
-        <w:t xml:space="preserve"> </w:t>
-      </w:r>
-      <w:proofErr w:type="spellStart"/>
-      <w:r>
-        <w:rPr>
-          <w:lang w:val="es-MX" w:eastAsia="es-CO"/>
-        </w:rPr>
-        <w:t>is</w:t>
-      </w:r>
-      <w:proofErr w:type="spellEnd"/>
-      <w:r>
-        <w:rPr>
-          <w:lang w:val="es-MX" w:eastAsia="es-CO"/>
-        </w:rPr>
-        <w:t xml:space="preserve"> NoSQL? https://www.ibm.com/topics/nosql-databases</w:t>
-      </w:r>
-    </w:p>
-    <w:p>
-      <w:pPr>
-        <w:rPr>
-          <w:lang w:val="es-MX" w:eastAsia="es-CO"/>
-        </w:rPr>
-      </w:pPr>
-      <w:r>
-        <w:rPr>
-          <w:lang w:val="es-MX" w:eastAsia="es-CO"/>
-        </w:rPr>
-        <w:t xml:space="preserve">Microsoft. (s.f.). SQL Server </w:t>
-      </w:r>
-      <w:proofErr w:type="spellStart"/>
-      <w:r>
-        <w:rPr>
-          <w:lang w:val="es-MX" w:eastAsia="es-CO"/>
-        </w:rPr>
-        <w:t>Documentation</w:t>
-      </w:r>
-      <w:proofErr w:type="spellEnd"/>
-      <w:r>
-        <w:rPr>
-          <w:lang w:val="es-MX" w:eastAsia="es-CO"/>
-        </w:rPr>
-        <w:t>. https://learn.microsoft.com/sql/</w:t>
-      </w:r>
-    </w:p>
-    <w:p>
-      <w:pPr>
-        <w:rPr>
-          <w:lang w:val="es-MX" w:eastAsia="es-CO"/>
-        </w:rPr>
-      </w:pPr>
-      <w:r>
-        <w:rPr>
-          <w:lang w:val="es-MX" w:eastAsia="es-CO"/>
-        </w:rPr>
-        <w:t>MongoDB Inc. (s.f.). MongoDB Manual. https://www.mongodb.com/docs/</w:t>
-      </w:r>
-    </w:p>
-    <w:p>
-      <w:pPr>
-        <w:rPr>
-          <w:lang w:val="es-MX" w:eastAsia="es-CO"/>
-        </w:rPr>
-      </w:pPr>
-      <w:r>
-        <w:rPr>
-          <w:lang w:val="es-MX" w:eastAsia="es-CO"/>
-        </w:rPr>
-        <w:t>MySQL. (s.f.). MySQL Reference Manual. https://dev.mysql.com/doc/</w:t>
-      </w:r>
-    </w:p>
-    <w:p>
-      <w:pPr>
-        <w:rPr>
-          <w:lang w:val="es-MX" w:eastAsia="es-CO"/>
-        </w:rPr>
-      </w:pPr>
-      <w:r>
-        <w:rPr>
-          <w:lang w:val="es-MX" w:eastAsia="es-CO"/>
-        </w:rPr>
-        <w:t xml:space="preserve">Oracle. (s.f.). Oracle </w:t>
-      </w:r>
-      <w:proofErr w:type="spellStart"/>
-      <w:r>
-        <w:rPr>
-          <w:lang w:val="es-MX" w:eastAsia="es-CO"/>
-        </w:rPr>
-        <w:t>Database</w:t>
-      </w:r>
-      <w:proofErr w:type="spellEnd"/>
-      <w:r>
-        <w:rPr>
-          <w:lang w:val="es-MX" w:eastAsia="es-CO"/>
-        </w:rPr>
-        <w:t xml:space="preserve"> </w:t>
-      </w:r>
-      <w:proofErr w:type="spellStart"/>
-      <w:r>
-        <w:rPr>
-          <w:lang w:val="es-MX" w:eastAsia="es-CO"/>
-        </w:rPr>
-        <w:t>Documentation</w:t>
-      </w:r>
-      <w:proofErr w:type="spellEnd"/>
-      <w:r>
-        <w:rPr>
-          <w:lang w:val="es-MX" w:eastAsia="es-CO"/>
-        </w:rPr>
-        <w:t>. https://docs.oracle.com/en/database/oracle/oracle-database/</w:t>
-      </w:r>
-    </w:p>
-    <w:p>
-      <w:pPr>
-        <w:rPr>
-          <w:lang w:val="es-MX" w:eastAsia="es-CO"/>
-        </w:rPr>
-      </w:pPr>
-      <w:r>
-        <w:rPr>
-          <w:lang w:val="es-MX" w:eastAsia="es-CO"/>
-        </w:rPr>
-        <w:t xml:space="preserve">PostgreSQL Global </w:t>
-      </w:r>
-      <w:proofErr w:type="spellStart"/>
-      <w:r>
-        <w:rPr>
-          <w:lang w:val="es-MX" w:eastAsia="es-CO"/>
-        </w:rPr>
-        <w:t>Development</w:t>
-      </w:r>
-      <w:proofErr w:type="spellEnd"/>
-      <w:r>
-        <w:rPr>
-          <w:lang w:val="es-MX" w:eastAsia="es-CO"/>
-        </w:rPr>
-        <w:t xml:space="preserve"> </w:t>
-      </w:r>
-      <w:proofErr w:type="spellStart"/>
-      <w:r>
-        <w:rPr>
-          <w:lang w:val="es-MX" w:eastAsia="es-CO"/>
-        </w:rPr>
-        <w:t>Group</w:t>
-      </w:r>
-      <w:proofErr w:type="spellEnd"/>
-      <w:r>
-        <w:rPr>
-          <w:lang w:val="es-MX" w:eastAsia="es-CO"/>
-        </w:rPr>
-        <w:t xml:space="preserve">. (s.f.). PostgreSQL </w:t>
-      </w:r>
-      <w:proofErr w:type="spellStart"/>
-      <w:r>
-        <w:rPr>
-          <w:lang w:val="es-MX" w:eastAsia="es-CO"/>
-        </w:rPr>
-        <w:t>Documentation</w:t>
-      </w:r>
-      <w:proofErr w:type="spellEnd"/>
-      <w:r>
-        <w:rPr>
-          <w:lang w:val="es-MX" w:eastAsia="es-CO"/>
-        </w:rPr>
-        <w:t>. https://www.postgresql.org/docs/</w:t>
-      </w:r>
-    </w:p>
-    <w:p>
-      <w:pPr>
-        <w:rPr>
-          <w:lang w:val="es-MX" w:eastAsia="es-CO"/>
-        </w:rPr>
-      </w:pPr>
-      <w:r>
-        <w:rPr>
-          <w:lang w:val="es-MX" w:eastAsia="es-CO"/>
-        </w:rPr>
-        <w:t>W3Schools. (s.f.). SQL Tutorial. https://www.w3schools.com/sql/</w:t>
-      </w:r>
-    </w:p>
-    <w:p>
-      <w:pPr>
-        <w:rPr>
-          <w:lang w:val="es-MX" w:eastAsia="es-CO"/>
-        </w:rPr>
-      </w:pPr>
-    </w:p>
-    <w:p>
-      <w:pPr>
-        <w:rPr>
-          <w:lang w:val="es-MX" w:eastAsia="es-CO"/>
-        </w:rPr>
-      </w:pPr>
-    </w:p>
-    <w:p>
-      <w:pPr>
-        <w:rPr>
-          <w:lang w:val="es-MX" w:eastAsia="es-CO"/>
-        </w:rPr>
-      </w:pPr>
-    </w:p>
-    <w:p>
-      <w:pPr>
-        <w:rPr>
-          <w:lang w:val="es-MX" w:eastAsia="es-CO"/>
-        </w:rPr>
-      </w:pPr>
-    </w:p>
-    <w:p>
-      <w:pPr>
-        <w:rPr>
-          <w:lang w:val="es-MX" w:eastAsia="es-CO"/>
-        </w:rPr>
-      </w:pPr>
-    </w:p>
-    <w:p>
-      <w:pPr>
-        <w:rPr>
-          <w:lang w:val="es-MX" w:eastAsia="es-CO"/>
-        </w:rPr>
       </w:pPr>
     </w:p>
     <w:p>
       <w:pPr>
         <w:pStyle w:val="Titulosgenerales"/>
       </w:pPr>
-      <w:bookmarkStart w:id="37" w:name="_Toc176443727"/>
-      <w:bookmarkStart w:id="38" w:name="_Toc229385503"/>
+      <w:bookmarkStart w:id="36" w:name="_Toc176443727"/>
+      <w:bookmarkStart w:id="37" w:name="_Toc229385503"/>
       <w:r>
         <w:lastRenderedPageBreak/>
         <w:t>Créditos</w:t>
       </w:r>
+      <w:bookmarkEnd w:id="36"/>
       <w:bookmarkEnd w:id="37"/>
-      <w:bookmarkEnd w:id="38"/>
     </w:p>
     <w:tbl>
       <w:tblPr>
@@ -11478,15 +10499,7 @@
               </w:rPr>
             </w:pPr>
             <w:r>
-              <w:t xml:space="preserve">Diana Rocío </w:t>
-            </w:r>
-            <w:proofErr w:type="spellStart"/>
-            <w:r>
-              <w:t>Possos</w:t>
-            </w:r>
-            <w:proofErr w:type="spellEnd"/>
-            <w:r>
-              <w:t xml:space="preserve"> Beltrán</w:t>
+              <w:t>Diana Rocío Possos Beltrán</w:t>
             </w:r>
           </w:p>
         </w:tc>
@@ -11548,13 +10561,8 @@
                 <w:lang w:val="es-ES" w:eastAsia="es-CO"/>
               </w:rPr>
             </w:pPr>
-            <w:proofErr w:type="spellStart"/>
             <w:r>
-              <w:t>Sebastian</w:t>
-            </w:r>
-            <w:proofErr w:type="spellEnd"/>
-            <w:r>
-              <w:t xml:space="preserve"> Trujillo Afanador</w:t>
+              <w:t>Sebastian Trujillo Afanador</w:t>
             </w:r>
           </w:p>
         </w:tc>
@@ -11741,13 +10749,8 @@
                 <w:lang w:val="es-ES" w:eastAsia="es-CO"/>
               </w:rPr>
             </w:pPr>
-            <w:proofErr w:type="spellStart"/>
             <w:r>
-              <w:t>Sebastian</w:t>
-            </w:r>
-            <w:proofErr w:type="spellEnd"/>
-            <w:r>
-              <w:t xml:space="preserve"> Trujillo Afanador</w:t>
+              <w:t>Sebastian Trujillo Afanador</w:t>
             </w:r>
           </w:p>
         </w:tc>
@@ -11813,13 +10816,8 @@
               </w:rPr>
             </w:pPr>
             <w:r>
-              <w:t xml:space="preserve">Ernesto Navarro </w:t>
+              <w:t>Ernesto Navarro Jaimes</w:t>
             </w:r>
-            <w:proofErr w:type="spellStart"/>
-            <w:r>
-              <w:t>Jaimes</w:t>
-            </w:r>
-            <w:proofErr w:type="spellEnd"/>
           </w:p>
         </w:tc>
         <w:tc>
@@ -12005,8 +11003,8 @@
       </w:pPr>
     </w:p>
     <w:sectPr>
-      <w:headerReference w:type="default" r:id="rId16"/>
-      <w:footerReference w:type="default" r:id="rId17"/>
+      <w:headerReference w:type="default" r:id="rId19"/>
+      <w:footerReference w:type="default" r:id="rId20"/>
       <w:pgSz w:w="12240" w:h="15840"/>
       <w:pgMar w:top="1701" w:right="1134" w:bottom="1134" w:left="1134" w:header="709" w:footer="737" w:gutter="0"/>
       <w:pgNumType w:start="1"/>
@@ -12018,7 +11016,7 @@
 </file>
 
 <file path=word/endnotes.xml><?xml version="1.0" encoding="utf-8"?>
-<w:endnotes xmlns:wpc="http://schemas.microsoft.com/office/word/2010/wordprocessingCanvas" xmlns:cx="http://schemas.microsoft.com/office/drawing/2014/chartex" xmlns:cx1="http://schemas.microsoft.com/office/drawing/2015/9/8/chartex" xmlns:cx2="http://schemas.microsoft.com/office/drawing/2015/10/21/chartex" xmlns:cx3="http://schemas.microsoft.com/office/drawing/2016/5/9/chartex" xmlns:cx4="http://schemas.microsoft.com/office/drawing/2016/5/10/chartex" xmlns:cx5="http://schemas.microsoft.com/office/drawing/2016/5/11/chartex" xmlns:cx6="http://schemas.microsoft.com/office/drawing/2016/5/12/chartex" xmlns:cx7="http://schemas.microsoft.com/office/drawing/2016/5/13/chartex" xmlns:cx8="http://schemas.microsoft.com/office/drawing/2016/5/14/chartex" xmlns:mc="http://schemas.openxmlformats.org/markup-compatibility/2006" xmlns:aink="http://schemas.microsoft.com/office/drawing/2016/ink" xmlns:am3d="http://schemas.microsoft.com/office/drawing/2017/model3d" xmlns:o="urn:schemas-microsoft-com:office:office" xmlns:r="http://schemas.openxmlformats.org/officeDocument/2006/relationships" xmlns:m="http://schemas.openxmlformats.org/officeDocument/2006/math" xmlns:v="urn:schemas-microsoft-com:vml" xmlns:wp14="http://schemas.microsoft.com/office/word/2010/wordprocessingDrawing" xmlns:wp="http://schemas.openxmlformats.org/drawingml/2006/wordprocessingDrawing" xmlns:w10="urn:schemas-microsoft-com:office:word" xmlns:w="http://schemas.openxmlformats.org/wordprocessingml/2006/main" xmlns:w14="http://schemas.microsoft.com/office/word/2010/wordml" xmlns:w15="http://schemas.microsoft.com/office/word/2012/wordml" xmlns:w16cid="http://schemas.microsoft.com/office/word/2016/wordml/cid" xmlns:w16se="http://schemas.microsoft.com/office/word/2015/wordml/symex" xmlns:wpg="http://schemas.microsoft.com/office/word/2010/wordprocessingGroup" xmlns:wpi="http://schemas.microsoft.com/office/word/2010/wordprocessingInk" xmlns:wne="http://schemas.microsoft.com/office/word/2006/wordml" xmlns:wps="http://schemas.microsoft.com/office/word/2010/wordprocessingShape" mc:Ignorable="w14 w15 w16se w16cid wp14">
+<w:endnotes xmlns:wpc="http://schemas.microsoft.com/office/word/2010/wordprocessingCanvas" xmlns:cx="http://schemas.microsoft.com/office/drawing/2014/chartex" xmlns:cx1="http://schemas.microsoft.com/office/drawing/2015/9/8/chartex" xmlns:cx2="http://schemas.microsoft.com/office/drawing/2015/10/21/chartex" xmlns:cx3="http://schemas.microsoft.com/office/drawing/2016/5/9/chartex" xmlns:cx4="http://schemas.microsoft.com/office/drawing/2016/5/10/chartex" xmlns:cx5="http://schemas.microsoft.com/office/drawing/2016/5/11/chartex" xmlns:cx6="http://schemas.microsoft.com/office/drawing/2016/5/12/chartex" xmlns:cx7="http://schemas.microsoft.com/office/drawing/2016/5/13/chartex" xmlns:cx8="http://schemas.microsoft.com/office/drawing/2016/5/14/chartex" xmlns:mc="http://schemas.openxmlformats.org/markup-compatibility/2006" xmlns:aink="http://schemas.microsoft.com/office/drawing/2016/ink" xmlns:am3d="http://schemas.microsoft.com/office/drawing/2017/model3d" xmlns:o="urn:schemas-microsoft-com:office:office" xmlns:r="http://schemas.openxmlformats.org/officeDocument/2006/relationships" xmlns:m="http://schemas.openxmlformats.org/officeDocument/2006/math" xmlns:v="urn:schemas-microsoft-com:vml" xmlns:wp14="http://schemas.microsoft.com/office/word/2010/wordprocessingDrawing" xmlns:wp="http://schemas.openxmlformats.org/drawingml/2006/wordprocessingDrawing" xmlns:w10="urn:schemas-microsoft-com:office:word" xmlns:w="http://schemas.openxmlformats.org/wordprocessingml/2006/main" xmlns:w14="http://schemas.microsoft.com/office/word/2010/wordml" xmlns:w15="http://schemas.microsoft.com/office/word/2012/wordml" xmlns:w16cex="http://schemas.microsoft.com/office/word/2018/wordml/cex" xmlns:w16cid="http://schemas.microsoft.com/office/word/2016/wordml/cid" xmlns:w16="http://schemas.microsoft.com/office/word/2018/wordml" xmlns:w16sdtdh="http://schemas.microsoft.com/office/word/2020/wordml/sdtdatahash" xmlns:w16se="http://schemas.microsoft.com/office/word/2015/wordml/symex" xmlns:wpg="http://schemas.microsoft.com/office/word/2010/wordprocessingGroup" xmlns:wpi="http://schemas.microsoft.com/office/word/2010/wordprocessingInk" xmlns:wne="http://schemas.microsoft.com/office/word/2006/wordml" xmlns:wps="http://schemas.microsoft.com/office/word/2010/wordprocessingShape" mc:Ignorable="w14 w15 w16se w16cid w16 w16cex w16sdtdh wp14">
   <w:endnote w:type="separator" w:id="-1">
     <w:p>
       <w:pPr>
@@ -12043,7 +11041,7 @@
 </file>
 
 <file path=word/footer1.xml><?xml version="1.0" encoding="utf-8"?>
-<w:ftr xmlns:wpc="http://schemas.microsoft.com/office/word/2010/wordprocessingCanvas" xmlns:cx="http://schemas.microsoft.com/office/drawing/2014/chartex" xmlns:cx1="http://schemas.microsoft.com/office/drawing/2015/9/8/chartex" xmlns:cx2="http://schemas.microsoft.com/office/drawing/2015/10/21/chartex" xmlns:cx3="http://schemas.microsoft.com/office/drawing/2016/5/9/chartex" xmlns:cx4="http://schemas.microsoft.com/office/drawing/2016/5/10/chartex" xmlns:cx5="http://schemas.microsoft.com/office/drawing/2016/5/11/chartex" xmlns:cx6="http://schemas.microsoft.com/office/drawing/2016/5/12/chartex" xmlns:cx7="http://schemas.microsoft.com/office/drawing/2016/5/13/chartex" xmlns:cx8="http://schemas.microsoft.com/office/drawing/2016/5/14/chartex" xmlns:mc="http://schemas.openxmlformats.org/markup-compatibility/2006" xmlns:aink="http://schemas.microsoft.com/office/drawing/2016/ink" xmlns:am3d="http://schemas.microsoft.com/office/drawing/2017/model3d" xmlns:o="urn:schemas-microsoft-com:office:office" xmlns:r="http://schemas.openxmlformats.org/officeDocument/2006/relationships" xmlns:m="http://schemas.openxmlformats.org/officeDocument/2006/math" xmlns:v="urn:schemas-microsoft-com:vml" xmlns:wp14="http://schemas.microsoft.com/office/word/2010/wordprocessingDrawing" xmlns:wp="http://schemas.openxmlformats.org/drawingml/2006/wordprocessingDrawing" xmlns:w10="urn:schemas-microsoft-com:office:word" xmlns:w="http://schemas.openxmlformats.org/wordprocessingml/2006/main" xmlns:w14="http://schemas.microsoft.com/office/word/2010/wordml" xmlns:w15="http://schemas.microsoft.com/office/word/2012/wordml" xmlns:w16cid="http://schemas.microsoft.com/office/word/2016/wordml/cid" xmlns:w16se="http://schemas.microsoft.com/office/word/2015/wordml/symex" xmlns:wpg="http://schemas.microsoft.com/office/word/2010/wordprocessingGroup" xmlns:wpi="http://schemas.microsoft.com/office/word/2010/wordprocessingInk" xmlns:wne="http://schemas.microsoft.com/office/word/2006/wordml" xmlns:wps="http://schemas.microsoft.com/office/word/2010/wordprocessingShape" mc:Ignorable="w14 w15 w16se w16cid wp14">
+<w:ftr xmlns:wpc="http://schemas.microsoft.com/office/word/2010/wordprocessingCanvas" xmlns:cx="http://schemas.microsoft.com/office/drawing/2014/chartex" xmlns:cx1="http://schemas.microsoft.com/office/drawing/2015/9/8/chartex" xmlns:cx2="http://schemas.microsoft.com/office/drawing/2015/10/21/chartex" xmlns:cx3="http://schemas.microsoft.com/office/drawing/2016/5/9/chartex" xmlns:cx4="http://schemas.microsoft.com/office/drawing/2016/5/10/chartex" xmlns:cx5="http://schemas.microsoft.com/office/drawing/2016/5/11/chartex" xmlns:cx6="http://schemas.microsoft.com/office/drawing/2016/5/12/chartex" xmlns:cx7="http://schemas.microsoft.com/office/drawing/2016/5/13/chartex" xmlns:cx8="http://schemas.microsoft.com/office/drawing/2016/5/14/chartex" xmlns:mc="http://schemas.openxmlformats.org/markup-compatibility/2006" xmlns:aink="http://schemas.microsoft.com/office/drawing/2016/ink" xmlns:am3d="http://schemas.microsoft.com/office/drawing/2017/model3d" xmlns:o="urn:schemas-microsoft-com:office:office" xmlns:r="http://schemas.openxmlformats.org/officeDocument/2006/relationships" xmlns:m="http://schemas.openxmlformats.org/officeDocument/2006/math" xmlns:v="urn:schemas-microsoft-com:vml" xmlns:wp14="http://schemas.microsoft.com/office/word/2010/wordprocessingDrawing" xmlns:wp="http://schemas.openxmlformats.org/drawingml/2006/wordprocessingDrawing" xmlns:w10="urn:schemas-microsoft-com:office:word" xmlns:w="http://schemas.openxmlformats.org/wordprocessingml/2006/main" xmlns:w14="http://schemas.microsoft.com/office/word/2010/wordml" xmlns:w15="http://schemas.microsoft.com/office/word/2012/wordml" xmlns:w16cex="http://schemas.microsoft.com/office/word/2018/wordml/cex" xmlns:w16cid="http://schemas.microsoft.com/office/word/2016/wordml/cid" xmlns:w16="http://schemas.microsoft.com/office/word/2018/wordml" xmlns:w16sdtdh="http://schemas.microsoft.com/office/word/2020/wordml/sdtdatahash" xmlns:w16se="http://schemas.microsoft.com/office/word/2015/wordml/symex" xmlns:wpg="http://schemas.microsoft.com/office/word/2010/wordprocessingGroup" xmlns:wpi="http://schemas.microsoft.com/office/word/2010/wordprocessingInk" xmlns:wne="http://schemas.microsoft.com/office/word/2006/wordml" xmlns:wps="http://schemas.microsoft.com/office/word/2010/wordprocessingShape" mc:Ignorable="w14 w15 w16se w16cid w16 w16cex w16sdtdh wp14">
   <w:p>
     <w:pPr>
       <w:pStyle w:val="Piedepgina"/>
@@ -12180,7 +11178,7 @@
 </file>
 
 <file path=word/footnotes.xml><?xml version="1.0" encoding="utf-8"?>
-<w:footnotes xmlns:wpc="http://schemas.microsoft.com/office/word/2010/wordprocessingCanvas" xmlns:cx="http://schemas.microsoft.com/office/drawing/2014/chartex" xmlns:cx1="http://schemas.microsoft.com/office/drawing/2015/9/8/chartex" xmlns:cx2="http://schemas.microsoft.com/office/drawing/2015/10/21/chartex" xmlns:cx3="http://schemas.microsoft.com/office/drawing/2016/5/9/chartex" xmlns:cx4="http://schemas.microsoft.com/office/drawing/2016/5/10/chartex" xmlns:cx5="http://schemas.microsoft.com/office/drawing/2016/5/11/chartex" xmlns:cx6="http://schemas.microsoft.com/office/drawing/2016/5/12/chartex" xmlns:cx7="http://schemas.microsoft.com/office/drawing/2016/5/13/chartex" xmlns:cx8="http://schemas.microsoft.com/office/drawing/2016/5/14/chartex" xmlns:mc="http://schemas.openxmlformats.org/markup-compatibility/2006" xmlns:aink="http://schemas.microsoft.com/office/drawing/2016/ink" xmlns:am3d="http://schemas.microsoft.com/office/drawing/2017/model3d" xmlns:o="urn:schemas-microsoft-com:office:office" xmlns:r="http://schemas.openxmlformats.org/officeDocument/2006/relationships" xmlns:m="http://schemas.openxmlformats.org/officeDocument/2006/math" xmlns:v="urn:schemas-microsoft-com:vml" xmlns:wp14="http://schemas.microsoft.com/office/word/2010/wordprocessingDrawing" xmlns:wp="http://schemas.openxmlformats.org/drawingml/2006/wordprocessingDrawing" xmlns:w10="urn:schemas-microsoft-com:office:word" xmlns:w="http://schemas.openxmlformats.org/wordprocessingml/2006/main" xmlns:w14="http://schemas.microsoft.com/office/word/2010/wordml" xmlns:w15="http://schemas.microsoft.com/office/word/2012/wordml" xmlns:w16cid="http://schemas.microsoft.com/office/word/2016/wordml/cid" xmlns:w16se="http://schemas.microsoft.com/office/word/2015/wordml/symex" xmlns:wpg="http://schemas.microsoft.com/office/word/2010/wordprocessingGroup" xmlns:wpi="http://schemas.microsoft.com/office/word/2010/wordprocessingInk" xmlns:wne="http://schemas.microsoft.com/office/word/2006/wordml" xmlns:wps="http://schemas.microsoft.com/office/word/2010/wordprocessingShape" mc:Ignorable="w14 w15 w16se w16cid wp14">
+<w:footnotes xmlns:wpc="http://schemas.microsoft.com/office/word/2010/wordprocessingCanvas" xmlns:cx="http://schemas.microsoft.com/office/drawing/2014/chartex" xmlns:cx1="http://schemas.microsoft.com/office/drawing/2015/9/8/chartex" xmlns:cx2="http://schemas.microsoft.com/office/drawing/2015/10/21/chartex" xmlns:cx3="http://schemas.microsoft.com/office/drawing/2016/5/9/chartex" xmlns:cx4="http://schemas.microsoft.com/office/drawing/2016/5/10/chartex" xmlns:cx5="http://schemas.microsoft.com/office/drawing/2016/5/11/chartex" xmlns:cx6="http://schemas.microsoft.com/office/drawing/2016/5/12/chartex" xmlns:cx7="http://schemas.microsoft.com/office/drawing/2016/5/13/chartex" xmlns:cx8="http://schemas.microsoft.com/office/drawing/2016/5/14/chartex" xmlns:mc="http://schemas.openxmlformats.org/markup-compatibility/2006" xmlns:aink="http://schemas.microsoft.com/office/drawing/2016/ink" xmlns:am3d="http://schemas.microsoft.com/office/drawing/2017/model3d" xmlns:o="urn:schemas-microsoft-com:office:office" xmlns:r="http://schemas.openxmlformats.org/officeDocument/2006/relationships" xmlns:m="http://schemas.openxmlformats.org/officeDocument/2006/math" xmlns:v="urn:schemas-microsoft-com:vml" xmlns:wp14="http://schemas.microsoft.com/office/word/2010/wordprocessingDrawing" xmlns:wp="http://schemas.openxmlformats.org/drawingml/2006/wordprocessingDrawing" xmlns:w10="urn:schemas-microsoft-com:office:word" xmlns:w="http://schemas.openxmlformats.org/wordprocessingml/2006/main" xmlns:w14="http://schemas.microsoft.com/office/word/2010/wordml" xmlns:w15="http://schemas.microsoft.com/office/word/2012/wordml" xmlns:w16cex="http://schemas.microsoft.com/office/word/2018/wordml/cex" xmlns:w16cid="http://schemas.microsoft.com/office/word/2016/wordml/cid" xmlns:w16="http://schemas.microsoft.com/office/word/2018/wordml" xmlns:w16sdtdh="http://schemas.microsoft.com/office/word/2020/wordml/sdtdatahash" xmlns:w16se="http://schemas.microsoft.com/office/word/2015/wordml/symex" xmlns:wpg="http://schemas.microsoft.com/office/word/2010/wordprocessingGroup" xmlns:wpi="http://schemas.microsoft.com/office/word/2010/wordprocessingInk" xmlns:wne="http://schemas.microsoft.com/office/word/2006/wordml" xmlns:wps="http://schemas.microsoft.com/office/word/2010/wordprocessingShape" mc:Ignorable="w14 w15 w16se w16cid w16 w16cex w16sdtdh wp14">
   <w:footnote w:type="separator" w:id="-1">
     <w:p>
       <w:pPr>
@@ -12205,7 +11203,7 @@
 </file>
 
 <file path=word/header1.xml><?xml version="1.0" encoding="utf-8"?>
-<w:hdr xmlns:wpc="http://schemas.microsoft.com/office/word/2010/wordprocessingCanvas" xmlns:cx="http://schemas.microsoft.com/office/drawing/2014/chartex" xmlns:cx1="http://schemas.microsoft.com/office/drawing/2015/9/8/chartex" xmlns:cx2="http://schemas.microsoft.com/office/drawing/2015/10/21/chartex" xmlns:cx3="http://schemas.microsoft.com/office/drawing/2016/5/9/chartex" xmlns:cx4="http://schemas.microsoft.com/office/drawing/2016/5/10/chartex" xmlns:cx5="http://schemas.microsoft.com/office/drawing/2016/5/11/chartex" xmlns:cx6="http://schemas.microsoft.com/office/drawing/2016/5/12/chartex" xmlns:cx7="http://schemas.microsoft.com/office/drawing/2016/5/13/chartex" xmlns:cx8="http://schemas.microsoft.com/office/drawing/2016/5/14/chartex" xmlns:mc="http://schemas.openxmlformats.org/markup-compatibility/2006" xmlns:aink="http://schemas.microsoft.com/office/drawing/2016/ink" xmlns:am3d="http://schemas.microsoft.com/office/drawing/2017/model3d" xmlns:o="urn:schemas-microsoft-com:office:office" xmlns:r="http://schemas.openxmlformats.org/officeDocument/2006/relationships" xmlns:m="http://schemas.openxmlformats.org/officeDocument/2006/math" xmlns:v="urn:schemas-microsoft-com:vml" xmlns:wp14="http://schemas.microsoft.com/office/word/2010/wordprocessingDrawing" xmlns:wp="http://schemas.openxmlformats.org/drawingml/2006/wordprocessingDrawing" xmlns:w10="urn:schemas-microsoft-com:office:word" xmlns:w="http://schemas.openxmlformats.org/wordprocessingml/2006/main" xmlns:w14="http://schemas.microsoft.com/office/word/2010/wordml" xmlns:w15="http://schemas.microsoft.com/office/word/2012/wordml" xmlns:w16cid="http://schemas.microsoft.com/office/word/2016/wordml/cid" xmlns:w16se="http://schemas.microsoft.com/office/word/2015/wordml/symex" xmlns:wpg="http://schemas.microsoft.com/office/word/2010/wordprocessingGroup" xmlns:wpi="http://schemas.microsoft.com/office/word/2010/wordprocessingInk" xmlns:wne="http://schemas.microsoft.com/office/word/2006/wordml" xmlns:wps="http://schemas.microsoft.com/office/word/2010/wordprocessingShape" mc:Ignorable="w14 w15 w16se w16cid wp14">
+<w:hdr xmlns:wpc="http://schemas.microsoft.com/office/word/2010/wordprocessingCanvas" xmlns:cx="http://schemas.microsoft.com/office/drawing/2014/chartex" xmlns:cx1="http://schemas.microsoft.com/office/drawing/2015/9/8/chartex" xmlns:cx2="http://schemas.microsoft.com/office/drawing/2015/10/21/chartex" xmlns:cx3="http://schemas.microsoft.com/office/drawing/2016/5/9/chartex" xmlns:cx4="http://schemas.microsoft.com/office/drawing/2016/5/10/chartex" xmlns:cx5="http://schemas.microsoft.com/office/drawing/2016/5/11/chartex" xmlns:cx6="http://schemas.microsoft.com/office/drawing/2016/5/12/chartex" xmlns:cx7="http://schemas.microsoft.com/office/drawing/2016/5/13/chartex" xmlns:cx8="http://schemas.microsoft.com/office/drawing/2016/5/14/chartex" xmlns:mc="http://schemas.openxmlformats.org/markup-compatibility/2006" xmlns:aink="http://schemas.microsoft.com/office/drawing/2016/ink" xmlns:am3d="http://schemas.microsoft.com/office/drawing/2017/model3d" xmlns:o="urn:schemas-microsoft-com:office:office" xmlns:r="http://schemas.openxmlformats.org/officeDocument/2006/relationships" xmlns:m="http://schemas.openxmlformats.org/officeDocument/2006/math" xmlns:v="urn:schemas-microsoft-com:vml" xmlns:wp14="http://schemas.microsoft.com/office/word/2010/wordprocessingDrawing" xmlns:wp="http://schemas.openxmlformats.org/drawingml/2006/wordprocessingDrawing" xmlns:w10="urn:schemas-microsoft-com:office:word" xmlns:w="http://schemas.openxmlformats.org/wordprocessingml/2006/main" xmlns:w14="http://schemas.microsoft.com/office/word/2010/wordml" xmlns:w15="http://schemas.microsoft.com/office/word/2012/wordml" xmlns:w16cex="http://schemas.microsoft.com/office/word/2018/wordml/cex" xmlns:w16cid="http://schemas.microsoft.com/office/word/2016/wordml/cid" xmlns:w16="http://schemas.microsoft.com/office/word/2018/wordml" xmlns:w16sdtdh="http://schemas.microsoft.com/office/word/2020/wordml/sdtdatahash" xmlns:w16se="http://schemas.microsoft.com/office/word/2015/wordml/symex" xmlns:wpg="http://schemas.microsoft.com/office/word/2010/wordprocessingGroup" xmlns:wpi="http://schemas.microsoft.com/office/word/2010/wordprocessingInk" xmlns:wne="http://schemas.microsoft.com/office/word/2006/wordml" xmlns:wps="http://schemas.microsoft.com/office/word/2010/wordprocessingShape" mc:Ignorable="w14 w15 w16se w16cid w16 w16cex w16sdtdh wp14">
   <w:p>
     <w:pPr>
       <w:pStyle w:val="Encabezado"/>
@@ -12277,7 +11275,7 @@
 </file>
 
 <file path=word/numbering.xml><?xml version="1.0" encoding="utf-8"?>
-<w:numbering xmlns:wpc="http://schemas.microsoft.com/office/word/2010/wordprocessingCanvas" xmlns:cx="http://schemas.microsoft.com/office/drawing/2014/chartex" xmlns:cx1="http://schemas.microsoft.com/office/drawing/2015/9/8/chartex" xmlns:cx2="http://schemas.microsoft.com/office/drawing/2015/10/21/chartex" xmlns:cx3="http://schemas.microsoft.com/office/drawing/2016/5/9/chartex" xmlns:cx4="http://schemas.microsoft.com/office/drawing/2016/5/10/chartex" xmlns:cx5="http://schemas.microsoft.com/office/drawing/2016/5/11/chartex" xmlns:cx6="http://schemas.microsoft.com/office/drawing/2016/5/12/chartex" xmlns:cx7="http://schemas.microsoft.com/office/drawing/2016/5/13/chartex" xmlns:cx8="http://schemas.microsoft.com/office/drawing/2016/5/14/chartex" xmlns:mc="http://schemas.openxmlformats.org/markup-compatibility/2006" xmlns:aink="http://schemas.microsoft.com/office/drawing/2016/ink" xmlns:am3d="http://schemas.microsoft.com/office/drawing/2017/model3d" xmlns:o="urn:schemas-microsoft-com:office:office" xmlns:r="http://schemas.openxmlformats.org/officeDocument/2006/relationships" xmlns:m="http://schemas.openxmlformats.org/officeDocument/2006/math" xmlns:v="urn:schemas-microsoft-com:vml" xmlns:wp14="http://schemas.microsoft.com/office/word/2010/wordprocessingDrawing" xmlns:wp="http://schemas.openxmlformats.org/drawingml/2006/wordprocessingDrawing" xmlns:w10="urn:schemas-microsoft-com:office:word" xmlns:w="http://schemas.openxmlformats.org/wordprocessingml/2006/main" xmlns:w14="http://schemas.microsoft.com/office/word/2010/wordml" xmlns:w15="http://schemas.microsoft.com/office/word/2012/wordml" xmlns:w16cid="http://schemas.microsoft.com/office/word/2016/wordml/cid" xmlns:w16se="http://schemas.microsoft.com/office/word/2015/wordml/symex" xmlns:wpg="http://schemas.microsoft.com/office/word/2010/wordprocessingGroup" xmlns:wpi="http://schemas.microsoft.com/office/word/2010/wordprocessingInk" xmlns:wne="http://schemas.microsoft.com/office/word/2006/wordml" xmlns:wps="http://schemas.microsoft.com/office/word/2010/wordprocessingShape" mc:Ignorable="w14 w15 w16se w16cid wp14">
+<w:numbering xmlns:wpc="http://schemas.microsoft.com/office/word/2010/wordprocessingCanvas" xmlns:cx="http://schemas.microsoft.com/office/drawing/2014/chartex" xmlns:cx1="http://schemas.microsoft.com/office/drawing/2015/9/8/chartex" xmlns:cx2="http://schemas.microsoft.com/office/drawing/2015/10/21/chartex" xmlns:cx3="http://schemas.microsoft.com/office/drawing/2016/5/9/chartex" xmlns:cx4="http://schemas.microsoft.com/office/drawing/2016/5/10/chartex" xmlns:cx5="http://schemas.microsoft.com/office/drawing/2016/5/11/chartex" xmlns:cx6="http://schemas.microsoft.com/office/drawing/2016/5/12/chartex" xmlns:cx7="http://schemas.microsoft.com/office/drawing/2016/5/13/chartex" xmlns:cx8="http://schemas.microsoft.com/office/drawing/2016/5/14/chartex" xmlns:mc="http://schemas.openxmlformats.org/markup-compatibility/2006" xmlns:aink="http://schemas.microsoft.com/office/drawing/2016/ink" xmlns:am3d="http://schemas.microsoft.com/office/drawing/2017/model3d" xmlns:o="urn:schemas-microsoft-com:office:office" xmlns:r="http://schemas.openxmlformats.org/officeDocument/2006/relationships" xmlns:m="http://schemas.openxmlformats.org/officeDocument/2006/math" xmlns:v="urn:schemas-microsoft-com:vml" xmlns:wp14="http://schemas.microsoft.com/office/word/2010/wordprocessingDrawing" xmlns:wp="http://schemas.openxmlformats.org/drawingml/2006/wordprocessingDrawing" xmlns:w10="urn:schemas-microsoft-com:office:word" xmlns:w="http://schemas.openxmlformats.org/wordprocessingml/2006/main" xmlns:w14="http://schemas.microsoft.com/office/word/2010/wordml" xmlns:w15="http://schemas.microsoft.com/office/word/2012/wordml" xmlns:w16cex="http://schemas.microsoft.com/office/word/2018/wordml/cex" xmlns:w16cid="http://schemas.microsoft.com/office/word/2016/wordml/cid" xmlns:w16="http://schemas.microsoft.com/office/word/2018/wordml" xmlns:w16sdtdh="http://schemas.microsoft.com/office/word/2020/wordml/sdtdatahash" xmlns:w16se="http://schemas.microsoft.com/office/word/2015/wordml/symex" xmlns:wpg="http://schemas.microsoft.com/office/word/2010/wordprocessingGroup" xmlns:wpi="http://schemas.microsoft.com/office/word/2010/wordprocessingInk" xmlns:wne="http://schemas.microsoft.com/office/word/2006/wordml" xmlns:wps="http://schemas.microsoft.com/office/word/2010/wordprocessingShape" mc:Ignorable="w14 w15 w16se w16cid w16 w16cex w16sdtdh wp14">
   <w:abstractNum w:abstractNumId="0" w15:restartNumberingAfterBreak="0">
     <w:nsid w:val="FFFFFF89"/>
     <w:multiLevelType w:val="singleLevel"/>
@@ -16250,8 +15248,8 @@
   <w:abstractNum w:abstractNumId="39" w15:restartNumberingAfterBreak="0">
     <w:nsid w:val="743558E5"/>
     <w:multiLevelType w:val="hybridMultilevel"/>
-    <w:tmpl w:val="406CD608"/>
-    <w:lvl w:ilvl="0" w:tplc="786C4C2A">
+    <w:tmpl w:val="A6C085E2"/>
+    <w:lvl w:ilvl="0" w:tplc="A1F49FA8">
       <w:start w:val="1"/>
       <w:numFmt w:val="decimal"/>
       <w:pStyle w:val="Figura"/>
@@ -17053,7 +16051,7 @@
 </file>
 
 <file path=word/styles.xml><?xml version="1.0" encoding="utf-8"?>
-<w:styles xmlns:mc="http://schemas.openxmlformats.org/markup-compatibility/2006" xmlns:r="http://schemas.openxmlformats.org/officeDocument/2006/relationships" xmlns:w="http://schemas.openxmlformats.org/wordprocessingml/2006/main" xmlns:w14="http://schemas.microsoft.com/office/word/2010/wordml" xmlns:w15="http://schemas.microsoft.com/office/word/2012/wordml" xmlns:w16cid="http://schemas.microsoft.com/office/word/2016/wordml/cid" xmlns:w16se="http://schemas.microsoft.com/office/word/2015/wordml/symex" mc:Ignorable="w14 w15 w16se w16cid">
+<w:styles xmlns:mc="http://schemas.openxmlformats.org/markup-compatibility/2006" xmlns:r="http://schemas.openxmlformats.org/officeDocument/2006/relationships" xmlns:w="http://schemas.openxmlformats.org/wordprocessingml/2006/main" xmlns:w14="http://schemas.microsoft.com/office/word/2010/wordml" xmlns:w15="http://schemas.microsoft.com/office/word/2012/wordml" xmlns:w16cex="http://schemas.microsoft.com/office/word/2018/wordml/cex" xmlns:w16cid="http://schemas.microsoft.com/office/word/2016/wordml/cid" xmlns:w16="http://schemas.microsoft.com/office/word/2018/wordml" xmlns:w16sdtdh="http://schemas.microsoft.com/office/word/2020/wordml/sdtdatahash" xmlns:w16se="http://schemas.microsoft.com/office/word/2015/wordml/symex" mc:Ignorable="w14 w15 w16se w16cid w16 w16cex w16sdtdh">
   <w:docDefaults>
     <w:rPrDefault>
       <w:rPr>
@@ -17063,7 +16061,7 @@
     </w:rPrDefault>
     <w:pPrDefault/>
   </w:docDefaults>
-  <w:latentStyles w:defLockedState="0" w:defUIPriority="99" w:defSemiHidden="0" w:defUnhideWhenUsed="0" w:defQFormat="0" w:count="375">
+  <w:latentStyles w:defLockedState="0" w:defUIPriority="99" w:defSemiHidden="0" w:defUnhideWhenUsed="0" w:defQFormat="0" w:count="376">
     <w:lsdException w:name="Normal" w:uiPriority="0" w:qFormat="1"/>
     <w:lsdException w:name="heading 1" w:uiPriority="9" w:qFormat="1"/>
     <w:lsdException w:name="heading 2" w:semiHidden="1" w:uiPriority="9" w:unhideWhenUsed="1" w:qFormat="1"/>
@@ -17169,7 +16167,6 @@
     <w:lsdException w:name="HTML Sample" w:semiHidden="1" w:unhideWhenUsed="1"/>
     <w:lsdException w:name="HTML Typewriter" w:semiHidden="1" w:unhideWhenUsed="1"/>
     <w:lsdException w:name="HTML Variable" w:semiHidden="1" w:unhideWhenUsed="1"/>
-    <w:lsdException w:name="Normal Table" w:semiHidden="1" w:unhideWhenUsed="1"/>
     <w:lsdException w:name="annotation subject" w:semiHidden="1" w:unhideWhenUsed="1"/>
     <w:lsdException w:name="No List" w:semiHidden="1" w:unhideWhenUsed="1"/>
     <w:lsdException w:name="Outline List 1" w:semiHidden="1" w:unhideWhenUsed="1"/>
@@ -17216,10 +16213,8 @@
     <w:lsdException w:name="Table Subtle 2" w:semiHidden="1" w:unhideWhenUsed="1"/>
     <w:lsdException w:name="Table Web 1" w:semiHidden="1" w:unhideWhenUsed="1"/>
     <w:lsdException w:name="Table Web 2" w:semiHidden="1" w:unhideWhenUsed="1"/>
-    <w:lsdException w:name="Table Web 3" w:semiHidden="1" w:unhideWhenUsed="1"/>
     <w:lsdException w:name="Balloon Text" w:semiHidden="1" w:unhideWhenUsed="1"/>
     <w:lsdException w:name="Table Grid" w:uiPriority="39"/>
-    <w:lsdException w:name="Table Theme" w:semiHidden="1" w:unhideWhenUsed="1"/>
     <w:lsdException w:name="Placeholder Text" w:semiHidden="1"/>
     <w:lsdException w:name="No Spacing" w:uiPriority="1" w:qFormat="1"/>
     <w:lsdException w:name="Light Shading" w:uiPriority="60"/>
@@ -17439,6 +16434,7 @@
     <w:lsdException w:name="Smart Hyperlink" w:semiHidden="1" w:unhideWhenUsed="1"/>
     <w:lsdException w:name="Hashtag" w:semiHidden="1" w:unhideWhenUsed="1"/>
     <w:lsdException w:name="Unresolved Mention" w:semiHidden="1" w:unhideWhenUsed="1"/>
+    <w:lsdException w:name="Smart Link" w:semiHidden="1" w:unhideWhenUsed="1"/>
   </w:latentStyles>
   <w:style w:type="paragraph" w:default="1" w:styleId="Normal">
     <w:name w:val="Normal"/>
@@ -17791,7 +16787,7 @@
     <w:link w:val="FiguraCar"/>
     <w:autoRedefine/>
     <w:qFormat/>
-    <w:rsid w:val="005B519D"/>
+    <w:rsid w:val="00442B32"/>
     <w:pPr>
       <w:numPr>
         <w:numId w:val="6"/>
@@ -17802,7 +16798,7 @@
     </w:pPr>
     <w:rPr>
       <w:rFonts w:cs="Times New Roman (Cuerpo en alfa"/>
-      <w:b/>
+      <w:bCs/>
       <w:color w:val="000000"/>
       <w:kern w:val="0"/>
       <w:szCs w:val="24"/>
@@ -17813,10 +16809,10 @@
     <w:name w:val="Figura Car"/>
     <w:basedOn w:val="Fuentedeprrafopredeter"/>
     <w:link w:val="Figura"/>
-    <w:rsid w:val="005B519D"/>
+    <w:rsid w:val="00442B32"/>
     <w:rPr>
       <w:rFonts w:cs="Times New Roman (Cuerpo en alfa"/>
-      <w:b/>
+      <w:bCs/>
       <w:color w:val="000000"/>
       <w:sz w:val="28"/>
       <w:szCs w:val="24"/>
@@ -18760,7 +17756,12 @@
 </file>
 
 <file path=customXml/item1.xml><?xml version="1.0" encoding="utf-8"?>
-<b:Sources xmlns:b="http://schemas.openxmlformats.org/officeDocument/2006/bibliography" xmlns="http://schemas.openxmlformats.org/officeDocument/2006/bibliography" SelectedStyle="\APASixthEditionOfficeOnline.xsl" StyleName="APA" Version="6"/>
+<?mso-contentType ?>
+<FormTemplates xmlns="http://schemas.microsoft.com/sharepoint/v3/contenttype/forms">
+  <Display>DocumentLibraryForm</Display>
+  <Edit>DocumentLibraryForm</Edit>
+  <New>DocumentLibraryForm</New>
+</FormTemplates>
 </file>
 
 <file path=customXml/item2.xml><?xml version="1.0" encoding="utf-8"?>
@@ -18999,12 +18000,7 @@
 </file>
 
 <file path=customXml/item3.xml><?xml version="1.0" encoding="utf-8"?>
-<?mso-contentType ?>
-<FormTemplates xmlns="http://schemas.microsoft.com/sharepoint/v3/contenttype/forms">
-  <Display>DocumentLibraryForm</Display>
-  <Edit>DocumentLibraryForm</Edit>
-  <New>DocumentLibraryForm</New>
-</FormTemplates>
+<b:Sources xmlns:b="http://schemas.openxmlformats.org/officeDocument/2006/bibliography" xmlns="http://schemas.openxmlformats.org/officeDocument/2006/bibliography" SelectedStyle="\APASixthEditionOfficeOnline.xsl" StyleName="APA" Version="6"/>
 </file>
 
 <file path=customXml/item4.xml><?xml version="1.0" encoding="utf-8"?>
@@ -19019,6 +18015,33 @@
 </file>
 
 <file path=customXml/itemProps1.xml><?xml version="1.0" encoding="utf-8"?>
+<ds:datastoreItem xmlns:ds="http://schemas.openxmlformats.org/officeDocument/2006/customXml" ds:itemID="{7E59172D-501C-481D-8D81-71CC1C00F897}">
+  <ds:schemaRefs>
+    <ds:schemaRef ds:uri="http://schemas.microsoft.com/sharepoint/v3/contenttype/forms"/>
+  </ds:schemaRefs>
+</ds:datastoreItem>
+</file>
+
+<file path=customXml/itemProps2.xml><?xml version="1.0" encoding="utf-8"?>
+<ds:datastoreItem xmlns:ds="http://schemas.openxmlformats.org/officeDocument/2006/customXml" ds:itemID="{95D9853F-E4F1-478C-8BFA-5D5E19B6594A}">
+  <ds:schemaRefs>
+    <ds:schemaRef ds:uri="http://schemas.microsoft.com/office/2006/metadata/contentType"/>
+    <ds:schemaRef ds:uri="http://schemas.microsoft.com/office/2006/metadata/properties/metaAttributes"/>
+    <ds:schemaRef ds:uri="http://www.w3.org/2001/XMLSchema"/>
+    <ds:schemaRef ds:uri="http://schemas.microsoft.com/office/2006/metadata/properties"/>
+    <ds:schemaRef ds:uri="13c90a0b-73bc-4dc0-be5f-28d77b615beb"/>
+    <ds:schemaRef ds:uri="13c93bba-48ce-428c-bfe5-88b42c19b028"/>
+    <ds:schemaRef ds:uri="http://schemas.microsoft.com/office/2006/documentManagement/types"/>
+    <ds:schemaRef ds:uri="http://schemas.microsoft.com/office/infopath/2007/PartnerControls"/>
+    <ds:schemaRef ds:uri="http://schemas.openxmlformats.org/package/2006/metadata/core-properties"/>
+    <ds:schemaRef ds:uri="http://purl.org/dc/elements/1.1/"/>
+    <ds:schemaRef ds:uri="http://purl.org/dc/terms/"/>
+    <ds:schemaRef ds:uri="http://schemas.microsoft.com/internal/obd"/>
+  </ds:schemaRefs>
+</ds:datastoreItem>
+</file>
+
+<file path=customXml/itemProps3.xml><?xml version="1.0" encoding="utf-8"?>
 <ds:datastoreItem xmlns:ds="http://schemas.openxmlformats.org/officeDocument/2006/customXml" ds:itemID="{160A432A-41CF-4BC1-8D53-B4AE97574BCA}">
   <ds:schemaRefs>
     <ds:schemaRef ds:uri="http://schemas.openxmlformats.org/officeDocument/2006/bibliography"/>
@@ -19026,14 +18049,13 @@
 </ds:datastoreItem>
 </file>
 
-<file path=customXml/itemProps2.xml><?xml version="1.0" encoding="utf-8"?>
-<ds:datastoreItem xmlns:ds="http://schemas.openxmlformats.org/officeDocument/2006/customXml" ds:itemID="{95D9853F-E4F1-478C-8BFA-5D5E19B6594A}"/>
-</file>
-
-<file path=customXml/itemProps3.xml><?xml version="1.0" encoding="utf-8"?>
-<ds:datastoreItem xmlns:ds="http://schemas.openxmlformats.org/officeDocument/2006/customXml" ds:itemID="{7E59172D-501C-481D-8D81-71CC1C00F897}"/>
-</file>
-
 <file path=customXml/itemProps4.xml><?xml version="1.0" encoding="utf-8"?>
-<ds:datastoreItem xmlns:ds="http://schemas.openxmlformats.org/officeDocument/2006/customXml" ds:itemID="{0028FC52-0CD3-4905-873A-0539565B539B}"/>
+<ds:datastoreItem xmlns:ds="http://schemas.openxmlformats.org/officeDocument/2006/customXml" ds:itemID="{0028FC52-0CD3-4905-873A-0539565B539B}">
+  <ds:schemaRefs>
+    <ds:schemaRef ds:uri="http://schemas.microsoft.com/office/2006/metadata/properties"/>
+    <ds:schemaRef ds:uri="http://schemas.microsoft.com/office/infopath/2007/PartnerControls"/>
+    <ds:schemaRef ds:uri="13c90a0b-73bc-4dc0-be5f-28d77b615beb"/>
+    <ds:schemaRef ds:uri="13c93bba-48ce-428c-bfe5-88b42c19b028"/>
+  </ds:schemaRefs>
+</ds:datastoreItem>
 </file>
--- a/fuentes/CFA6_228146_DU.docx
+++ b/fuentes/CFA6_228146_DU.docx
@@ -1,6 +1,6 @@
 
 <file path=word/document.xml><?xml version="1.0" encoding="utf-8"?>
-<w:document xmlns:wpc="http://schemas.microsoft.com/office/word/2010/wordprocessingCanvas" xmlns:cx="http://schemas.microsoft.com/office/drawing/2014/chartex" xmlns:cx1="http://schemas.microsoft.com/office/drawing/2015/9/8/chartex" xmlns:cx2="http://schemas.microsoft.com/office/drawing/2015/10/21/chartex" xmlns:cx3="http://schemas.microsoft.com/office/drawing/2016/5/9/chartex" xmlns:cx4="http://schemas.microsoft.com/office/drawing/2016/5/10/chartex" xmlns:cx5="http://schemas.microsoft.com/office/drawing/2016/5/11/chartex" xmlns:cx6="http://schemas.microsoft.com/office/drawing/2016/5/12/chartex" xmlns:cx7="http://schemas.microsoft.com/office/drawing/2016/5/13/chartex" xmlns:cx8="http://schemas.microsoft.com/office/drawing/2016/5/14/chartex" xmlns:mc="http://schemas.openxmlformats.org/markup-compatibility/2006" xmlns:aink="http://schemas.microsoft.com/office/drawing/2016/ink" xmlns:am3d="http://schemas.microsoft.com/office/drawing/2017/model3d" xmlns:o="urn:schemas-microsoft-com:office:office" xmlns:r="http://schemas.openxmlformats.org/officeDocument/2006/relationships" xmlns:m="http://schemas.openxmlformats.org/officeDocument/2006/math" xmlns:v="urn:schemas-microsoft-com:vml" xmlns:wp14="http://schemas.microsoft.com/office/word/2010/wordprocessingDrawing" xmlns:wp="http://schemas.openxmlformats.org/drawingml/2006/wordprocessingDrawing" xmlns:w10="urn:schemas-microsoft-com:office:word" xmlns:w="http://schemas.openxmlformats.org/wordprocessingml/2006/main" xmlns:w14="http://schemas.microsoft.com/office/word/2010/wordml" xmlns:w15="http://schemas.microsoft.com/office/word/2012/wordml" xmlns:w16cex="http://schemas.microsoft.com/office/word/2018/wordml/cex" xmlns:w16cid="http://schemas.microsoft.com/office/word/2016/wordml/cid" xmlns:w16="http://schemas.microsoft.com/office/word/2018/wordml" xmlns:w16sdtdh="http://schemas.microsoft.com/office/word/2020/wordml/sdtdatahash" xmlns:w16se="http://schemas.microsoft.com/office/word/2015/wordml/symex" xmlns:wpg="http://schemas.microsoft.com/office/word/2010/wordprocessingGroup" xmlns:wpi="http://schemas.microsoft.com/office/word/2010/wordprocessingInk" xmlns:wne="http://schemas.microsoft.com/office/word/2006/wordml" xmlns:wps="http://schemas.microsoft.com/office/word/2010/wordprocessingShape" mc:Ignorable="w14 w15 w16se w16cid w16 w16cex w16sdtdh wp14">
+<w:document xmlns:wpc="http://schemas.microsoft.com/office/word/2010/wordprocessingCanvas" xmlns:cx="http://schemas.microsoft.com/office/drawing/2014/chartex" xmlns:cx1="http://schemas.microsoft.com/office/drawing/2015/9/8/chartex" xmlns:cx2="http://schemas.microsoft.com/office/drawing/2015/10/21/chartex" xmlns:cx3="http://schemas.microsoft.com/office/drawing/2016/5/9/chartex" xmlns:cx4="http://schemas.microsoft.com/office/drawing/2016/5/10/chartex" xmlns:cx5="http://schemas.microsoft.com/office/drawing/2016/5/11/chartex" xmlns:cx6="http://schemas.microsoft.com/office/drawing/2016/5/12/chartex" xmlns:cx7="http://schemas.microsoft.com/office/drawing/2016/5/13/chartex" xmlns:cx8="http://schemas.microsoft.com/office/drawing/2016/5/14/chartex" xmlns:mc="http://schemas.openxmlformats.org/markup-compatibility/2006" xmlns:aink="http://schemas.microsoft.com/office/drawing/2016/ink" xmlns:am3d="http://schemas.microsoft.com/office/drawing/2017/model3d" xmlns:o="urn:schemas-microsoft-com:office:office" xmlns:r="http://schemas.openxmlformats.org/officeDocument/2006/relationships" xmlns:m="http://schemas.openxmlformats.org/officeDocument/2006/math" xmlns:v="urn:schemas-microsoft-com:vml" xmlns:wp14="http://schemas.microsoft.com/office/word/2010/wordprocessingDrawing" xmlns:wp="http://schemas.openxmlformats.org/drawingml/2006/wordprocessingDrawing" xmlns:w10="urn:schemas-microsoft-com:office:word" xmlns:w="http://schemas.openxmlformats.org/wordprocessingml/2006/main" xmlns:w14="http://schemas.microsoft.com/office/word/2010/wordml" xmlns:w15="http://schemas.microsoft.com/office/word/2012/wordml" xmlns:w16cid="http://schemas.microsoft.com/office/word/2016/wordml/cid" xmlns:w16se="http://schemas.microsoft.com/office/word/2015/wordml/symex" xmlns:wpg="http://schemas.microsoft.com/office/word/2010/wordprocessingGroup" xmlns:wpi="http://schemas.microsoft.com/office/word/2010/wordprocessingInk" xmlns:wne="http://schemas.microsoft.com/office/word/2006/wordml" xmlns:wps="http://schemas.microsoft.com/office/word/2010/wordprocessingShape" mc:Ignorable="w14 w15 w16se w16cid wp14">
   <w:body>
     <w:p>
       <w:r>
@@ -40,7 +40,7 @@
                     </pic:cNvPicPr>
                   </pic:nvPicPr>
                   <pic:blipFill>
-                    <a:blip r:embed="rId11">
+                    <a:blip r:embed="rId8">
                       <a:extLst>
                         <a:ext uri="{28A0092B-C50C-407E-A947-70E740481C1C}">
                           <a14:useLocalDpi xmlns:a14="http://schemas.microsoft.com/office/drawing/2010/main" val="0"/>
@@ -213,7 +213,7 @@
               </wp:anchor>
             </w:drawing>
           </mc:Choice>
-          <mc:Fallback>
+          <mc:Fallback xmlns:w16cex="http://schemas.microsoft.com/office/word/2018/wordml/cex" xmlns:w16="http://schemas.microsoft.com/office/word/2018/wordml" xmlns:w16sdtdh="http://schemas.microsoft.com/office/word/2020/wordml/sdtdatahash">
             <w:pict>
               <v:rect w14:anchorId="5C6229C9" id="Rectángulo 4" o:spid="_x0000_s1026" style="position:absolute;margin-left:-55.7pt;margin-top:29pt;width:613.85pt;height:204pt;z-index:-251659776;visibility:visible;mso-wrap-style:square;mso-width-percent:0;mso-height-percent:0;mso-wrap-distance-left:9pt;mso-wrap-distance-top:0;mso-wrap-distance-right:9pt;mso-wrap-distance-bottom:0;mso-position-horizontal:absolute;mso-position-horizontal-relative:text;mso-position-vertical:absolute;mso-position-vertical-relative:text;mso-width-percent:0;mso-height-percent:0;mso-width-relative:page;mso-height-relative:margin;v-text-anchor:middle" o:gfxdata="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" fillcolor="#00314d" stroked="f" strokeweight="1pt"/>
             </w:pict>
@@ -318,7 +318,7 @@
                 <v:stroke joinstyle="miter"/>
                 <v:path gradientshapeok="t" o:connecttype="rect"/>
               </v:shapetype>
-              <v:shape id="Cuadro de texto 2" o:spid="_x0000_s1026" type="#_x0000_t202" alt="&quot;&quot;" style="position:absolute;left:0;text-align:left;margin-left:-20.7pt;margin-top:22pt;width:488.95pt;height:146.25pt;z-index:251657728;visibility:visible;mso-wrap-style:square;mso-width-percent:0;mso-height-percent:0;mso-wrap-distance-left:9pt;mso-wrap-distance-top:3.6pt;mso-wrap-distance-right:9pt;mso-wrap-distance-bottom:3.6pt;mso-position-horizontal:absolute;mso-position-horizontal-relative:text;mso-position-vertical:absolute;mso-position-vertical-relative:text;mso-width-percent:0;mso-height-percent:0;mso-width-relative:margin;mso-height-relative:margin;v-text-anchor:top" o:gfxdata="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" filled="f" stroked="f">
+              <v:shape id="Cuadro de texto 2" o:spid="_x0000_s1026" type="#_x0000_t202" style="position:absolute;left:0;text-align:left;margin-left:-20.7pt;margin-top:22pt;width:488.95pt;height:146.25pt;z-index:251657728;visibility:visible;mso-wrap-style:square;mso-width-percent:0;mso-height-percent:0;mso-wrap-distance-left:9pt;mso-wrap-distance-top:3.6pt;mso-wrap-distance-right:9pt;mso-wrap-distance-bottom:3.6pt;mso-position-horizontal:absolute;mso-position-horizontal-relative:text;mso-position-vertical:absolute;mso-position-vertical-relative:text;mso-width-percent:0;mso-height-percent:0;mso-width-relative:margin;mso-height-relative:margin;v-text-anchor:top" o:gfxdata="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" filled="f" stroked="f">
                 <v:textbox>
                   <w:txbxContent>
                     <w:p>
@@ -2666,7 +2666,7 @@
           <w:tab w:val="left" w:pos="1760"/>
           <w:tab w:val="right" w:leader="dot" w:pos="9962"/>
         </w:tabs>
-        <w:ind w:left="1754" w:hanging="765"/>
+        <w:ind w:left="1416" w:hanging="427"/>
         <w:rPr>
           <w:rFonts w:asciiTheme="minorHAnsi" w:eastAsiaTheme="minorEastAsia" w:hAnsiTheme="minorHAnsi" w:cstheme="minorBidi"/>
           <w:noProof/>
@@ -2695,16 +2695,6 @@
         </w:r>
         <w:r>
           <w:rPr>
-            <w:rFonts w:asciiTheme="minorHAnsi" w:eastAsiaTheme="minorEastAsia" w:hAnsiTheme="minorHAnsi" w:cstheme="minorBidi"/>
-            <w:noProof/>
-            <w:kern w:val="0"/>
-            <w:sz w:val="22"/>
-            <w:lang w:eastAsia="es-CO"/>
-          </w:rPr>
-          <w:tab/>
-        </w:r>
-        <w:r>
-          <w:rPr>
             <w:rStyle w:val="Hipervnculo"/>
             <w:noProof/>
           </w:rPr>
@@ -3222,7 +3212,35 @@
         <w:rPr>
           <w:lang w:eastAsia="es-CO"/>
         </w:rPr>
-        <w:t>Un gestor de base de datos, también conocido como DBMS (Database Management System), es un conjunto de programas que permiten crear, modificar, consultar y administrar bases de datos. Estos sistemas facilitan la interacción entre los usuarios y los datos, proporcionando mecanismos eficientes para su almacenamiento, recuperación y manipulación.</w:t>
+        <w:t>Un gestor de base de datos, también conocido como DBMS (</w:t>
+      </w:r>
+      <w:proofErr w:type="spellStart"/>
+      <w:r>
+        <w:rPr>
+          <w:lang w:eastAsia="es-CO"/>
+        </w:rPr>
+        <w:t>Database</w:t>
+      </w:r>
+      <w:proofErr w:type="spellEnd"/>
+      <w:r>
+        <w:rPr>
+          <w:lang w:eastAsia="es-CO"/>
+        </w:rPr>
+        <w:t xml:space="preserve"> Management </w:t>
+      </w:r>
+      <w:proofErr w:type="spellStart"/>
+      <w:r>
+        <w:rPr>
+          <w:lang w:eastAsia="es-CO"/>
+        </w:rPr>
+        <w:t>System</w:t>
+      </w:r>
+      <w:proofErr w:type="spellEnd"/>
+      <w:r>
+        <w:rPr>
+          <w:lang w:eastAsia="es-CO"/>
+        </w:rPr>
+        <w:t>), es un conjunto de programas que permiten crear, modificar, consultar y administrar bases de datos. Estos sistemas facilitan la interacción entre los usuarios y los datos, proporcionando mecanismos eficientes para su almacenamiento, recuperación y manipulación.</w:t>
       </w:r>
     </w:p>
     <w:p>
@@ -4416,9 +4434,6 @@
       </w:r>
     </w:p>
     <w:p>
-      <w:pPr>
-        <w:jc w:val="center"/>
-      </w:pPr>
       <w:r>
         <w:rPr>
           <w:noProof/>
@@ -4447,7 +4462,7 @@
                     </pic:cNvPicPr>
                   </pic:nvPicPr>
                   <pic:blipFill>
-                    <a:blip r:embed="rId12" cstate="print">
+                    <a:blip r:embed="rId9" cstate="print">
                       <a:extLst>
                         <a:ext uri="{28A0092B-C50C-407E-A947-70E740481C1C}">
                           <a14:useLocalDpi xmlns:a14="http://schemas.microsoft.com/office/drawing/2010/main" val="0"/>
@@ -4750,16 +4765,24 @@
     </w:p>
     <w:p>
       <w:r>
-        <w:t>Basado en lo explicado en esta temática, la siguiente imagen presenta una visión general de la arquitectura de un sistema de gestión de bases de datos, mostrando la interacción entre usuarios o aplicaciones y el servidor de base de datos. En ella se comparan los enfoques relacional (RDBMS) y NoSQL, junto con elementos clave como usuarios, roles, puertos de conexión, seguridad y tipos de almacenamiento de la información:</w:t>
-      </w:r>
-    </w:p>
+        <w:t xml:space="preserve">Basado en lo explicado en esta temática, la siguiente imagen presenta una visión general de la arquitectura de un sistema de gestión de bases de datos, mostrando la interacción entre usuarios o aplicaciones y el servidor de base de datos. En ella se comparan los </w:t>
+      </w:r>
+      <w:proofErr w:type="gramStart"/>
+      <w:r>
+        <w:t>enfoques relacional</w:t>
+      </w:r>
+      <w:proofErr w:type="gramEnd"/>
+      <w:r>
+        <w:t xml:space="preserve"> (RDBMS) y NoSQL, junto con elementos clave como usuarios, roles, puertos de conexión, seguridad y tipos de almacenamiento de la información:</w:t>
+      </w:r>
+    </w:p>
+    <w:p/>
     <w:p>
       <w:pPr>
         <w:pStyle w:val="Figura"/>
       </w:pPr>
       <w:r>
-        <w:lastRenderedPageBreak/>
-        <w:t>Arquitectura de base de datos</w:t>
+        <w:t>Diagrama de casos de uso - Sistema de biblioteca</w:t>
       </w:r>
     </w:p>
     <w:p>
@@ -4788,7 +4811,7 @@
                     </pic:cNvPicPr>
                   </pic:nvPicPr>
                   <pic:blipFill>
-                    <a:blip r:embed="rId13">
+                    <a:blip r:embed="rId10">
                       <a:extLst>
                         <a:ext uri="{28A0092B-C50C-407E-A947-70E740481C1C}">
                           <a14:useLocalDpi xmlns:a14="http://schemas.microsoft.com/office/drawing/2010/main" val="0"/>
@@ -4839,7 +4862,31 @@
     </w:p>
     <w:p>
       <w:r>
-        <w:t>El lenguaje estructurado de consulta, conocido como SQL (Structured Query Language), constituye el estándar más utilizado para la gestión y manipulación de bases de datos relacionales. Su importancia radica en la capacidad de permitir la interacción directa con los datos, facilitando su definición, consulta, actualización y control dentro de un sistema de gestión de bases de datos.</w:t>
+        <w:t>El lenguaje estructurado de consulta, conocido como SQL (</w:t>
+      </w:r>
+      <w:proofErr w:type="spellStart"/>
+      <w:r>
+        <w:t>Structured</w:t>
+      </w:r>
+      <w:proofErr w:type="spellEnd"/>
+      <w:r>
+        <w:t xml:space="preserve"> </w:t>
+      </w:r>
+      <w:proofErr w:type="spellStart"/>
+      <w:r>
+        <w:t>Query</w:t>
+      </w:r>
+      <w:proofErr w:type="spellEnd"/>
+      <w:r>
+        <w:t xml:space="preserve"> </w:t>
+      </w:r>
+      <w:proofErr w:type="spellStart"/>
+      <w:r>
+        <w:t>Language</w:t>
+      </w:r>
+      <w:proofErr w:type="spellEnd"/>
+      <w:r>
+        <w:t>), constituye el estándar más utilizado para la gestión y manipulación de bases de datos relacionales. Su importancia radica en la capacidad de permitir la interacción directa con los datos, facilitando su definición, consulta, actualización y control dentro de un sistema de gestión de bases de datos.</w:t>
       </w:r>
     </w:p>
     <w:p>
@@ -5421,7 +5468,15 @@
         </w:numPr>
       </w:pPr>
       <w:r>
-        <w:t xml:space="preserve">TEXT: almacena cadenas de texto extensas. </w:t>
+        <w:t xml:space="preserve">TEXT: </w:t>
+      </w:r>
+      <w:proofErr w:type="gramStart"/>
+      <w:r>
+        <w:t>almacena cadenas</w:t>
+      </w:r>
+      <w:proofErr w:type="gramEnd"/>
+      <w:r>
+        <w:t xml:space="preserve"> de texto extensas. </w:t>
       </w:r>
     </w:p>
     <w:p>
@@ -5849,7 +5904,15 @@
     </w:p>
     <w:p>
       <w:r>
-        <w:t>nombre VARCHAR(100),</w:t>
+        <w:t xml:space="preserve">nombre </w:t>
+      </w:r>
+      <w:proofErr w:type="gramStart"/>
+      <w:r>
+        <w:t>VARCHAR(</w:t>
+      </w:r>
+      <w:proofErr w:type="gramEnd"/>
+      <w:r>
+        <w:t>100),</w:t>
       </w:r>
     </w:p>
     <w:p>
@@ -5888,7 +5951,15 @@
     </w:p>
     <w:p>
       <w:r>
-        <w:t>ALTER TABLE clientes ADD correo VARCHAR(100);</w:t>
+        <w:t xml:space="preserve">ALTER TABLE clientes ADD correo </w:t>
+      </w:r>
+      <w:proofErr w:type="gramStart"/>
+      <w:r>
+        <w:t>VARCHAR(</w:t>
+      </w:r>
+      <w:proofErr w:type="gramEnd"/>
+      <w:r>
+        <w:t>100);</w:t>
       </w:r>
     </w:p>
     <w:p>
@@ -6022,7 +6093,7 @@
                     </pic:cNvPicPr>
                   </pic:nvPicPr>
                   <pic:blipFill>
-                    <a:blip r:embed="rId14">
+                    <a:blip r:embed="rId11">
                       <a:extLst>
                         <a:ext uri="{28A0092B-C50C-407E-A947-70E740481C1C}">
                           <a14:useLocalDpi xmlns:a14="http://schemas.microsoft.com/office/drawing/2010/main" val="0"/>
@@ -6131,7 +6202,15 @@
     </w:p>
     <w:p>
       <w:r>
-        <w:t>FOREIGN KEY (id_cliente) REFERENCES clientes(id)</w:t>
+        <w:t>FOREIGN KEY (</w:t>
+      </w:r>
+      <w:proofErr w:type="spellStart"/>
+      <w:r>
+        <w:t>id_cliente</w:t>
+      </w:r>
+      <w:proofErr w:type="spellEnd"/>
+      <w:r>
+        <w:t>) REFERENCES clientes(id)</w:t>
       </w:r>
     </w:p>
     <w:p>
@@ -6201,7 +6280,23 @@
     </w:p>
     <w:p>
       <w:r>
-        <w:t>Este conjunto de operaciones se agrupa dentro del lenguaje de manipulación de datos, conocido como DML (Data Manipulation Language), el cual proporciona herramientas para gestionar el contenido de las tablas sin alterar su estructura.</w:t>
+        <w:t xml:space="preserve">Este conjunto de operaciones se agrupa dentro del lenguaje de manipulación de datos, conocido como DML (Data </w:t>
+      </w:r>
+      <w:proofErr w:type="spellStart"/>
+      <w:r>
+        <w:t>Manipulation</w:t>
+      </w:r>
+      <w:proofErr w:type="spellEnd"/>
+      <w:r>
+        <w:t xml:space="preserve"> </w:t>
+      </w:r>
+      <w:proofErr w:type="spellStart"/>
+      <w:r>
+        <w:t>Language</w:t>
+      </w:r>
+      <w:proofErr w:type="spellEnd"/>
+      <w:r>
+        <w:t>), el cual proporciona herramientas para gestionar el contenido de las tablas sin alterar su estructura.</w:t>
       </w:r>
     </w:p>
     <w:p>
@@ -6436,13 +6531,34 @@
     </w:p>
     <w:p>
       <w:r>
-        <w:t>USING nuevos_clientes AS origen</w:t>
-      </w:r>
-    </w:p>
-    <w:p>
-      <w:r>
-        <w:t>ON destino.id = origen.id</w:t>
-      </w:r>
+        <w:t xml:space="preserve">USING </w:t>
+      </w:r>
+      <w:proofErr w:type="spellStart"/>
+      <w:r>
+        <w:t>nuevos_clientes</w:t>
+      </w:r>
+      <w:proofErr w:type="spellEnd"/>
+      <w:r>
+        <w:t xml:space="preserve"> AS origen</w:t>
+      </w:r>
+    </w:p>
+    <w:p>
+      <w:r>
+        <w:t xml:space="preserve">ON </w:t>
+      </w:r>
+      <w:proofErr w:type="spellStart"/>
+      <w:r>
+        <w:t>destino.id</w:t>
+      </w:r>
+      <w:proofErr w:type="spellEnd"/>
+      <w:r>
+        <w:t xml:space="preserve"> = </w:t>
+      </w:r>
+      <w:proofErr w:type="spellStart"/>
+      <w:r>
+        <w:t>origen.id</w:t>
+      </w:r>
+      <w:proofErr w:type="spellEnd"/>
     </w:p>
     <w:p>
       <w:r>
@@ -6451,8 +6567,23 @@
     </w:p>
     <w:p>
       <w:r>
-        <w:t>UPDATE SET destino.nombre = origen.nombre</w:t>
-      </w:r>
+        <w:t xml:space="preserve">UPDATE SET </w:t>
+      </w:r>
+      <w:proofErr w:type="spellStart"/>
+      <w:proofErr w:type="gramStart"/>
+      <w:r>
+        <w:t>destino.nombre</w:t>
+      </w:r>
+      <w:proofErr w:type="spellEnd"/>
+      <w:proofErr w:type="gramEnd"/>
+      <w:r>
+        <w:t xml:space="preserve"> = </w:t>
+      </w:r>
+      <w:proofErr w:type="spellStart"/>
+      <w:r>
+        <w:t>origen.nombre</w:t>
+      </w:r>
+      <w:proofErr w:type="spellEnd"/>
     </w:p>
     <w:p>
       <w:r>
@@ -6461,7 +6592,25 @@
     </w:p>
     <w:p>
       <w:r>
-        <w:t>INSERT (id, nombre) VALUES (origen.id, origen.nombre);</w:t>
+        <w:t>INSERT (id, nombre) VALUES (</w:t>
+      </w:r>
+      <w:proofErr w:type="spellStart"/>
+      <w:r>
+        <w:t>origen.id</w:t>
+      </w:r>
+      <w:proofErr w:type="spellEnd"/>
+      <w:r>
+        <w:t xml:space="preserve">, </w:t>
+      </w:r>
+      <w:proofErr w:type="spellStart"/>
+      <w:proofErr w:type="gramStart"/>
+      <w:r>
+        <w:t>origen.nombre</w:t>
+      </w:r>
+      <w:proofErr w:type="spellEnd"/>
+      <w:proofErr w:type="gramEnd"/>
+      <w:r>
+        <w:t>);</w:t>
       </w:r>
     </w:p>
     <w:p/>
@@ -6590,7 +6739,15 @@
     </w:p>
     <w:p>
       <w:r>
-        <w:t>&lt;= (menor o igual): evalúa si un valor es menor o igual a otro, integrando igualdad y inferioridad.</w:t>
+        <w:t xml:space="preserve">&lt;= (menor o igual): evalúa si un valor es menor o igual a otro, integrando igualdad </w:t>
+      </w:r>
+      <w:proofErr w:type="spellStart"/>
+      <w:r>
+        <w:t>y</w:t>
+      </w:r>
+      <w:proofErr w:type="spellEnd"/>
+      <w:r>
+        <w:t xml:space="preserve"> inferioridad.</w:t>
       </w:r>
     </w:p>
     <w:p>
@@ -6808,8 +6965,13 @@
           <w:numId w:val="20"/>
         </w:numPr>
       </w:pPr>
-      <w:r>
-        <w:t>UPPER(): convierte el texto a mayúsculas, útil para estandarizar la información.</w:t>
+      <w:proofErr w:type="gramStart"/>
+      <w:r>
+        <w:t>UPPER(</w:t>
+      </w:r>
+      <w:proofErr w:type="gramEnd"/>
+      <w:r>
+        <w:t>): convierte el texto a mayúsculas, útil para estandarizar la información.</w:t>
       </w:r>
     </w:p>
     <w:p>
@@ -6820,8 +6982,13 @@
           <w:numId w:val="20"/>
         </w:numPr>
       </w:pPr>
-      <w:r>
-        <w:t>LOWER(): convierte el texto a minúsculas, facilitando comparaciones sin distinción entre mayúsculas y minúsculas.</w:t>
+      <w:proofErr w:type="gramStart"/>
+      <w:r>
+        <w:t>LOWER(</w:t>
+      </w:r>
+      <w:proofErr w:type="gramEnd"/>
+      <w:r>
+        <w:t>): convierte el texto a minúsculas, facilitando comparaciones sin distinción entre mayúsculas y minúsculas.</w:t>
       </w:r>
     </w:p>
     <w:p>
@@ -6832,8 +6999,13 @@
           <w:numId w:val="20"/>
         </w:numPr>
       </w:pPr>
-      <w:r>
-        <w:t>LENGTH(): devuelve la cantidad de caracteres de una cadena, permitiendo validar la longitud de los textos.</w:t>
+      <w:proofErr w:type="gramStart"/>
+      <w:r>
+        <w:t>LENGTH(</w:t>
+      </w:r>
+      <w:proofErr w:type="gramEnd"/>
+      <w:r>
+        <w:t>): devuelve la cantidad de caracteres de una cadena, permitiendo validar la longitud de los textos.</w:t>
       </w:r>
     </w:p>
     <w:p>
@@ -6844,13 +7016,26 @@
           <w:numId w:val="20"/>
         </w:numPr>
       </w:pPr>
-      <w:r>
-        <w:t>SUBSTRING(): extrae una parte específica de una cadena de texto según la posición y longitud indicadas.</w:t>
-      </w:r>
-    </w:p>
-    <w:p>
-      <w:r>
-        <w:t>SELECT UPPER(nombre) FROM clientes;</w:t>
+      <w:proofErr w:type="gramStart"/>
+      <w:r>
+        <w:t>SUBSTRING(</w:t>
+      </w:r>
+      <w:proofErr w:type="gramEnd"/>
+      <w:r>
+        <w:t>): extrae una parte específica de una cadena de texto según la posición y longitud indicadas.</w:t>
+      </w:r>
+    </w:p>
+    <w:p>
+      <w:r>
+        <w:t xml:space="preserve">SELECT </w:t>
+      </w:r>
+      <w:proofErr w:type="gramStart"/>
+      <w:r>
+        <w:t>UPPER(</w:t>
+      </w:r>
+      <w:proofErr w:type="gramEnd"/>
+      <w:r>
+        <w:t>nombre) FROM clientes;</w:t>
       </w:r>
     </w:p>
     <w:p/>
@@ -6885,8 +7070,13 @@
           <w:numId w:val="21"/>
         </w:numPr>
       </w:pPr>
-      <w:r>
-        <w:t>ROUND(): redondea un número al número de decimales especificado.</w:t>
+      <w:proofErr w:type="gramStart"/>
+      <w:r>
+        <w:t>ROUND(</w:t>
+      </w:r>
+      <w:proofErr w:type="gramEnd"/>
+      <w:r>
+        <w:t>): redondea un número al número de decimales especificado.</w:t>
       </w:r>
     </w:p>
     <w:p>
@@ -6897,8 +7087,13 @@
           <w:numId w:val="21"/>
         </w:numPr>
       </w:pPr>
-      <w:r>
-        <w:t>ABS(): retorna el valor absoluto de un número, eliminando el signo negativo.</w:t>
+      <w:proofErr w:type="gramStart"/>
+      <w:r>
+        <w:t>ABS(</w:t>
+      </w:r>
+      <w:proofErr w:type="gramEnd"/>
+      <w:r>
+        <w:t>): retorna el valor absoluto de un número, eliminando el signo negativo.</w:t>
       </w:r>
     </w:p>
     <w:p>
@@ -6909,13 +7104,26 @@
           <w:numId w:val="21"/>
         </w:numPr>
       </w:pPr>
-      <w:r>
-        <w:t>SQRT(): calcula la raíz cuadrada de un valor numérico.</w:t>
-      </w:r>
-    </w:p>
-    <w:p>
-      <w:r>
-        <w:t>SELECT ROUND(123.456, 2);</w:t>
+      <w:proofErr w:type="gramStart"/>
+      <w:r>
+        <w:t>SQRT(</w:t>
+      </w:r>
+      <w:proofErr w:type="gramEnd"/>
+      <w:r>
+        <w:t>): calcula la raíz cuadrada de un valor numérico.</w:t>
+      </w:r>
+    </w:p>
+    <w:p>
+      <w:r>
+        <w:t xml:space="preserve">SELECT </w:t>
+      </w:r>
+      <w:proofErr w:type="gramStart"/>
+      <w:r>
+        <w:t>ROUND(</w:t>
+      </w:r>
+      <w:proofErr w:type="gramEnd"/>
+      <w:r>
+        <w:t>123.456, 2);</w:t>
       </w:r>
     </w:p>
     <w:p/>
@@ -6954,11 +7162,19 @@
           <w:b/>
         </w:rPr>
       </w:pPr>
-      <w:r>
-        <w:rPr>
-          <w:b/>
-        </w:rPr>
-        <w:t>NOW(): devuelve la fecha y hora actual del sistema.</w:t>
+      <w:proofErr w:type="gramStart"/>
+      <w:r>
+        <w:rPr>
+          <w:b/>
+        </w:rPr>
+        <w:t>NOW(</w:t>
+      </w:r>
+      <w:proofErr w:type="gramEnd"/>
+      <w:r>
+        <w:rPr>
+          <w:b/>
+        </w:rPr>
+        <w:t>): devuelve la fecha y hora actual del sistema.</w:t>
       </w:r>
     </w:p>
     <w:p>
@@ -6972,11 +7188,19 @@
           <w:b/>
         </w:rPr>
       </w:pPr>
-      <w:r>
-        <w:rPr>
-          <w:b/>
-        </w:rPr>
-        <w:t>CURDATE(): retorna únicamente la fecha actual.</w:t>
+      <w:proofErr w:type="gramStart"/>
+      <w:r>
+        <w:rPr>
+          <w:b/>
+        </w:rPr>
+        <w:t>CURDATE(</w:t>
+      </w:r>
+      <w:proofErr w:type="gramEnd"/>
+      <w:r>
+        <w:rPr>
+          <w:b/>
+        </w:rPr>
+        <w:t>): retorna únicamente la fecha actual.</w:t>
       </w:r>
     </w:p>
     <w:p>
@@ -6990,16 +7214,37 @@
           <w:b/>
         </w:rPr>
       </w:pPr>
-      <w:r>
-        <w:rPr>
-          <w:b/>
-        </w:rPr>
-        <w:t>YEAR(): extrae el año de una fecha determinada.</w:t>
-      </w:r>
-    </w:p>
-    <w:p>
-      <w:r>
-        <w:t>SELECT YEAR(fecha_nacimiento) FROM clientes;</w:t>
+      <w:proofErr w:type="gramStart"/>
+      <w:r>
+        <w:rPr>
+          <w:b/>
+        </w:rPr>
+        <w:t>YEAR(</w:t>
+      </w:r>
+      <w:proofErr w:type="gramEnd"/>
+      <w:r>
+        <w:rPr>
+          <w:b/>
+        </w:rPr>
+        <w:t>): extrae el año de una fecha determinada.</w:t>
+      </w:r>
+    </w:p>
+    <w:p>
+      <w:r>
+        <w:t xml:space="preserve">SELECT </w:t>
+      </w:r>
+      <w:proofErr w:type="gramStart"/>
+      <w:r>
+        <w:t>YEAR(</w:t>
+      </w:r>
+      <w:proofErr w:type="spellStart"/>
+      <w:proofErr w:type="gramEnd"/>
+      <w:r>
+        <w:t>fecha_nacimiento</w:t>
+      </w:r>
+      <w:proofErr w:type="spellEnd"/>
+      <w:r>
+        <w:t>) FROM clientes;</w:t>
       </w:r>
     </w:p>
     <w:p/>
@@ -7034,8 +7279,13 @@
           <w:numId w:val="23"/>
         </w:numPr>
       </w:pPr>
-      <w:r>
-        <w:t>COUNT()</w:t>
+      <w:proofErr w:type="gramStart"/>
+      <w:r>
+        <w:t>COUNT(</w:t>
+      </w:r>
+      <w:proofErr w:type="gramEnd"/>
+      <w:r>
+        <w:t>)</w:t>
       </w:r>
     </w:p>
     <w:p>
@@ -7046,8 +7296,13 @@
           <w:numId w:val="23"/>
         </w:numPr>
       </w:pPr>
-      <w:r>
-        <w:t>USER()</w:t>
+      <w:proofErr w:type="gramStart"/>
+      <w:r>
+        <w:t>USER(</w:t>
+      </w:r>
+      <w:proofErr w:type="gramEnd"/>
+      <w:r>
+        <w:t>)</w:t>
       </w:r>
     </w:p>
     <w:p>
@@ -7058,13 +7313,26 @@
           <w:numId w:val="23"/>
         </w:numPr>
       </w:pPr>
-      <w:r>
-        <w:t>VERSION()</w:t>
-      </w:r>
-    </w:p>
-    <w:p>
-      <w:r>
-        <w:t>SELECT COUNT(*) FROM clientes;</w:t>
+      <w:proofErr w:type="gramStart"/>
+      <w:r>
+        <w:t>VERSION(</w:t>
+      </w:r>
+      <w:proofErr w:type="gramEnd"/>
+      <w:r>
+        <w:t>)</w:t>
+      </w:r>
+    </w:p>
+    <w:p>
+      <w:r>
+        <w:t xml:space="preserve">SELECT </w:t>
+      </w:r>
+      <w:proofErr w:type="gramStart"/>
+      <w:r>
+        <w:t>COUNT(</w:t>
+      </w:r>
+      <w:proofErr w:type="gramEnd"/>
+      <w:r>
+        <w:t>*) FROM clientes;</w:t>
       </w:r>
     </w:p>
     <w:p>
@@ -7121,8 +7389,23 @@
     </w:p>
     <w:p>
       <w:r>
-        <w:t>SELECT c.nombre, p.pedido</w:t>
-      </w:r>
+        <w:t xml:space="preserve">SELECT </w:t>
+      </w:r>
+      <w:proofErr w:type="spellStart"/>
+      <w:proofErr w:type="gramStart"/>
+      <w:r>
+        <w:t>c.nombre</w:t>
+      </w:r>
+      <w:proofErr w:type="spellEnd"/>
+      <w:proofErr w:type="gramEnd"/>
+      <w:r>
+        <w:t xml:space="preserve">, </w:t>
+      </w:r>
+      <w:proofErr w:type="spellStart"/>
+      <w:r>
+        <w:t>p.pedido</w:t>
+      </w:r>
+      <w:proofErr w:type="spellEnd"/>
     </w:p>
     <w:p>
       <w:r>
@@ -7131,7 +7414,28 @@
     </w:p>
     <w:p>
       <w:r>
-        <w:t>INNER JOIN pedidos p ON c.id = p.cliente_id;</w:t>
+        <w:t xml:space="preserve">INNER JOIN pedidos p ON </w:t>
+      </w:r>
+      <w:proofErr w:type="spellStart"/>
+      <w:r>
+        <w:t>c.id</w:t>
+      </w:r>
+      <w:proofErr w:type="spellEnd"/>
+      <w:r>
+        <w:t xml:space="preserve"> = </w:t>
+      </w:r>
+      <w:proofErr w:type="spellStart"/>
+      <w:proofErr w:type="gramStart"/>
+      <w:r>
+        <w:t>p.cliente</w:t>
+      </w:r>
+      <w:proofErr w:type="gramEnd"/>
+      <w:r>
+        <w:t>_id</w:t>
+      </w:r>
+      <w:proofErr w:type="spellEnd"/>
+      <w:r>
+        <w:t>;</w:t>
       </w:r>
     </w:p>
     <w:p/>
@@ -7160,8 +7464,23 @@
     </w:p>
     <w:p>
       <w:r>
-        <w:t>SELECT c.nombre, p.pedido</w:t>
-      </w:r>
+        <w:t xml:space="preserve">SELECT </w:t>
+      </w:r>
+      <w:proofErr w:type="spellStart"/>
+      <w:proofErr w:type="gramStart"/>
+      <w:r>
+        <w:t>c.nombre</w:t>
+      </w:r>
+      <w:proofErr w:type="spellEnd"/>
+      <w:proofErr w:type="gramEnd"/>
+      <w:r>
+        <w:t xml:space="preserve">, </w:t>
+      </w:r>
+      <w:proofErr w:type="spellStart"/>
+      <w:r>
+        <w:t>p.pedido</w:t>
+      </w:r>
+      <w:proofErr w:type="spellEnd"/>
     </w:p>
     <w:p>
       <w:r>
@@ -7171,7 +7490,28 @@
     </w:p>
     <w:p>
       <w:r>
-        <w:t>LEFT JOIN pedidos p ON c.id = p.cliente_id;</w:t>
+        <w:t xml:space="preserve">LEFT JOIN pedidos p ON </w:t>
+      </w:r>
+      <w:proofErr w:type="spellStart"/>
+      <w:r>
+        <w:t>c.id</w:t>
+      </w:r>
+      <w:proofErr w:type="spellEnd"/>
+      <w:r>
+        <w:t xml:space="preserve"> = </w:t>
+      </w:r>
+      <w:proofErr w:type="spellStart"/>
+      <w:proofErr w:type="gramStart"/>
+      <w:r>
+        <w:t>p.cliente</w:t>
+      </w:r>
+      <w:proofErr w:type="gramEnd"/>
+      <w:r>
+        <w:t>_id</w:t>
+      </w:r>
+      <w:proofErr w:type="spellEnd"/>
+      <w:r>
+        <w:t>;</w:t>
       </w:r>
     </w:p>
     <w:p/>
@@ -7348,8 +7688,13 @@
           <w:numId w:val="26"/>
         </w:numPr>
       </w:pPr>
-      <w:r>
-        <w:t>MAX(): devuelve el valor más alto de una columna.</w:t>
+      <w:proofErr w:type="gramStart"/>
+      <w:r>
+        <w:t>MAX(</w:t>
+      </w:r>
+      <w:proofErr w:type="gramEnd"/>
+      <w:r>
+        <w:t>): devuelve el valor más alto de una columna.</w:t>
       </w:r>
     </w:p>
     <w:p>
@@ -7360,8 +7705,13 @@
           <w:numId w:val="26"/>
         </w:numPr>
       </w:pPr>
-      <w:r>
-        <w:t>MIN(): devuelve el valor más bajo de una columna.</w:t>
+      <w:proofErr w:type="gramStart"/>
+      <w:r>
+        <w:t>MIN(</w:t>
+      </w:r>
+      <w:proofErr w:type="gramEnd"/>
+      <w:r>
+        <w:t>): devuelve el valor más bajo de una columna.</w:t>
       </w:r>
     </w:p>
     <w:p>
@@ -7372,8 +7722,13 @@
           <w:numId w:val="26"/>
         </w:numPr>
       </w:pPr>
-      <w:r>
-        <w:t>AVG(): calcula el promedio de los valores numéricos.</w:t>
+      <w:proofErr w:type="gramStart"/>
+      <w:r>
+        <w:t>AVG(</w:t>
+      </w:r>
+      <w:proofErr w:type="gramEnd"/>
+      <w:r>
+        <w:t>): calcula el promedio de los valores numéricos.</w:t>
       </w:r>
     </w:p>
     <w:p>
@@ -7384,8 +7739,13 @@
           <w:numId w:val="26"/>
         </w:numPr>
       </w:pPr>
-      <w:r>
-        <w:t>SUM(): suma los valores de una columna numérica.</w:t>
+      <w:proofErr w:type="gramStart"/>
+      <w:r>
+        <w:t>SUM(</w:t>
+      </w:r>
+      <w:proofErr w:type="gramEnd"/>
+      <w:r>
+        <w:t>): suma los valores de una columna numérica.</w:t>
       </w:r>
     </w:p>
     <w:p>
@@ -7396,13 +7756,26 @@
           <w:numId w:val="26"/>
         </w:numPr>
       </w:pPr>
-      <w:r>
-        <w:t>COUNT(): cuenta la cantidad de registros.</w:t>
-      </w:r>
-    </w:p>
-    <w:p>
-      <w:r>
-        <w:t>SELECT AVG(salario) FROM empleados;</w:t>
+      <w:proofErr w:type="gramStart"/>
+      <w:r>
+        <w:t>COUNT(</w:t>
+      </w:r>
+      <w:proofErr w:type="gramEnd"/>
+      <w:r>
+        <w:t>): cuenta la cantidad de registros.</w:t>
+      </w:r>
+    </w:p>
+    <w:p>
+      <w:r>
+        <w:t xml:space="preserve">SELECT </w:t>
+      </w:r>
+      <w:proofErr w:type="gramStart"/>
+      <w:r>
+        <w:t>AVG(</w:t>
+      </w:r>
+      <w:proofErr w:type="gramEnd"/>
+      <w:r>
+        <w:t>salario) FROM empleados;</w:t>
       </w:r>
     </w:p>
     <w:p/>
@@ -7431,7 +7804,15 @@
     </w:p>
     <w:p>
       <w:r>
-        <w:t>SELECT departamento, COUNT(*)</w:t>
+        <w:t xml:space="preserve">SELECT departamento, </w:t>
+      </w:r>
+      <w:proofErr w:type="gramStart"/>
+      <w:r>
+        <w:t>COUNT(</w:t>
+      </w:r>
+      <w:proofErr w:type="gramEnd"/>
+      <w:r>
+        <w:t>*)</w:t>
       </w:r>
     </w:p>
     <w:p>
@@ -7473,7 +7854,15 @@
     </w:p>
     <w:p>
       <w:r>
-        <w:t>SELECT departamento, COUNT(*)</w:t>
+        <w:t xml:space="preserve">SELECT departamento, </w:t>
+      </w:r>
+      <w:proofErr w:type="gramStart"/>
+      <w:r>
+        <w:t>COUNT(</w:t>
+      </w:r>
+      <w:proofErr w:type="gramEnd"/>
+      <w:r>
+        <w:t>*)</w:t>
       </w:r>
     </w:p>
     <w:p>
@@ -7488,7 +7877,15 @@
     </w:p>
     <w:p>
       <w:r>
-        <w:t>HAVING COUNT(*) &gt; 5;</w:t>
+        <w:t xml:space="preserve">HAVING </w:t>
+      </w:r>
+      <w:proofErr w:type="gramStart"/>
+      <w:r>
+        <w:t>COUNT(</w:t>
+      </w:r>
+      <w:proofErr w:type="gramEnd"/>
+      <w:r>
+        <w:t>*) &gt; 5;</w:t>
       </w:r>
     </w:p>
     <w:p/>
@@ -7589,7 +7986,7 @@
                     </pic:cNvPicPr>
                   </pic:nvPicPr>
                   <pic:blipFill>
-                    <a:blip r:embed="rId15">
+                    <a:blip r:embed="rId12">
                       <a:extLst>
                         <a:ext uri="{28A0092B-C50C-407E-A947-70E740481C1C}">
                           <a14:useLocalDpi xmlns:a14="http://schemas.microsoft.com/office/drawing/2010/main" val="0"/>
@@ -7739,7 +8136,23 @@
     </w:p>
     <w:p>
       <w:r>
-        <w:t>El término NoSQL (Not Only SQL) no implica la ausencia del lenguaje SQL, sino una ampliación del paradigma de gestión de datos, permitiendo el uso de modelos alternativos que se adaptan mejor a aplicaciones modernas como redes sociales, sistemas de análisis en tiempo real y plataformas de comercio electrónico.</w:t>
+        <w:t>El término NoSQL (</w:t>
+      </w:r>
+      <w:proofErr w:type="spellStart"/>
+      <w:r>
+        <w:t>Not</w:t>
+      </w:r>
+      <w:proofErr w:type="spellEnd"/>
+      <w:r>
+        <w:t xml:space="preserve"> </w:t>
+      </w:r>
+      <w:proofErr w:type="spellStart"/>
+      <w:r>
+        <w:t>Only</w:t>
+      </w:r>
+      <w:proofErr w:type="spellEnd"/>
+      <w:r>
+        <w:t xml:space="preserve"> SQL) no implica la ausencia del lenguaje SQL, sino una ampliación del paradigma de gestión de datos, permitiendo el uso de modelos alternativos que se adaptan mejor a aplicaciones modernas como redes sociales, sistemas de análisis en tiempo real y plataformas de comercio electrónico.</w:t>
       </w:r>
     </w:p>
     <w:p>
@@ -7947,8 +8360,13 @@
       </w:r>
     </w:p>
     <w:p>
-      <w:r>
-        <w:t>columna_edad → [25, 30, 40]</w:t>
+      <w:proofErr w:type="spellStart"/>
+      <w:r>
+        <w:t>columna_edad</w:t>
+      </w:r>
+      <w:proofErr w:type="spellEnd"/>
+      <w:r>
+        <w:t xml:space="preserve"> → [25, 30, 40]</w:t>
       </w:r>
     </w:p>
     <w:p>
@@ -7972,7 +8390,15 @@
         </w:numPr>
       </w:pPr>
       <w:r>
-        <w:t>Utilizadas en big data.</w:t>
+        <w:t xml:space="preserve">Utilizadas en </w:t>
+      </w:r>
+      <w:proofErr w:type="spellStart"/>
+      <w:r>
+        <w:t>big</w:t>
+      </w:r>
+      <w:proofErr w:type="spellEnd"/>
+      <w:r>
+        <w:t xml:space="preserve"> data.</w:t>
       </w:r>
     </w:p>
     <w:p/>
@@ -8000,9 +8426,27 @@
       </w:r>
     </w:p>
     <w:p>
-      <w:r>
-        <w:t>Persona_A ──(AMIGO_DE)──&gt; Persona_B</w:t>
-      </w:r>
+      <w:proofErr w:type="spellStart"/>
+      <w:r>
+        <w:t>Persona_A</w:t>
+      </w:r>
+      <w:proofErr w:type="spellEnd"/>
+      <w:r>
+        <w:t xml:space="preserve"> ──(AMIGO_</w:t>
+      </w:r>
+      <w:proofErr w:type="gramStart"/>
+      <w:r>
+        <w:t>DE)─</w:t>
+      </w:r>
+      <w:proofErr w:type="gramEnd"/>
+      <w:r>
+        <w:t xml:space="preserve">─&gt; </w:t>
+      </w:r>
+      <w:proofErr w:type="spellStart"/>
+      <w:r>
+        <w:t>Persona_B</w:t>
+      </w:r>
+      <w:proofErr w:type="spellEnd"/>
     </w:p>
     <w:p/>
     <w:p>
@@ -8355,9 +8799,16 @@
       </w:r>
     </w:p>
     <w:p>
+      <w:proofErr w:type="spellStart"/>
+      <w:proofErr w:type="gramStart"/>
       <w:r>
         <w:lastRenderedPageBreak/>
-        <w:t>db.createCollection("clientes")</w:t>
+        <w:t>db.createCollection</w:t>
+      </w:r>
+      <w:proofErr w:type="spellEnd"/>
+      <w:proofErr w:type="gramEnd"/>
+      <w:r>
+        <w:t>("clientes")</w:t>
       </w:r>
     </w:p>
     <w:p/>
@@ -8385,8 +8836,15 @@
       </w:r>
     </w:p>
     <w:p>
-      <w:r>
-        <w:t>db.createCollection("clientes")</w:t>
+      <w:proofErr w:type="spellStart"/>
+      <w:proofErr w:type="gramStart"/>
+      <w:r>
+        <w:t>db.createCollection</w:t>
+      </w:r>
+      <w:proofErr w:type="spellEnd"/>
+      <w:proofErr w:type="gramEnd"/>
+      <w:r>
+        <w:t>("clientes")</w:t>
       </w:r>
     </w:p>
     <w:p/>
@@ -8414,8 +8872,18 @@
       </w:r>
     </w:p>
     <w:p>
-      <w:r>
-        <w:t>db.clientes.insertOne({</w:t>
+      <w:proofErr w:type="spellStart"/>
+      <w:proofErr w:type="gramStart"/>
+      <w:r>
+        <w:t>db.clientes</w:t>
+      </w:r>
+      <w:proofErr w:type="gramEnd"/>
+      <w:r>
+        <w:t>.insertOne</w:t>
+      </w:r>
+      <w:proofErr w:type="spellEnd"/>
+      <w:r>
+        <w:t>({</w:t>
       </w:r>
     </w:p>
     <w:p>
@@ -8484,7 +8952,7 @@
                     </pic:cNvPicPr>
                   </pic:nvPicPr>
                   <pic:blipFill>
-                    <a:blip r:embed="rId16">
+                    <a:blip r:embed="rId13">
                       <a:extLst>
                         <a:ext uri="{28A0092B-C50C-407E-A947-70E740481C1C}">
                           <a14:useLocalDpi xmlns:a14="http://schemas.microsoft.com/office/drawing/2010/main" val="0"/>
@@ -8678,8 +9146,13 @@
       </w:r>
     </w:p>
     <w:p>
-      <w:r>
-        <w:t>UserID | Nombre | Email | ...</w:t>
+      <w:proofErr w:type="spellStart"/>
+      <w:r>
+        <w:t>UserID</w:t>
+      </w:r>
+      <w:proofErr w:type="spellEnd"/>
+      <w:r>
+        <w:t xml:space="preserve"> | Nombre | Email | ...</w:t>
       </w:r>
     </w:p>
     <w:p/>
@@ -8748,7 +9221,39 @@
     </w:p>
     <w:p>
       <w:r>
-        <w:t xml:space="preserve">Las operaciones CRUD (Create-crear, Read-leer, Update-actualizar, Delete-eliminar) constituyen la base para la administración de la información en bases de datos NoSQL. Estas operaciones permiten crear, consultar, modificar y eliminar datos, y </w:t>
+        <w:t>Las operaciones CRUD (</w:t>
+      </w:r>
+      <w:proofErr w:type="spellStart"/>
+      <w:r>
+        <w:t>Create</w:t>
+      </w:r>
+      <w:proofErr w:type="spellEnd"/>
+      <w:r>
+        <w:t xml:space="preserve">-crear, </w:t>
+      </w:r>
+      <w:proofErr w:type="spellStart"/>
+      <w:r>
+        <w:t>Read</w:t>
+      </w:r>
+      <w:proofErr w:type="spellEnd"/>
+      <w:r>
+        <w:t xml:space="preserve">-leer, </w:t>
+      </w:r>
+      <w:proofErr w:type="spellStart"/>
+      <w:r>
+        <w:t>Update</w:t>
+      </w:r>
+      <w:proofErr w:type="spellEnd"/>
+      <w:r>
+        <w:t xml:space="preserve">-actualizar, </w:t>
+      </w:r>
+      <w:proofErr w:type="spellStart"/>
+      <w:r>
+        <w:t>Delete</w:t>
+      </w:r>
+      <w:proofErr w:type="spellEnd"/>
+      <w:r>
+        <w:t xml:space="preserve">-eliminar) constituyen la base para la administración de la información en bases de datos NoSQL. Estas operaciones permiten crear, consultar, modificar y eliminar datos, y </w:t>
       </w:r>
       <w:r>
         <w:lastRenderedPageBreak/>
@@ -8771,7 +9276,21 @@
         <w:rPr>
           <w:b/>
         </w:rPr>
-        <w:t>CREATE (Crear - JavaScrip)</w:t>
+        <w:t xml:space="preserve">CREATE (Crear - </w:t>
+      </w:r>
+      <w:proofErr w:type="spellStart"/>
+      <w:r>
+        <w:rPr>
+          <w:b/>
+        </w:rPr>
+        <w:t>JavaScrip</w:t>
+      </w:r>
+      <w:proofErr w:type="spellEnd"/>
+      <w:r>
+        <w:rPr>
+          <w:b/>
+        </w:rPr>
+        <w:t>)</w:t>
       </w:r>
     </w:p>
     <w:p>
@@ -8780,8 +9299,18 @@
       </w:r>
     </w:p>
     <w:p>
-      <w:r>
-        <w:t>db.clientes.insertOne({</w:t>
+      <w:proofErr w:type="spellStart"/>
+      <w:proofErr w:type="gramStart"/>
+      <w:r>
+        <w:t>db.clientes</w:t>
+      </w:r>
+      <w:proofErr w:type="gramEnd"/>
+      <w:r>
+        <w:t>.insertOne</w:t>
+      </w:r>
+      <w:proofErr w:type="spellEnd"/>
+      <w:r>
+        <w:t>({</w:t>
       </w:r>
     </w:p>
     <w:p>
@@ -8815,7 +9344,21 @@
         <w:rPr>
           <w:b/>
         </w:rPr>
-        <w:t>READ (Consultar - JavaScrip)</w:t>
+        <w:t xml:space="preserve">READ (Consultar - </w:t>
+      </w:r>
+      <w:proofErr w:type="spellStart"/>
+      <w:r>
+        <w:rPr>
+          <w:b/>
+        </w:rPr>
+        <w:t>JavaScrip</w:t>
+      </w:r>
+      <w:proofErr w:type="spellEnd"/>
+      <w:r>
+        <w:rPr>
+          <w:b/>
+        </w:rPr>
+        <w:t>)</w:t>
       </w:r>
     </w:p>
     <w:p>
@@ -8824,13 +9367,39 @@
       </w:r>
     </w:p>
     <w:p>
-      <w:r>
-        <w:t>db.clientes.find({ edad: { $gt: 30 } })</w:t>
-      </w:r>
-    </w:p>
-    <w:p>
-      <w:r>
-        <w:t>UPDATE (Actualizar - JavaScrip)</w:t>
+      <w:proofErr w:type="spellStart"/>
+      <w:proofErr w:type="gramStart"/>
+      <w:r>
+        <w:t>db.clientes</w:t>
+      </w:r>
+      <w:proofErr w:type="gramEnd"/>
+      <w:r>
+        <w:t>.find</w:t>
+      </w:r>
+      <w:proofErr w:type="spellEnd"/>
+      <w:r>
+        <w:t>({ edad: { $</w:t>
+      </w:r>
+      <w:proofErr w:type="spellStart"/>
+      <w:r>
+        <w:t>gt</w:t>
+      </w:r>
+      <w:proofErr w:type="spellEnd"/>
+      <w:r>
+        <w:t>: 30 } })</w:t>
+      </w:r>
+    </w:p>
+    <w:p>
+      <w:r>
+        <w:t xml:space="preserve">UPDATE (Actualizar - </w:t>
+      </w:r>
+      <w:proofErr w:type="spellStart"/>
+      <w:r>
+        <w:t>JavaScrip</w:t>
+      </w:r>
+      <w:proofErr w:type="spellEnd"/>
+      <w:r>
+        <w:t>)</w:t>
       </w:r>
     </w:p>
     <w:p>
@@ -8839,20 +9408,40 @@
       </w:r>
     </w:p>
     <w:p>
-      <w:r>
-        <w:t>db.clientes.updateOne(</w:t>
+      <w:proofErr w:type="spellStart"/>
+      <w:proofErr w:type="gramStart"/>
+      <w:r>
+        <w:t>db.clientes</w:t>
+      </w:r>
+      <w:proofErr w:type="gramEnd"/>
+      <w:r>
+        <w:t>.updateOne</w:t>
+      </w:r>
+      <w:proofErr w:type="spellEnd"/>
+      <w:r>
+        <w:t>(</w:t>
       </w:r>
     </w:p>
     <w:p/>
     <w:p>
+      <w:proofErr w:type="gramStart"/>
       <w:r>
         <w:lastRenderedPageBreak/>
-        <w:t>{ nombre: "Luis" },</w:t>
-      </w:r>
-    </w:p>
-    <w:p>
-      <w:r>
-        <w:t>{ $set: { edad: 36 } }</w:t>
+        <w:t>{ nombre</w:t>
+      </w:r>
+      <w:proofErr w:type="gramEnd"/>
+      <w:r>
+        <w:t>: "Luis" },</w:t>
+      </w:r>
+    </w:p>
+    <w:p>
+      <w:proofErr w:type="gramStart"/>
+      <w:r>
+        <w:t>{ $</w:t>
+      </w:r>
+      <w:proofErr w:type="gramEnd"/>
+      <w:r>
+        <w:t>set: { edad: 36 } }</w:t>
       </w:r>
     </w:p>
     <w:p>
@@ -8876,7 +9465,21 @@
         <w:rPr>
           <w:b/>
         </w:rPr>
-        <w:t>DELETE (Eliminar - JavaScrip)</w:t>
+        <w:t xml:space="preserve">DELETE (Eliminar - </w:t>
+      </w:r>
+      <w:proofErr w:type="spellStart"/>
+      <w:r>
+        <w:rPr>
+          <w:b/>
+        </w:rPr>
+        <w:t>JavaScrip</w:t>
+      </w:r>
+      <w:proofErr w:type="spellEnd"/>
+      <w:r>
+        <w:rPr>
+          <w:b/>
+        </w:rPr>
+        <w:t>)</w:t>
       </w:r>
     </w:p>
     <w:p>
@@ -8885,8 +9488,18 @@
       </w:r>
     </w:p>
     <w:p>
-      <w:r>
-        <w:t>db.clientes.deleteOne({ nombre: "Luis" })</w:t>
+      <w:proofErr w:type="spellStart"/>
+      <w:proofErr w:type="gramStart"/>
+      <w:r>
+        <w:t>db.clientes</w:t>
+      </w:r>
+      <w:proofErr w:type="gramEnd"/>
+      <w:r>
+        <w:t>.deleteOne</w:t>
+      </w:r>
+      <w:proofErr w:type="spellEnd"/>
+      <w:r>
+        <w:t>({ nombre: "Luis" })</w:t>
       </w:r>
     </w:p>
     <w:p>
@@ -8908,7 +9521,15 @@
         </w:numPr>
       </w:pPr>
       <w:r>
-        <w:t>$gt (mayor que).</w:t>
+        <w:t>$</w:t>
+      </w:r>
+      <w:proofErr w:type="spellStart"/>
+      <w:r>
+        <w:t>gt</w:t>
+      </w:r>
+      <w:proofErr w:type="spellEnd"/>
+      <w:r>
+        <w:t xml:space="preserve"> (mayor que).</w:t>
       </w:r>
     </w:p>
     <w:p>
@@ -8920,7 +9541,15 @@
         </w:numPr>
       </w:pPr>
       <w:r>
-        <w:t>$lt (menor que).</w:t>
+        <w:t>$</w:t>
+      </w:r>
+      <w:proofErr w:type="spellStart"/>
+      <w:r>
+        <w:t>lt</w:t>
+      </w:r>
+      <w:proofErr w:type="spellEnd"/>
+      <w:r>
+        <w:t xml:space="preserve"> (menor que).</w:t>
       </w:r>
     </w:p>
     <w:p>
@@ -8944,17 +9573,43 @@
         </w:numPr>
       </w:pPr>
       <w:r>
-        <w:t>$or.</w:t>
-      </w:r>
-    </w:p>
-    <w:p>
-      <w:r>
-        <w:t>Ejemplo (JavaScrip):</w:t>
-      </w:r>
-    </w:p>
-    <w:p>
-      <w:r>
-        <w:t>db.clientes.find({</w:t>
+        <w:t>$</w:t>
+      </w:r>
+      <w:proofErr w:type="spellStart"/>
+      <w:r>
+        <w:t>or</w:t>
+      </w:r>
+      <w:proofErr w:type="spellEnd"/>
+      <w:r>
+        <w:t>.</w:t>
+      </w:r>
+    </w:p>
+    <w:p>
+      <w:r>
+        <w:t>Ejemplo (</w:t>
+      </w:r>
+      <w:proofErr w:type="spellStart"/>
+      <w:r>
+        <w:t>JavaScrip</w:t>
+      </w:r>
+      <w:proofErr w:type="spellEnd"/>
+      <w:r>
+        <w:t>):</w:t>
+      </w:r>
+    </w:p>
+    <w:p>
+      <w:proofErr w:type="spellStart"/>
+      <w:proofErr w:type="gramStart"/>
+      <w:r>
+        <w:t>db.clientes</w:t>
+      </w:r>
+      <w:proofErr w:type="gramEnd"/>
+      <w:r>
+        <w:t>.find</w:t>
+      </w:r>
+      <w:proofErr w:type="spellEnd"/>
+      <w:r>
+        <w:t>({</w:t>
       </w:r>
     </w:p>
     <w:p>
@@ -8963,13 +9618,31 @@
       </w:r>
     </w:p>
     <w:p>
-      <w:r>
-        <w:t>{ edad: { $gt: 25 } },</w:t>
-      </w:r>
-    </w:p>
-    <w:p>
-      <w:r>
-        <w:t>{ ciudad: "Bogotá" }</w:t>
+      <w:proofErr w:type="gramStart"/>
+      <w:r>
+        <w:t>{ edad</w:t>
+      </w:r>
+      <w:proofErr w:type="gramEnd"/>
+      <w:r>
+        <w:t>: { $</w:t>
+      </w:r>
+      <w:proofErr w:type="spellStart"/>
+      <w:r>
+        <w:t>gt</w:t>
+      </w:r>
+      <w:proofErr w:type="spellEnd"/>
+      <w:r>
+        <w:t>: 25 } },</w:t>
+      </w:r>
+    </w:p>
+    <w:p>
+      <w:proofErr w:type="gramStart"/>
+      <w:r>
+        <w:t>{ ciudad</w:t>
+      </w:r>
+      <w:proofErr w:type="gramEnd"/>
+      <w:r>
+        <w:t>: "Bogotá" }</w:t>
       </w:r>
     </w:p>
     <w:p>
@@ -9486,13 +10159,44 @@
     </w:p>
     <w:p>
       <w:r>
-        <w:t>&lt;/&gt; Bash</w:t>
-      </w:r>
-    </w:p>
-    <w:p>
-      <w:r>
-        <w:t>mysqldump -u root -p base_datos &gt; respaldo.sql</w:t>
-      </w:r>
+        <w:t xml:space="preserve">&lt;/&gt; </w:t>
+      </w:r>
+      <w:proofErr w:type="spellStart"/>
+      <w:r>
+        <w:t>Bash</w:t>
+      </w:r>
+      <w:proofErr w:type="spellEnd"/>
+    </w:p>
+    <w:p>
+      <w:proofErr w:type="spellStart"/>
+      <w:r>
+        <w:t>mysqldump</w:t>
+      </w:r>
+      <w:proofErr w:type="spellEnd"/>
+      <w:r>
+        <w:t xml:space="preserve"> -u </w:t>
+      </w:r>
+      <w:proofErr w:type="spellStart"/>
+      <w:r>
+        <w:t>root</w:t>
+      </w:r>
+      <w:proofErr w:type="spellEnd"/>
+      <w:r>
+        <w:t xml:space="preserve"> -p </w:t>
+      </w:r>
+      <w:proofErr w:type="spellStart"/>
+      <w:r>
+        <w:t>base_datos</w:t>
+      </w:r>
+      <w:proofErr w:type="spellEnd"/>
+      <w:r>
+        <w:t xml:space="preserve"> &gt; </w:t>
+      </w:r>
+      <w:proofErr w:type="spellStart"/>
+      <w:r>
+        <w:t>respaldo.sql</w:t>
+      </w:r>
+      <w:proofErr w:type="spellEnd"/>
     </w:p>
     <w:p/>
     <w:p>
@@ -9520,13 +10224,44 @@
     </w:p>
     <w:p>
       <w:r>
-        <w:t>&lt;/&gt; Bash</w:t>
-      </w:r>
-    </w:p>
-    <w:p>
-      <w:r>
-        <w:t>mysql -u root -p base_datos &lt; respaldo.sql</w:t>
-      </w:r>
+        <w:t xml:space="preserve">&lt;/&gt; </w:t>
+      </w:r>
+      <w:proofErr w:type="spellStart"/>
+      <w:r>
+        <w:t>Bash</w:t>
+      </w:r>
+      <w:proofErr w:type="spellEnd"/>
+    </w:p>
+    <w:p>
+      <w:proofErr w:type="spellStart"/>
+      <w:r>
+        <w:t>mysql</w:t>
+      </w:r>
+      <w:proofErr w:type="spellEnd"/>
+      <w:r>
+        <w:t xml:space="preserve"> -u </w:t>
+      </w:r>
+      <w:proofErr w:type="spellStart"/>
+      <w:r>
+        <w:t>root</w:t>
+      </w:r>
+      <w:proofErr w:type="spellEnd"/>
+      <w:r>
+        <w:t xml:space="preserve"> -p </w:t>
+      </w:r>
+      <w:proofErr w:type="spellStart"/>
+      <w:r>
+        <w:t>base_datos</w:t>
+      </w:r>
+      <w:proofErr w:type="spellEnd"/>
+      <w:r>
+        <w:t xml:space="preserve"> &lt; </w:t>
+      </w:r>
+      <w:proofErr w:type="spellStart"/>
+      <w:r>
+        <w:t>respaldo.sql</w:t>
+      </w:r>
+      <w:proofErr w:type="spellEnd"/>
     </w:p>
     <w:p>
       <w:pPr>
@@ -9664,7 +10399,7 @@
                     </pic:cNvPicPr>
                   </pic:nvPicPr>
                   <pic:blipFill>
-                    <a:blip r:embed="rId17">
+                    <a:blip r:embed="rId14">
                       <a:extLst>
                         <a:ext uri="{28A0092B-C50C-407E-A947-70E740481C1C}">
                           <a14:useLocalDpi xmlns:a14="http://schemas.microsoft.com/office/drawing/2010/main" val="0"/>
@@ -9762,7 +10497,15 @@
         <w:t xml:space="preserve">: </w:t>
       </w:r>
       <w:r>
-        <w:t>(Backup)</w:t>
+        <w:t>(</w:t>
+      </w:r>
+      <w:proofErr w:type="spellStart"/>
+      <w:r>
+        <w:t>Backup</w:t>
+      </w:r>
+      <w:proofErr w:type="spellEnd"/>
+      <w:r>
+        <w:t>)</w:t>
       </w:r>
     </w:p>
     <w:p>
@@ -9780,7 +10523,15 @@
         <w:t xml:space="preserve">: </w:t>
       </w:r>
       <w:r>
-        <w:t>(Restore)</w:t>
+        <w:t>(</w:t>
+      </w:r>
+      <w:proofErr w:type="spellStart"/>
+      <w:r>
+        <w:t>Restore</w:t>
+      </w:r>
+      <w:proofErr w:type="spellEnd"/>
+      <w:r>
+        <w:t>)</w:t>
       </w:r>
     </w:p>
     <w:p/>
@@ -9895,7 +10646,7 @@
                     </pic:cNvPicPr>
                   </pic:nvPicPr>
                   <pic:blipFill>
-                    <a:blip r:embed="rId18">
+                    <a:blip r:embed="rId15">
                       <a:extLst>
                         <a:ext uri="{28A0092B-C50C-407E-A947-70E740481C1C}">
                           <a14:useLocalDpi xmlns:a14="http://schemas.microsoft.com/office/drawing/2010/main" val="0"/>
@@ -10162,62 +10913,218 @@
           <w:lang w:val="es-MX" w:eastAsia="es-CO"/>
         </w:rPr>
       </w:pPr>
+      <w:proofErr w:type="spellStart"/>
       <w:r>
         <w:rPr>
           <w:lang w:val="es-MX" w:eastAsia="es-CO"/>
         </w:rPr>
-        <w:t>Cormen, T. H., Leiserson, C. E., Rivest, R. L. &amp; Stein, C. (2022). Introduction to Algorithms (4th ed.). MIT Press.</w:t>
-      </w:r>
-    </w:p>
-    <w:p>
-      <w:pPr>
+        <w:t>Cormen</w:t>
+      </w:r>
+      <w:proofErr w:type="spellEnd"/>
+      <w:r>
         <w:rPr>
           <w:lang w:val="es-MX" w:eastAsia="es-CO"/>
         </w:rPr>
-      </w:pPr>
+        <w:t xml:space="preserve">, T. H., </w:t>
+      </w:r>
+      <w:proofErr w:type="spellStart"/>
       <w:r>
         <w:rPr>
           <w:lang w:val="es-MX" w:eastAsia="es-CO"/>
         </w:rPr>
-        <w:t>GeeksforGeeks. (s.f.). Database Management System Tutorial. https://www.geeksforgeeks.org/dbms/</w:t>
-      </w:r>
-    </w:p>
-    <w:p>
-      <w:pPr>
+        <w:t>Leiserson</w:t>
+      </w:r>
+      <w:proofErr w:type="spellEnd"/>
+      <w:r>
         <w:rPr>
           <w:lang w:val="es-MX" w:eastAsia="es-CO"/>
         </w:rPr>
-      </w:pPr>
+        <w:t xml:space="preserve">, C. E., Rivest, R. L. &amp; Stein, C. (2022). </w:t>
+      </w:r>
+      <w:proofErr w:type="spellStart"/>
       <w:r>
         <w:rPr>
           <w:lang w:val="es-MX" w:eastAsia="es-CO"/>
         </w:rPr>
-        <w:t>IBM. (s.f.). What is NoSQL? https://www.ibm.com/topics/nosql-databases</w:t>
-      </w:r>
-    </w:p>
-    <w:p>
-      <w:pPr>
+        <w:t>Introduction</w:t>
+      </w:r>
+      <w:proofErr w:type="spellEnd"/>
+      <w:r>
         <w:rPr>
           <w:lang w:val="es-MX" w:eastAsia="es-CO"/>
         </w:rPr>
-      </w:pPr>
+        <w:t xml:space="preserve"> </w:t>
+      </w:r>
+      <w:proofErr w:type="spellStart"/>
       <w:r>
         <w:rPr>
           <w:lang w:val="es-MX" w:eastAsia="es-CO"/>
         </w:rPr>
-        <w:t>Microsoft. (s.f.). SQL Server Documentation. https://learn.microsoft.com/sql/</w:t>
-      </w:r>
-    </w:p>
-    <w:p>
-      <w:pPr>
+        <w:t>to</w:t>
+      </w:r>
+      <w:proofErr w:type="spellEnd"/>
+      <w:r>
         <w:rPr>
           <w:lang w:val="es-MX" w:eastAsia="es-CO"/>
         </w:rPr>
-      </w:pPr>
+        <w:t xml:space="preserve"> </w:t>
+      </w:r>
+      <w:proofErr w:type="spellStart"/>
       <w:r>
         <w:rPr>
           <w:lang w:val="es-MX" w:eastAsia="es-CO"/>
         </w:rPr>
+        <w:t>Algorithms</w:t>
+      </w:r>
+      <w:proofErr w:type="spellEnd"/>
+      <w:r>
+        <w:rPr>
+          <w:lang w:val="es-MX" w:eastAsia="es-CO"/>
+        </w:rPr>
+        <w:t xml:space="preserve"> (4th ed.). MIT </w:t>
+      </w:r>
+      <w:proofErr w:type="spellStart"/>
+      <w:r>
+        <w:rPr>
+          <w:lang w:val="es-MX" w:eastAsia="es-CO"/>
+        </w:rPr>
+        <w:t>Press</w:t>
+      </w:r>
+      <w:proofErr w:type="spellEnd"/>
+      <w:r>
+        <w:rPr>
+          <w:lang w:val="es-MX" w:eastAsia="es-CO"/>
+        </w:rPr>
+        <w:t>.</w:t>
+      </w:r>
+    </w:p>
+    <w:p>
+      <w:pPr>
+        <w:rPr>
+          <w:lang w:val="es-MX" w:eastAsia="es-CO"/>
+        </w:rPr>
+      </w:pPr>
+      <w:proofErr w:type="spellStart"/>
+      <w:r>
+        <w:rPr>
+          <w:lang w:val="es-MX" w:eastAsia="es-CO"/>
+        </w:rPr>
+        <w:t>GeeksforGeeks</w:t>
+      </w:r>
+      <w:proofErr w:type="spellEnd"/>
+      <w:r>
+        <w:rPr>
+          <w:lang w:val="es-MX" w:eastAsia="es-CO"/>
+        </w:rPr>
+        <w:t xml:space="preserve">. (s.f.). </w:t>
+      </w:r>
+      <w:proofErr w:type="spellStart"/>
+      <w:r>
+        <w:rPr>
+          <w:lang w:val="es-MX" w:eastAsia="es-CO"/>
+        </w:rPr>
+        <w:t>Database</w:t>
+      </w:r>
+      <w:proofErr w:type="spellEnd"/>
+      <w:r>
+        <w:rPr>
+          <w:lang w:val="es-MX" w:eastAsia="es-CO"/>
+        </w:rPr>
+        <w:t xml:space="preserve"> Management </w:t>
+      </w:r>
+      <w:proofErr w:type="spellStart"/>
+      <w:r>
+        <w:rPr>
+          <w:lang w:val="es-MX" w:eastAsia="es-CO"/>
+        </w:rPr>
+        <w:t>System</w:t>
+      </w:r>
+      <w:proofErr w:type="spellEnd"/>
+      <w:r>
+        <w:rPr>
+          <w:lang w:val="es-MX" w:eastAsia="es-CO"/>
+        </w:rPr>
+        <w:t xml:space="preserve"> Tutorial. https://www.geeksforgeeks.org/dbms/</w:t>
+      </w:r>
+    </w:p>
+    <w:p>
+      <w:pPr>
+        <w:rPr>
+          <w:lang w:val="es-MX" w:eastAsia="es-CO"/>
+        </w:rPr>
+      </w:pPr>
+      <w:r>
+        <w:rPr>
+          <w:lang w:val="es-MX" w:eastAsia="es-CO"/>
+        </w:rPr>
+        <w:t xml:space="preserve">IBM. (s.f.). </w:t>
+      </w:r>
+      <w:proofErr w:type="spellStart"/>
+      <w:r>
+        <w:rPr>
+          <w:lang w:val="es-MX" w:eastAsia="es-CO"/>
+        </w:rPr>
+        <w:t>What</w:t>
+      </w:r>
+      <w:proofErr w:type="spellEnd"/>
+      <w:r>
+        <w:rPr>
+          <w:lang w:val="es-MX" w:eastAsia="es-CO"/>
+        </w:rPr>
+        <w:t xml:space="preserve"> </w:t>
+      </w:r>
+      <w:proofErr w:type="spellStart"/>
+      <w:r>
+        <w:rPr>
+          <w:lang w:val="es-MX" w:eastAsia="es-CO"/>
+        </w:rPr>
+        <w:t>is</w:t>
+      </w:r>
+      <w:proofErr w:type="spellEnd"/>
+      <w:r>
+        <w:rPr>
+          <w:lang w:val="es-MX" w:eastAsia="es-CO"/>
+        </w:rPr>
+        <w:t xml:space="preserve"> NoSQL? https://www.ibm.com/topics/nosql-databases</w:t>
+      </w:r>
+    </w:p>
+    <w:p>
+      <w:pPr>
+        <w:rPr>
+          <w:lang w:val="es-MX" w:eastAsia="es-CO"/>
+        </w:rPr>
+      </w:pPr>
+      <w:r>
+        <w:rPr>
+          <w:lang w:val="es-MX" w:eastAsia="es-CO"/>
+        </w:rPr>
+        <w:t xml:space="preserve">Microsoft. (s.f.). SQL Server </w:t>
+      </w:r>
+      <w:proofErr w:type="spellStart"/>
+      <w:r>
+        <w:rPr>
+          <w:lang w:val="es-MX" w:eastAsia="es-CO"/>
+        </w:rPr>
+        <w:t>Documentation</w:t>
+      </w:r>
+      <w:proofErr w:type="spellEnd"/>
+      <w:r>
+        <w:rPr>
+          <w:lang w:val="es-MX" w:eastAsia="es-CO"/>
+        </w:rPr>
+        <w:t>. https://learn.microsoft.com/sql/</w:t>
+      </w:r>
+    </w:p>
+    <w:p>
+      <w:pPr>
+        <w:rPr>
+          <w:lang w:val="es-MX" w:eastAsia="es-CO"/>
+        </w:rPr>
+      </w:pPr>
+      <w:r>
+        <w:rPr>
+          <w:lang w:val="es-MX" w:eastAsia="es-CO"/>
+        </w:rPr>
         <w:t>MongoDB Inc. (s.f.). MongoDB Manual. https://www.mongodb.com/docs/</w:t>
       </w:r>
     </w:p>
@@ -10244,20 +11151,90 @@
         <w:rPr>
           <w:lang w:val="es-MX" w:eastAsia="es-CO"/>
         </w:rPr>
-        <w:t>Oracle. (s.f.). Oracle Database Documentation. https://docs.oracle.com/en/database/oracle/oracle-database/</w:t>
-      </w:r>
-    </w:p>
-    <w:p>
-      <w:pPr>
+        <w:t xml:space="preserve">Oracle. (s.f.). Oracle </w:t>
+      </w:r>
+      <w:proofErr w:type="spellStart"/>
+      <w:r>
         <w:rPr>
           <w:lang w:val="es-MX" w:eastAsia="es-CO"/>
         </w:rPr>
-      </w:pPr>
+        <w:t>Database</w:t>
+      </w:r>
+      <w:proofErr w:type="spellEnd"/>
       <w:r>
         <w:rPr>
           <w:lang w:val="es-MX" w:eastAsia="es-CO"/>
         </w:rPr>
-        <w:t>PostgreSQL Global Development Group. (s.f.). PostgreSQL Documentation. https://www.postgresql.org/docs/</w:t>
+        <w:t xml:space="preserve"> </w:t>
+      </w:r>
+      <w:proofErr w:type="spellStart"/>
+      <w:r>
+        <w:rPr>
+          <w:lang w:val="es-MX" w:eastAsia="es-CO"/>
+        </w:rPr>
+        <w:t>Documentation</w:t>
+      </w:r>
+      <w:proofErr w:type="spellEnd"/>
+      <w:r>
+        <w:rPr>
+          <w:lang w:val="es-MX" w:eastAsia="es-CO"/>
+        </w:rPr>
+        <w:t>. https://docs.oracle.com/en/database/oracle/oracle-database/</w:t>
+      </w:r>
+    </w:p>
+    <w:p>
+      <w:pPr>
+        <w:rPr>
+          <w:lang w:val="es-MX" w:eastAsia="es-CO"/>
+        </w:rPr>
+      </w:pPr>
+      <w:r>
+        <w:rPr>
+          <w:lang w:val="es-MX" w:eastAsia="es-CO"/>
+        </w:rPr>
+        <w:t xml:space="preserve">PostgreSQL Global </w:t>
+      </w:r>
+      <w:proofErr w:type="spellStart"/>
+      <w:r>
+        <w:rPr>
+          <w:lang w:val="es-MX" w:eastAsia="es-CO"/>
+        </w:rPr>
+        <w:t>Development</w:t>
+      </w:r>
+      <w:proofErr w:type="spellEnd"/>
+      <w:r>
+        <w:rPr>
+          <w:lang w:val="es-MX" w:eastAsia="es-CO"/>
+        </w:rPr>
+        <w:t xml:space="preserve"> </w:t>
+      </w:r>
+      <w:proofErr w:type="spellStart"/>
+      <w:r>
+        <w:rPr>
+          <w:lang w:val="es-MX" w:eastAsia="es-CO"/>
+        </w:rPr>
+        <w:t>Group</w:t>
+      </w:r>
+      <w:proofErr w:type="spellEnd"/>
+      <w:r>
+        <w:rPr>
+          <w:lang w:val="es-MX" w:eastAsia="es-CO"/>
+        </w:rPr>
+        <w:t xml:space="preserve">. (s.f.). PostgreSQL </w:t>
+      </w:r>
+      <w:proofErr w:type="spellStart"/>
+      <w:r>
+        <w:rPr>
+          <w:lang w:val="es-MX" w:eastAsia="es-CO"/>
+        </w:rPr>
+        <w:t>Documentation</w:t>
+      </w:r>
+      <w:proofErr w:type="spellEnd"/>
+      <w:r>
+        <w:rPr>
+          <w:lang w:val="es-MX" w:eastAsia="es-CO"/>
+        </w:rPr>
+        <w:t>. https://www.postgresql.org/docs/</w:t>
       </w:r>
     </w:p>
     <w:p>
@@ -10458,8 +11435,10 @@
               </w:rPr>
             </w:pPr>
             <w:r>
-              <w:t>Responsable Ecosistema de Recursos Educativos Digitales (RED)</w:t>
+              <w:t>Profesional G06. Responsable Ecosistema de Recursos Educativos Digitales (RED)</w:t>
             </w:r>
+            <w:bookmarkStart w:id="38" w:name="_GoBack"/>
+            <w:bookmarkEnd w:id="38"/>
           </w:p>
         </w:tc>
         <w:tc>
@@ -10499,7 +11478,15 @@
               </w:rPr>
             </w:pPr>
             <w:r>
-              <w:t>Diana Rocío Possos Beltrán</w:t>
+              <w:t xml:space="preserve">Diana Rocío </w:t>
+            </w:r>
+            <w:proofErr w:type="spellStart"/>
+            <w:r>
+              <w:t>Possos</w:t>
+            </w:r>
+            <w:proofErr w:type="spellEnd"/>
+            <w:r>
+              <w:t xml:space="preserve"> Beltrán</w:t>
             </w:r>
           </w:p>
         </w:tc>
@@ -10561,8 +11548,13 @@
                 <w:lang w:val="es-ES" w:eastAsia="es-CO"/>
               </w:rPr>
             </w:pPr>
+            <w:proofErr w:type="spellStart"/>
             <w:r>
-              <w:t>Sebastian Trujillo Afanador</w:t>
+              <w:t>Sebastian</w:t>
+            </w:r>
+            <w:proofErr w:type="spellEnd"/>
+            <w:r>
+              <w:t xml:space="preserve"> Trujillo Afanador</w:t>
             </w:r>
           </w:p>
         </w:tc>
@@ -10749,8 +11741,13 @@
                 <w:lang w:val="es-ES" w:eastAsia="es-CO"/>
               </w:rPr>
             </w:pPr>
+            <w:proofErr w:type="spellStart"/>
             <w:r>
-              <w:t>Sebastian Trujillo Afanador</w:t>
+              <w:t>Sebastian</w:t>
+            </w:r>
+            <w:proofErr w:type="spellEnd"/>
+            <w:r>
+              <w:t xml:space="preserve"> Trujillo Afanador</w:t>
             </w:r>
           </w:p>
         </w:tc>
@@ -10816,8 +11813,13 @@
               </w:rPr>
             </w:pPr>
             <w:r>
-              <w:t>Ernesto Navarro Jaimes</w:t>
+              <w:t xml:space="preserve">Ernesto Navarro </w:t>
             </w:r>
+            <w:proofErr w:type="spellStart"/>
+            <w:r>
+              <w:t>Jaimes</w:t>
+            </w:r>
+            <w:proofErr w:type="spellEnd"/>
           </w:p>
         </w:tc>
         <w:tc>
@@ -10877,6 +11879,7 @@
               </w:rPr>
             </w:pPr>
             <w:r>
+              <w:lastRenderedPageBreak/>
               <w:t>Jorge Eduardo Rueda Peña</w:t>
             </w:r>
           </w:p>
@@ -10937,7 +11940,6 @@
               </w:rPr>
             </w:pPr>
             <w:r>
-              <w:lastRenderedPageBreak/>
               <w:t>Jorge Bustos Gómez</w:t>
             </w:r>
           </w:p>
@@ -11003,8 +12005,8 @@
       </w:pPr>
     </w:p>
     <w:sectPr>
-      <w:headerReference w:type="default" r:id="rId19"/>
-      <w:footerReference w:type="default" r:id="rId20"/>
+      <w:headerReference w:type="default" r:id="rId16"/>
+      <w:footerReference w:type="default" r:id="rId17"/>
       <w:pgSz w:w="12240" w:h="15840"/>
       <w:pgMar w:top="1701" w:right="1134" w:bottom="1134" w:left="1134" w:header="709" w:footer="737" w:gutter="0"/>
       <w:pgNumType w:start="1"/>
@@ -11016,7 +12018,7 @@
 </file>
 
 <file path=word/endnotes.xml><?xml version="1.0" encoding="utf-8"?>
-<w:endnotes xmlns:wpc="http://schemas.microsoft.com/office/word/2010/wordprocessingCanvas" xmlns:cx="http://schemas.microsoft.com/office/drawing/2014/chartex" xmlns:cx1="http://schemas.microsoft.com/office/drawing/2015/9/8/chartex" xmlns:cx2="http://schemas.microsoft.com/office/drawing/2015/10/21/chartex" xmlns:cx3="http://schemas.microsoft.com/office/drawing/2016/5/9/chartex" xmlns:cx4="http://schemas.microsoft.com/office/drawing/2016/5/10/chartex" xmlns:cx5="http://schemas.microsoft.com/office/drawing/2016/5/11/chartex" xmlns:cx6="http://schemas.microsoft.com/office/drawing/2016/5/12/chartex" xmlns:cx7="http://schemas.microsoft.com/office/drawing/2016/5/13/chartex" xmlns:cx8="http://schemas.microsoft.com/office/drawing/2016/5/14/chartex" xmlns:mc="http://schemas.openxmlformats.org/markup-compatibility/2006" xmlns:aink="http://schemas.microsoft.com/office/drawing/2016/ink" xmlns:am3d="http://schemas.microsoft.com/office/drawing/2017/model3d" xmlns:o="urn:schemas-microsoft-com:office:office" xmlns:r="http://schemas.openxmlformats.org/officeDocument/2006/relationships" xmlns:m="http://schemas.openxmlformats.org/officeDocument/2006/math" xmlns:v="urn:schemas-microsoft-com:vml" xmlns:wp14="http://schemas.microsoft.com/office/word/2010/wordprocessingDrawing" xmlns:wp="http://schemas.openxmlformats.org/drawingml/2006/wordprocessingDrawing" xmlns:w10="urn:schemas-microsoft-com:office:word" xmlns:w="http://schemas.openxmlformats.org/wordprocessingml/2006/main" xmlns:w14="http://schemas.microsoft.com/office/word/2010/wordml" xmlns:w15="http://schemas.microsoft.com/office/word/2012/wordml" xmlns:w16cex="http://schemas.microsoft.com/office/word/2018/wordml/cex" xmlns:w16cid="http://schemas.microsoft.com/office/word/2016/wordml/cid" xmlns:w16="http://schemas.microsoft.com/office/word/2018/wordml" xmlns:w16sdtdh="http://schemas.microsoft.com/office/word/2020/wordml/sdtdatahash" xmlns:w16se="http://schemas.microsoft.com/office/word/2015/wordml/symex" xmlns:wpg="http://schemas.microsoft.com/office/word/2010/wordprocessingGroup" xmlns:wpi="http://schemas.microsoft.com/office/word/2010/wordprocessingInk" xmlns:wne="http://schemas.microsoft.com/office/word/2006/wordml" xmlns:wps="http://schemas.microsoft.com/office/word/2010/wordprocessingShape" mc:Ignorable="w14 w15 w16se w16cid w16 w16cex w16sdtdh wp14">
+<w:endnotes xmlns:wpc="http://schemas.microsoft.com/office/word/2010/wordprocessingCanvas" xmlns:cx="http://schemas.microsoft.com/office/drawing/2014/chartex" xmlns:cx1="http://schemas.microsoft.com/office/drawing/2015/9/8/chartex" xmlns:cx2="http://schemas.microsoft.com/office/drawing/2015/10/21/chartex" xmlns:cx3="http://schemas.microsoft.com/office/drawing/2016/5/9/chartex" xmlns:cx4="http://schemas.microsoft.com/office/drawing/2016/5/10/chartex" xmlns:cx5="http://schemas.microsoft.com/office/drawing/2016/5/11/chartex" xmlns:cx6="http://schemas.microsoft.com/office/drawing/2016/5/12/chartex" xmlns:cx7="http://schemas.microsoft.com/office/drawing/2016/5/13/chartex" xmlns:cx8="http://schemas.microsoft.com/office/drawing/2016/5/14/chartex" xmlns:mc="http://schemas.openxmlformats.org/markup-compatibility/2006" xmlns:aink="http://schemas.microsoft.com/office/drawing/2016/ink" xmlns:am3d="http://schemas.microsoft.com/office/drawing/2017/model3d" xmlns:o="urn:schemas-microsoft-com:office:office" xmlns:r="http://schemas.openxmlformats.org/officeDocument/2006/relationships" xmlns:m="http://schemas.openxmlformats.org/officeDocument/2006/math" xmlns:v="urn:schemas-microsoft-com:vml" xmlns:wp14="http://schemas.microsoft.com/office/word/2010/wordprocessingDrawing" xmlns:wp="http://schemas.openxmlformats.org/drawingml/2006/wordprocessingDrawing" xmlns:w10="urn:schemas-microsoft-com:office:word" xmlns:w="http://schemas.openxmlformats.org/wordprocessingml/2006/main" xmlns:w14="http://schemas.microsoft.com/office/word/2010/wordml" xmlns:w15="http://schemas.microsoft.com/office/word/2012/wordml" xmlns:w16cid="http://schemas.microsoft.com/office/word/2016/wordml/cid" xmlns:w16se="http://schemas.microsoft.com/office/word/2015/wordml/symex" xmlns:wpg="http://schemas.microsoft.com/office/word/2010/wordprocessingGroup" xmlns:wpi="http://schemas.microsoft.com/office/word/2010/wordprocessingInk" xmlns:wne="http://schemas.microsoft.com/office/word/2006/wordml" xmlns:wps="http://schemas.microsoft.com/office/word/2010/wordprocessingShape" mc:Ignorable="w14 w15 w16se w16cid wp14">
   <w:endnote w:type="separator" w:id="-1">
     <w:p>
       <w:pPr>
@@ -11041,7 +12043,7 @@
 </file>
 
 <file path=word/footer1.xml><?xml version="1.0" encoding="utf-8"?>
-<w:ftr xmlns:wpc="http://schemas.microsoft.com/office/word/2010/wordprocessingCanvas" xmlns:cx="http://schemas.microsoft.com/office/drawing/2014/chartex" xmlns:cx1="http://schemas.microsoft.com/office/drawing/2015/9/8/chartex" xmlns:cx2="http://schemas.microsoft.com/office/drawing/2015/10/21/chartex" xmlns:cx3="http://schemas.microsoft.com/office/drawing/2016/5/9/chartex" xmlns:cx4="http://schemas.microsoft.com/office/drawing/2016/5/10/chartex" xmlns:cx5="http://schemas.microsoft.com/office/drawing/2016/5/11/chartex" xmlns:cx6="http://schemas.microsoft.com/office/drawing/2016/5/12/chartex" xmlns:cx7="http://schemas.microsoft.com/office/drawing/2016/5/13/chartex" xmlns:cx8="http://schemas.microsoft.com/office/drawing/2016/5/14/chartex" xmlns:mc="http://schemas.openxmlformats.org/markup-compatibility/2006" xmlns:aink="http://schemas.microsoft.com/office/drawing/2016/ink" xmlns:am3d="http://schemas.microsoft.com/office/drawing/2017/model3d" xmlns:o="urn:schemas-microsoft-com:office:office" xmlns:r="http://schemas.openxmlformats.org/officeDocument/2006/relationships" xmlns:m="http://schemas.openxmlformats.org/officeDocument/2006/math" xmlns:v="urn:schemas-microsoft-com:vml" xmlns:wp14="http://schemas.microsoft.com/office/word/2010/wordprocessingDrawing" xmlns:wp="http://schemas.openxmlformats.org/drawingml/2006/wordprocessingDrawing" xmlns:w10="urn:schemas-microsoft-com:office:word" xmlns:w="http://schemas.openxmlformats.org/wordprocessingml/2006/main" xmlns:w14="http://schemas.microsoft.com/office/word/2010/wordml" xmlns:w15="http://schemas.microsoft.com/office/word/2012/wordml" xmlns:w16cex="http://schemas.microsoft.com/office/word/2018/wordml/cex" xmlns:w16cid="http://schemas.microsoft.com/office/word/2016/wordml/cid" xmlns:w16="http://schemas.microsoft.com/office/word/2018/wordml" xmlns:w16sdtdh="http://schemas.microsoft.com/office/word/2020/wordml/sdtdatahash" xmlns:w16se="http://schemas.microsoft.com/office/word/2015/wordml/symex" xmlns:wpg="http://schemas.microsoft.com/office/word/2010/wordprocessingGroup" xmlns:wpi="http://schemas.microsoft.com/office/word/2010/wordprocessingInk" xmlns:wne="http://schemas.microsoft.com/office/word/2006/wordml" xmlns:wps="http://schemas.microsoft.com/office/word/2010/wordprocessingShape" mc:Ignorable="w14 w15 w16se w16cid w16 w16cex w16sdtdh wp14">
+<w:ftr xmlns:wpc="http://schemas.microsoft.com/office/word/2010/wordprocessingCanvas" xmlns:cx="http://schemas.microsoft.com/office/drawing/2014/chartex" xmlns:cx1="http://schemas.microsoft.com/office/drawing/2015/9/8/chartex" xmlns:cx2="http://schemas.microsoft.com/office/drawing/2015/10/21/chartex" xmlns:cx3="http://schemas.microsoft.com/office/drawing/2016/5/9/chartex" xmlns:cx4="http://schemas.microsoft.com/office/drawing/2016/5/10/chartex" xmlns:cx5="http://schemas.microsoft.com/office/drawing/2016/5/11/chartex" xmlns:cx6="http://schemas.microsoft.com/office/drawing/2016/5/12/chartex" xmlns:cx7="http://schemas.microsoft.com/office/drawing/2016/5/13/chartex" xmlns:cx8="http://schemas.microsoft.com/office/drawing/2016/5/14/chartex" xmlns:mc="http://schemas.openxmlformats.org/markup-compatibility/2006" xmlns:aink="http://schemas.microsoft.com/office/drawing/2016/ink" xmlns:am3d="http://schemas.microsoft.com/office/drawing/2017/model3d" xmlns:o="urn:schemas-microsoft-com:office:office" xmlns:r="http://schemas.openxmlformats.org/officeDocument/2006/relationships" xmlns:m="http://schemas.openxmlformats.org/officeDocument/2006/math" xmlns:v="urn:schemas-microsoft-com:vml" xmlns:wp14="http://schemas.microsoft.com/office/word/2010/wordprocessingDrawing" xmlns:wp="http://schemas.openxmlformats.org/drawingml/2006/wordprocessingDrawing" xmlns:w10="urn:schemas-microsoft-com:office:word" xmlns:w="http://schemas.openxmlformats.org/wordprocessingml/2006/main" xmlns:w14="http://schemas.microsoft.com/office/word/2010/wordml" xmlns:w15="http://schemas.microsoft.com/office/word/2012/wordml" xmlns:w16cid="http://schemas.microsoft.com/office/word/2016/wordml/cid" xmlns:w16se="http://schemas.microsoft.com/office/word/2015/wordml/symex" xmlns:wpg="http://schemas.microsoft.com/office/word/2010/wordprocessingGroup" xmlns:wpi="http://schemas.microsoft.com/office/word/2010/wordprocessingInk" xmlns:wne="http://schemas.microsoft.com/office/word/2006/wordml" xmlns:wps="http://schemas.microsoft.com/office/word/2010/wordprocessingShape" mc:Ignorable="w14 w15 w16se w16cid wp14">
   <w:p>
     <w:pPr>
       <w:pStyle w:val="Piedepgina"/>
@@ -11178,7 +12180,7 @@
 </file>
 
 <file path=word/footnotes.xml><?xml version="1.0" encoding="utf-8"?>
-<w:footnotes xmlns:wpc="http://schemas.microsoft.com/office/word/2010/wordprocessingCanvas" xmlns:cx="http://schemas.microsoft.com/office/drawing/2014/chartex" xmlns:cx1="http://schemas.microsoft.com/office/drawing/2015/9/8/chartex" xmlns:cx2="http://schemas.microsoft.com/office/drawing/2015/10/21/chartex" xmlns:cx3="http://schemas.microsoft.com/office/drawing/2016/5/9/chartex" xmlns:cx4="http://schemas.microsoft.com/office/drawing/2016/5/10/chartex" xmlns:cx5="http://schemas.microsoft.com/office/drawing/2016/5/11/chartex" xmlns:cx6="http://schemas.microsoft.com/office/drawing/2016/5/12/chartex" xmlns:cx7="http://schemas.microsoft.com/office/drawing/2016/5/13/chartex" xmlns:cx8="http://schemas.microsoft.com/office/drawing/2016/5/14/chartex" xmlns:mc="http://schemas.openxmlformats.org/markup-compatibility/2006" xmlns:aink="http://schemas.microsoft.com/office/drawing/2016/ink" xmlns:am3d="http://schemas.microsoft.com/office/drawing/2017/model3d" xmlns:o="urn:schemas-microsoft-com:office:office" xmlns:r="http://schemas.openxmlformats.org/officeDocument/2006/relationships" xmlns:m="http://schemas.openxmlformats.org/officeDocument/2006/math" xmlns:v="urn:schemas-microsoft-com:vml" xmlns:wp14="http://schemas.microsoft.com/office/word/2010/wordprocessingDrawing" xmlns:wp="http://schemas.openxmlformats.org/drawingml/2006/wordprocessingDrawing" xmlns:w10="urn:schemas-microsoft-com:office:word" xmlns:w="http://schemas.openxmlformats.org/wordprocessingml/2006/main" xmlns:w14="http://schemas.microsoft.com/office/word/2010/wordml" xmlns:w15="http://schemas.microsoft.com/office/word/2012/wordml" xmlns:w16cex="http://schemas.microsoft.com/office/word/2018/wordml/cex" xmlns:w16cid="http://schemas.microsoft.com/office/word/2016/wordml/cid" xmlns:w16="http://schemas.microsoft.com/office/word/2018/wordml" xmlns:w16sdtdh="http://schemas.microsoft.com/office/word/2020/wordml/sdtdatahash" xmlns:w16se="http://schemas.microsoft.com/office/word/2015/wordml/symex" xmlns:wpg="http://schemas.microsoft.com/office/word/2010/wordprocessingGroup" xmlns:wpi="http://schemas.microsoft.com/office/word/2010/wordprocessingInk" xmlns:wne="http://schemas.microsoft.com/office/word/2006/wordml" xmlns:wps="http://schemas.microsoft.com/office/word/2010/wordprocessingShape" mc:Ignorable="w14 w15 w16se w16cid w16 w16cex w16sdtdh wp14">
+<w:footnotes xmlns:wpc="http://schemas.microsoft.com/office/word/2010/wordprocessingCanvas" xmlns:cx="http://schemas.microsoft.com/office/drawing/2014/chartex" xmlns:cx1="http://schemas.microsoft.com/office/drawing/2015/9/8/chartex" xmlns:cx2="http://schemas.microsoft.com/office/drawing/2015/10/21/chartex" xmlns:cx3="http://schemas.microsoft.com/office/drawing/2016/5/9/chartex" xmlns:cx4="http://schemas.microsoft.com/office/drawing/2016/5/10/chartex" xmlns:cx5="http://schemas.microsoft.com/office/drawing/2016/5/11/chartex" xmlns:cx6="http://schemas.microsoft.com/office/drawing/2016/5/12/chartex" xmlns:cx7="http://schemas.microsoft.com/office/drawing/2016/5/13/chartex" xmlns:cx8="http://schemas.microsoft.com/office/drawing/2016/5/14/chartex" xmlns:mc="http://schemas.openxmlformats.org/markup-compatibility/2006" xmlns:aink="http://schemas.microsoft.com/office/drawing/2016/ink" xmlns:am3d="http://schemas.microsoft.com/office/drawing/2017/model3d" xmlns:o="urn:schemas-microsoft-com:office:office" xmlns:r="http://schemas.openxmlformats.org/officeDocument/2006/relationships" xmlns:m="http://schemas.openxmlformats.org/officeDocument/2006/math" xmlns:v="urn:schemas-microsoft-com:vml" xmlns:wp14="http://schemas.microsoft.com/office/word/2010/wordprocessingDrawing" xmlns:wp="http://schemas.openxmlformats.org/drawingml/2006/wordprocessingDrawing" xmlns:w10="urn:schemas-microsoft-com:office:word" xmlns:w="http://schemas.openxmlformats.org/wordprocessingml/2006/main" xmlns:w14="http://schemas.microsoft.com/office/word/2010/wordml" xmlns:w15="http://schemas.microsoft.com/office/word/2012/wordml" xmlns:w16cid="http://schemas.microsoft.com/office/word/2016/wordml/cid" xmlns:w16se="http://schemas.microsoft.com/office/word/2015/wordml/symex" xmlns:wpg="http://schemas.microsoft.com/office/word/2010/wordprocessingGroup" xmlns:wpi="http://schemas.microsoft.com/office/word/2010/wordprocessingInk" xmlns:wne="http://schemas.microsoft.com/office/word/2006/wordml" xmlns:wps="http://schemas.microsoft.com/office/word/2010/wordprocessingShape" mc:Ignorable="w14 w15 w16se w16cid wp14">
   <w:footnote w:type="separator" w:id="-1">
     <w:p>
       <w:pPr>
@@ -11203,7 +12205,7 @@
 </file>
 
 <file path=word/header1.xml><?xml version="1.0" encoding="utf-8"?>
-<w:hdr xmlns:wpc="http://schemas.microsoft.com/office/word/2010/wordprocessingCanvas" xmlns:cx="http://schemas.microsoft.com/office/drawing/2014/chartex" xmlns:cx1="http://schemas.microsoft.com/office/drawing/2015/9/8/chartex" xmlns:cx2="http://schemas.microsoft.com/office/drawing/2015/10/21/chartex" xmlns:cx3="http://schemas.microsoft.com/office/drawing/2016/5/9/chartex" xmlns:cx4="http://schemas.microsoft.com/office/drawing/2016/5/10/chartex" xmlns:cx5="http://schemas.microsoft.com/office/drawing/2016/5/11/chartex" xmlns:cx6="http://schemas.microsoft.com/office/drawing/2016/5/12/chartex" xmlns:cx7="http://schemas.microsoft.com/office/drawing/2016/5/13/chartex" xmlns:cx8="http://schemas.microsoft.com/office/drawing/2016/5/14/chartex" xmlns:mc="http://schemas.openxmlformats.org/markup-compatibility/2006" xmlns:aink="http://schemas.microsoft.com/office/drawing/2016/ink" xmlns:am3d="http://schemas.microsoft.com/office/drawing/2017/model3d" xmlns:o="urn:schemas-microsoft-com:office:office" xmlns:r="http://schemas.openxmlformats.org/officeDocument/2006/relationships" xmlns:m="http://schemas.openxmlformats.org/officeDocument/2006/math" xmlns:v="urn:schemas-microsoft-com:vml" xmlns:wp14="http://schemas.microsoft.com/office/word/2010/wordprocessingDrawing" xmlns:wp="http://schemas.openxmlformats.org/drawingml/2006/wordprocessingDrawing" xmlns:w10="urn:schemas-microsoft-com:office:word" xmlns:w="http://schemas.openxmlformats.org/wordprocessingml/2006/main" xmlns:w14="http://schemas.microsoft.com/office/word/2010/wordml" xmlns:w15="http://schemas.microsoft.com/office/word/2012/wordml" xmlns:w16cex="http://schemas.microsoft.com/office/word/2018/wordml/cex" xmlns:w16cid="http://schemas.microsoft.com/office/word/2016/wordml/cid" xmlns:w16="http://schemas.microsoft.com/office/word/2018/wordml" xmlns:w16sdtdh="http://schemas.microsoft.com/office/word/2020/wordml/sdtdatahash" xmlns:w16se="http://schemas.microsoft.com/office/word/2015/wordml/symex" xmlns:wpg="http://schemas.microsoft.com/office/word/2010/wordprocessingGroup" xmlns:wpi="http://schemas.microsoft.com/office/word/2010/wordprocessingInk" xmlns:wne="http://schemas.microsoft.com/office/word/2006/wordml" xmlns:wps="http://schemas.microsoft.com/office/word/2010/wordprocessingShape" mc:Ignorable="w14 w15 w16se w16cid w16 w16cex w16sdtdh wp14">
+<w:hdr xmlns:wpc="http://schemas.microsoft.com/office/word/2010/wordprocessingCanvas" xmlns:cx="http://schemas.microsoft.com/office/drawing/2014/chartex" xmlns:cx1="http://schemas.microsoft.com/office/drawing/2015/9/8/chartex" xmlns:cx2="http://schemas.microsoft.com/office/drawing/2015/10/21/chartex" xmlns:cx3="http://schemas.microsoft.com/office/drawing/2016/5/9/chartex" xmlns:cx4="http://schemas.microsoft.com/office/drawing/2016/5/10/chartex" xmlns:cx5="http://schemas.microsoft.com/office/drawing/2016/5/11/chartex" xmlns:cx6="http://schemas.microsoft.com/office/drawing/2016/5/12/chartex" xmlns:cx7="http://schemas.microsoft.com/office/drawing/2016/5/13/chartex" xmlns:cx8="http://schemas.microsoft.com/office/drawing/2016/5/14/chartex" xmlns:mc="http://schemas.openxmlformats.org/markup-compatibility/2006" xmlns:aink="http://schemas.microsoft.com/office/drawing/2016/ink" xmlns:am3d="http://schemas.microsoft.com/office/drawing/2017/model3d" xmlns:o="urn:schemas-microsoft-com:office:office" xmlns:r="http://schemas.openxmlformats.org/officeDocument/2006/relationships" xmlns:m="http://schemas.openxmlformats.org/officeDocument/2006/math" xmlns:v="urn:schemas-microsoft-com:vml" xmlns:wp14="http://schemas.microsoft.com/office/word/2010/wordprocessingDrawing" xmlns:wp="http://schemas.openxmlformats.org/drawingml/2006/wordprocessingDrawing" xmlns:w10="urn:schemas-microsoft-com:office:word" xmlns:w="http://schemas.openxmlformats.org/wordprocessingml/2006/main" xmlns:w14="http://schemas.microsoft.com/office/word/2010/wordml" xmlns:w15="http://schemas.microsoft.com/office/word/2012/wordml" xmlns:w16cid="http://schemas.microsoft.com/office/word/2016/wordml/cid" xmlns:w16se="http://schemas.microsoft.com/office/word/2015/wordml/symex" xmlns:wpg="http://schemas.microsoft.com/office/word/2010/wordprocessingGroup" xmlns:wpi="http://schemas.microsoft.com/office/word/2010/wordprocessingInk" xmlns:wne="http://schemas.microsoft.com/office/word/2006/wordml" xmlns:wps="http://schemas.microsoft.com/office/word/2010/wordprocessingShape" mc:Ignorable="w14 w15 w16se w16cid wp14">
   <w:p>
     <w:pPr>
       <w:pStyle w:val="Encabezado"/>
@@ -11275,7 +12277,7 @@
 </file>
 
 <file path=word/numbering.xml><?xml version="1.0" encoding="utf-8"?>
-<w:numbering xmlns:wpc="http://schemas.microsoft.com/office/word/2010/wordprocessingCanvas" xmlns:cx="http://schemas.microsoft.com/office/drawing/2014/chartex" xmlns:cx1="http://schemas.microsoft.com/office/drawing/2015/9/8/chartex" xmlns:cx2="http://schemas.microsoft.com/office/drawing/2015/10/21/chartex" xmlns:cx3="http://schemas.microsoft.com/office/drawing/2016/5/9/chartex" xmlns:cx4="http://schemas.microsoft.com/office/drawing/2016/5/10/chartex" xmlns:cx5="http://schemas.microsoft.com/office/drawing/2016/5/11/chartex" xmlns:cx6="http://schemas.microsoft.com/office/drawing/2016/5/12/chartex" xmlns:cx7="http://schemas.microsoft.com/office/drawing/2016/5/13/chartex" xmlns:cx8="http://schemas.microsoft.com/office/drawing/2016/5/14/chartex" xmlns:mc="http://schemas.openxmlformats.org/markup-compatibility/2006" xmlns:aink="http://schemas.microsoft.com/office/drawing/2016/ink" xmlns:am3d="http://schemas.microsoft.com/office/drawing/2017/model3d" xmlns:o="urn:schemas-microsoft-com:office:office" xmlns:r="http://schemas.openxmlformats.org/officeDocument/2006/relationships" xmlns:m="http://schemas.openxmlformats.org/officeDocument/2006/math" xmlns:v="urn:schemas-microsoft-com:vml" xmlns:wp14="http://schemas.microsoft.com/office/word/2010/wordprocessingDrawing" xmlns:wp="http://schemas.openxmlformats.org/drawingml/2006/wordprocessingDrawing" xmlns:w10="urn:schemas-microsoft-com:office:word" xmlns:w="http://schemas.openxmlformats.org/wordprocessingml/2006/main" xmlns:w14="http://schemas.microsoft.com/office/word/2010/wordml" xmlns:w15="http://schemas.microsoft.com/office/word/2012/wordml" xmlns:w16cex="http://schemas.microsoft.com/office/word/2018/wordml/cex" xmlns:w16cid="http://schemas.microsoft.com/office/word/2016/wordml/cid" xmlns:w16="http://schemas.microsoft.com/office/word/2018/wordml" xmlns:w16sdtdh="http://schemas.microsoft.com/office/word/2020/wordml/sdtdatahash" xmlns:w16se="http://schemas.microsoft.com/office/word/2015/wordml/symex" xmlns:wpg="http://schemas.microsoft.com/office/word/2010/wordprocessingGroup" xmlns:wpi="http://schemas.microsoft.com/office/word/2010/wordprocessingInk" xmlns:wne="http://schemas.microsoft.com/office/word/2006/wordml" xmlns:wps="http://schemas.microsoft.com/office/word/2010/wordprocessingShape" mc:Ignorable="w14 w15 w16se w16cid w16 w16cex w16sdtdh wp14">
+<w:numbering xmlns:wpc="http://schemas.microsoft.com/office/word/2010/wordprocessingCanvas" xmlns:cx="http://schemas.microsoft.com/office/drawing/2014/chartex" xmlns:cx1="http://schemas.microsoft.com/office/drawing/2015/9/8/chartex" xmlns:cx2="http://schemas.microsoft.com/office/drawing/2015/10/21/chartex" xmlns:cx3="http://schemas.microsoft.com/office/drawing/2016/5/9/chartex" xmlns:cx4="http://schemas.microsoft.com/office/drawing/2016/5/10/chartex" xmlns:cx5="http://schemas.microsoft.com/office/drawing/2016/5/11/chartex" xmlns:cx6="http://schemas.microsoft.com/office/drawing/2016/5/12/chartex" xmlns:cx7="http://schemas.microsoft.com/office/drawing/2016/5/13/chartex" xmlns:cx8="http://schemas.microsoft.com/office/drawing/2016/5/14/chartex" xmlns:mc="http://schemas.openxmlformats.org/markup-compatibility/2006" xmlns:aink="http://schemas.microsoft.com/office/drawing/2016/ink" xmlns:am3d="http://schemas.microsoft.com/office/drawing/2017/model3d" xmlns:o="urn:schemas-microsoft-com:office:office" xmlns:r="http://schemas.openxmlformats.org/officeDocument/2006/relationships" xmlns:m="http://schemas.openxmlformats.org/officeDocument/2006/math" xmlns:v="urn:schemas-microsoft-com:vml" xmlns:wp14="http://schemas.microsoft.com/office/word/2010/wordprocessingDrawing" xmlns:wp="http://schemas.openxmlformats.org/drawingml/2006/wordprocessingDrawing" xmlns:w10="urn:schemas-microsoft-com:office:word" xmlns:w="http://schemas.openxmlformats.org/wordprocessingml/2006/main" xmlns:w14="http://schemas.microsoft.com/office/word/2010/wordml" xmlns:w15="http://schemas.microsoft.com/office/word/2012/wordml" xmlns:w16cid="http://schemas.microsoft.com/office/word/2016/wordml/cid" xmlns:w16se="http://schemas.microsoft.com/office/word/2015/wordml/symex" xmlns:wpg="http://schemas.microsoft.com/office/word/2010/wordprocessingGroup" xmlns:wpi="http://schemas.microsoft.com/office/word/2010/wordprocessingInk" xmlns:wne="http://schemas.microsoft.com/office/word/2006/wordml" xmlns:wps="http://schemas.microsoft.com/office/word/2010/wordprocessingShape" mc:Ignorable="w14 w15 w16se w16cid wp14">
   <w:abstractNum w:abstractNumId="0" w15:restartNumberingAfterBreak="0">
     <w:nsid w:val="FFFFFF89"/>
     <w:multiLevelType w:val="singleLevel"/>
@@ -15248,8 +16250,8 @@
   <w:abstractNum w:abstractNumId="39" w15:restartNumberingAfterBreak="0">
     <w:nsid w:val="743558E5"/>
     <w:multiLevelType w:val="hybridMultilevel"/>
-    <w:tmpl w:val="A6C085E2"/>
-    <w:lvl w:ilvl="0" w:tplc="A1F49FA8">
+    <w:tmpl w:val="406CD608"/>
+    <w:lvl w:ilvl="0" w:tplc="786C4C2A">
       <w:start w:val="1"/>
       <w:numFmt w:val="decimal"/>
       <w:pStyle w:val="Figura"/>
@@ -16051,7 +17053,7 @@
 </file>
 
 <file path=word/styles.xml><?xml version="1.0" encoding="utf-8"?>
-<w:styles xmlns:mc="http://schemas.openxmlformats.org/markup-compatibility/2006" xmlns:r="http://schemas.openxmlformats.org/officeDocument/2006/relationships" xmlns:w="http://schemas.openxmlformats.org/wordprocessingml/2006/main" xmlns:w14="http://schemas.microsoft.com/office/word/2010/wordml" xmlns:w15="http://schemas.microsoft.com/office/word/2012/wordml" xmlns:w16cex="http://schemas.microsoft.com/office/word/2018/wordml/cex" xmlns:w16cid="http://schemas.microsoft.com/office/word/2016/wordml/cid" xmlns:w16="http://schemas.microsoft.com/office/word/2018/wordml" xmlns:w16sdtdh="http://schemas.microsoft.com/office/word/2020/wordml/sdtdatahash" xmlns:w16se="http://schemas.microsoft.com/office/word/2015/wordml/symex" mc:Ignorable="w14 w15 w16se w16cid w16 w16cex w16sdtdh">
+<w:styles xmlns:mc="http://schemas.openxmlformats.org/markup-compatibility/2006" xmlns:r="http://schemas.openxmlformats.org/officeDocument/2006/relationships" xmlns:w="http://schemas.openxmlformats.org/wordprocessingml/2006/main" xmlns:w14="http://schemas.microsoft.com/office/word/2010/wordml" xmlns:w15="http://schemas.microsoft.com/office/word/2012/wordml" xmlns:w16cid="http://schemas.microsoft.com/office/word/2016/wordml/cid" xmlns:w16se="http://schemas.microsoft.com/office/word/2015/wordml/symex" mc:Ignorable="w14 w15 w16se w16cid">
   <w:docDefaults>
     <w:rPrDefault>
       <w:rPr>
@@ -16061,7 +17063,7 @@
     </w:rPrDefault>
     <w:pPrDefault/>
   </w:docDefaults>
-  <w:latentStyles w:defLockedState="0" w:defUIPriority="99" w:defSemiHidden="0" w:defUnhideWhenUsed="0" w:defQFormat="0" w:count="376">
+  <w:latentStyles w:defLockedState="0" w:defUIPriority="99" w:defSemiHidden="0" w:defUnhideWhenUsed="0" w:defQFormat="0" w:count="375">
     <w:lsdException w:name="Normal" w:uiPriority="0" w:qFormat="1"/>
     <w:lsdException w:name="heading 1" w:uiPriority="9" w:qFormat="1"/>
     <w:lsdException w:name="heading 2" w:semiHidden="1" w:uiPriority="9" w:unhideWhenUsed="1" w:qFormat="1"/>
@@ -16167,6 +17169,7 @@
     <w:lsdException w:name="HTML Sample" w:semiHidden="1" w:unhideWhenUsed="1"/>
     <w:lsdException w:name="HTML Typewriter" w:semiHidden="1" w:unhideWhenUsed="1"/>
     <w:lsdException w:name="HTML Variable" w:semiHidden="1" w:unhideWhenUsed="1"/>
+    <w:lsdException w:name="Normal Table" w:semiHidden="1" w:unhideWhenUsed="1"/>
     <w:lsdException w:name="annotation subject" w:semiHidden="1" w:unhideWhenUsed="1"/>
     <w:lsdException w:name="No List" w:semiHidden="1" w:unhideWhenUsed="1"/>
     <w:lsdException w:name="Outline List 1" w:semiHidden="1" w:unhideWhenUsed="1"/>
@@ -16213,8 +17216,10 @@
     <w:lsdException w:name="Table Subtle 2" w:semiHidden="1" w:unhideWhenUsed="1"/>
     <w:lsdException w:name="Table Web 1" w:semiHidden="1" w:unhideWhenUsed="1"/>
     <w:lsdException w:name="Table Web 2" w:semiHidden="1" w:unhideWhenUsed="1"/>
+    <w:lsdException w:name="Table Web 3" w:semiHidden="1" w:unhideWhenUsed="1"/>
     <w:lsdException w:name="Balloon Text" w:semiHidden="1" w:unhideWhenUsed="1"/>
     <w:lsdException w:name="Table Grid" w:uiPriority="39"/>
+    <w:lsdException w:name="Table Theme" w:semiHidden="1" w:unhideWhenUsed="1"/>
     <w:lsdException w:name="Placeholder Text" w:semiHidden="1"/>
     <w:lsdException w:name="No Spacing" w:uiPriority="1" w:qFormat="1"/>
     <w:lsdException w:name="Light Shading" w:uiPriority="60"/>
@@ -16434,7 +17439,6 @@
     <w:lsdException w:name="Smart Hyperlink" w:semiHidden="1" w:unhideWhenUsed="1"/>
     <w:lsdException w:name="Hashtag" w:semiHidden="1" w:unhideWhenUsed="1"/>
     <w:lsdException w:name="Unresolved Mention" w:semiHidden="1" w:unhideWhenUsed="1"/>
-    <w:lsdException w:name="Smart Link" w:semiHidden="1" w:unhideWhenUsed="1"/>
   </w:latentStyles>
   <w:style w:type="paragraph" w:default="1" w:styleId="Normal">
     <w:name w:val="Normal"/>
@@ -16787,7 +17791,7 @@
     <w:link w:val="FiguraCar"/>
     <w:autoRedefine/>
     <w:qFormat/>
-    <w:rsid w:val="00442B32"/>
+    <w:rsid w:val="005B519D"/>
     <w:pPr>
       <w:numPr>
         <w:numId w:val="6"/>
@@ -16798,7 +17802,7 @@
     </w:pPr>
     <w:rPr>
       <w:rFonts w:cs="Times New Roman (Cuerpo en alfa"/>
-      <w:bCs/>
+      <w:b/>
       <w:color w:val="000000"/>
       <w:kern w:val="0"/>
       <w:szCs w:val="24"/>
@@ -16809,10 +17813,10 @@
     <w:name w:val="Figura Car"/>
     <w:basedOn w:val="Fuentedeprrafopredeter"/>
     <w:link w:val="Figura"/>
-    <w:rsid w:val="00442B32"/>
+    <w:rsid w:val="005B519D"/>
     <w:rPr>
       <w:rFonts w:cs="Times New Roman (Cuerpo en alfa"/>
-      <w:bCs/>
+      <w:b/>
       <w:color w:val="000000"/>
       <w:sz w:val="28"/>
       <w:szCs w:val="24"/>
@@ -17756,12 +18760,7 @@
 </file>
 
 <file path=customXml/item1.xml><?xml version="1.0" encoding="utf-8"?>
-<?mso-contentType ?>
-<FormTemplates xmlns="http://schemas.microsoft.com/sharepoint/v3/contenttype/forms">
-  <Display>DocumentLibraryForm</Display>
-  <Edit>DocumentLibraryForm</Edit>
-  <New>DocumentLibraryForm</New>
-</FormTemplates>
+<b:Sources xmlns:b="http://schemas.openxmlformats.org/officeDocument/2006/bibliography" xmlns="http://schemas.openxmlformats.org/officeDocument/2006/bibliography" SelectedStyle="\APASixthEditionOfficeOnline.xsl" StyleName="APA" Version="6"/>
 </file>
 
 <file path=customXml/item2.xml><?xml version="1.0" encoding="utf-8"?>
@@ -18000,7 +18999,12 @@
 </file>
 
 <file path=customXml/item3.xml><?xml version="1.0" encoding="utf-8"?>
-<b:Sources xmlns:b="http://schemas.openxmlformats.org/officeDocument/2006/bibliography" xmlns="http://schemas.openxmlformats.org/officeDocument/2006/bibliography" SelectedStyle="\APASixthEditionOfficeOnline.xsl" StyleName="APA" Version="6"/>
+<?mso-contentType ?>
+<FormTemplates xmlns="http://schemas.microsoft.com/sharepoint/v3/contenttype/forms">
+  <Display>DocumentLibraryForm</Display>
+  <Edit>DocumentLibraryForm</Edit>
+  <New>DocumentLibraryForm</New>
+</FormTemplates>
 </file>
 
 <file path=customXml/item4.xml><?xml version="1.0" encoding="utf-8"?>
@@ -18015,47 +19019,21 @@
 </file>
 
 <file path=customXml/itemProps1.xml><?xml version="1.0" encoding="utf-8"?>
-<ds:datastoreItem xmlns:ds="http://schemas.openxmlformats.org/officeDocument/2006/customXml" ds:itemID="{7E59172D-501C-481D-8D81-71CC1C00F897}">
-  <ds:schemaRefs>
-    <ds:schemaRef ds:uri="http://schemas.microsoft.com/sharepoint/v3/contenttype/forms"/>
-  </ds:schemaRefs>
-</ds:datastoreItem>
-</file>
-
-<file path=customXml/itemProps2.xml><?xml version="1.0" encoding="utf-8"?>
-<ds:datastoreItem xmlns:ds="http://schemas.openxmlformats.org/officeDocument/2006/customXml" ds:itemID="{95D9853F-E4F1-478C-8BFA-5D5E19B6594A}">
-  <ds:schemaRefs>
-    <ds:schemaRef ds:uri="http://schemas.microsoft.com/office/2006/metadata/contentType"/>
-    <ds:schemaRef ds:uri="http://schemas.microsoft.com/office/2006/metadata/properties/metaAttributes"/>
-    <ds:schemaRef ds:uri="http://www.w3.org/2001/XMLSchema"/>
-    <ds:schemaRef ds:uri="http://schemas.microsoft.com/office/2006/metadata/properties"/>
-    <ds:schemaRef ds:uri="13c90a0b-73bc-4dc0-be5f-28d77b615beb"/>
-    <ds:schemaRef ds:uri="13c93bba-48ce-428c-bfe5-88b42c19b028"/>
-    <ds:schemaRef ds:uri="http://schemas.microsoft.com/office/2006/documentManagement/types"/>
-    <ds:schemaRef ds:uri="http://schemas.microsoft.com/office/infopath/2007/PartnerControls"/>
-    <ds:schemaRef ds:uri="http://schemas.openxmlformats.org/package/2006/metadata/core-properties"/>
-    <ds:schemaRef ds:uri="http://purl.org/dc/elements/1.1/"/>
-    <ds:schemaRef ds:uri="http://purl.org/dc/terms/"/>
-    <ds:schemaRef ds:uri="http://schemas.microsoft.com/internal/obd"/>
-  </ds:schemaRefs>
-</ds:datastoreItem>
-</file>
-
-<file path=customXml/itemProps3.xml><?xml version="1.0" encoding="utf-8"?>
-<ds:datastoreItem xmlns:ds="http://schemas.openxmlformats.org/officeDocument/2006/customXml" ds:itemID="{160A432A-41CF-4BC1-8D53-B4AE97574BCA}">
+<ds:datastoreItem xmlns:ds="http://schemas.openxmlformats.org/officeDocument/2006/customXml" ds:itemID="{4BA9C9CE-C6FF-495B-A2BD-0D4060BDA59F}">
   <ds:schemaRefs>
     <ds:schemaRef ds:uri="http://schemas.openxmlformats.org/officeDocument/2006/bibliography"/>
   </ds:schemaRefs>
 </ds:datastoreItem>
 </file>
 
+<file path=customXml/itemProps2.xml><?xml version="1.0" encoding="utf-8"?>
+<ds:datastoreItem xmlns:ds="http://schemas.openxmlformats.org/officeDocument/2006/customXml" ds:itemID="{E8E34BF9-48E9-470B-9143-7EF2FB123CBD}"/>
+</file>
+
+<file path=customXml/itemProps3.xml><?xml version="1.0" encoding="utf-8"?>
+<ds:datastoreItem xmlns:ds="http://schemas.openxmlformats.org/officeDocument/2006/customXml" ds:itemID="{FE283A86-5200-42EF-9A6D-9C2142E136A2}"/>
+</file>
+
 <file path=customXml/itemProps4.xml><?xml version="1.0" encoding="utf-8"?>
-<ds:datastoreItem xmlns:ds="http://schemas.openxmlformats.org/officeDocument/2006/customXml" ds:itemID="{0028FC52-0CD3-4905-873A-0539565B539B}">
-  <ds:schemaRefs>
-    <ds:schemaRef ds:uri="http://schemas.microsoft.com/office/2006/metadata/properties"/>
-    <ds:schemaRef ds:uri="http://schemas.microsoft.com/office/infopath/2007/PartnerControls"/>
-    <ds:schemaRef ds:uri="13c90a0b-73bc-4dc0-be5f-28d77b615beb"/>
-    <ds:schemaRef ds:uri="13c93bba-48ce-428c-bfe5-88b42c19b028"/>
-  </ds:schemaRefs>
-</ds:datastoreItem>
+<ds:datastoreItem xmlns:ds="http://schemas.openxmlformats.org/officeDocument/2006/customXml" ds:itemID="{72BB262D-B0CF-4424-AD3F-6586BE1966E0}"/>
 </file>